--- a/Lab_3/Звіт Трофимова Володимира група ФЕі-42 лаб№3.docx
+++ b/Lab_3/Звіт Трофимова Володимира група ФЕі-42 лаб№3.docx
@@ -260,6 +260,7 @@
         </w:rPr>
         <w:t>«</w:t>
       </w:r>
+      <w:proofErr w:type="spellStart"/>
       <w:r>
         <w:rPr>
           <w:rFonts w:ascii="Times New Roman" w:hAnsi="Times New Roman" w:cs="Times New Roman"/>
@@ -267,7 +268,17 @@
           <w:bCs/>
           <w:sz w:val="28"/>
         </w:rPr>
-        <w:t>Retry (Повтор)</w:t>
+        <w:t>Retry</w:t>
+      </w:r>
+      <w:proofErr w:type="spellEnd"/>
+      <w:r>
+        <w:rPr>
+          <w:rFonts w:ascii="Times New Roman" w:hAnsi="Times New Roman" w:cs="Times New Roman"/>
+          <w:b/>
+          <w:bCs/>
+          <w:sz w:val="28"/>
+        </w:rPr>
+        <w:t xml:space="preserve"> (Повтор)</w:t>
       </w:r>
       <w:r>
         <w:rPr>
@@ -451,13 +462,23 @@
         </w:rPr>
         <w:t xml:space="preserve"> </w:t>
       </w:r>
-      <w:r>
-        <w:rPr>
-          <w:rFonts w:ascii="Times New Roman" w:hAnsi="Times New Roman" w:cs="Times New Roman"/>
-          <w:bCs/>
-          <w:sz w:val="28"/>
-        </w:rPr>
-        <w:t>Керод Т</w:t>
+      <w:proofErr w:type="spellStart"/>
+      <w:r>
+        <w:rPr>
+          <w:rFonts w:ascii="Times New Roman" w:hAnsi="Times New Roman" w:cs="Times New Roman"/>
+          <w:bCs/>
+          <w:sz w:val="28"/>
+        </w:rPr>
+        <w:t>Керод</w:t>
+      </w:r>
+      <w:proofErr w:type="spellEnd"/>
+      <w:r>
+        <w:rPr>
+          <w:rFonts w:ascii="Times New Roman" w:hAnsi="Times New Roman" w:cs="Times New Roman"/>
+          <w:bCs/>
+          <w:sz w:val="28"/>
+        </w:rPr>
+        <w:t xml:space="preserve"> Т</w:t>
       </w:r>
       <w:r>
         <w:rPr>
@@ -1441,7 +1462,43 @@
           <w:bCs/>
           <w:sz w:val="28"/>
         </w:rPr>
-        <w:t>Підвищення надійності взаємодії з нестабільними сервісами за допомогою патерну Retry.</w:t>
+        <w:t xml:space="preserve">Підвищення надійності взаємодії з нестабільними сервісами за допомогою </w:t>
+      </w:r>
+      <w:proofErr w:type="spellStart"/>
+      <w:r>
+        <w:rPr>
+          <w:rFonts w:ascii="Times New Roman" w:hAnsi="Times New Roman" w:cs="Times New Roman"/>
+          <w:bCs/>
+          <w:sz w:val="28"/>
+        </w:rPr>
+        <w:t>патерну</w:t>
+      </w:r>
+      <w:proofErr w:type="spellEnd"/>
+      <w:r>
+        <w:rPr>
+          <w:rFonts w:ascii="Times New Roman" w:hAnsi="Times New Roman" w:cs="Times New Roman"/>
+          <w:bCs/>
+          <w:sz w:val="28"/>
+        </w:rPr>
+        <w:t xml:space="preserve"> </w:t>
+      </w:r>
+      <w:proofErr w:type="spellStart"/>
+      <w:r>
+        <w:rPr>
+          <w:rFonts w:ascii="Times New Roman" w:hAnsi="Times New Roman" w:cs="Times New Roman"/>
+          <w:bCs/>
+          <w:sz w:val="28"/>
+        </w:rPr>
+        <w:t>Retry</w:t>
+      </w:r>
+      <w:proofErr w:type="spellEnd"/>
+      <w:r>
+        <w:rPr>
+          <w:rFonts w:ascii="Times New Roman" w:hAnsi="Times New Roman" w:cs="Times New Roman"/>
+          <w:bCs/>
+          <w:sz w:val="28"/>
+        </w:rPr>
+        <w:t>.</w:t>
       </w:r>
     </w:p>
     <w:p>
@@ -1480,7 +1537,115 @@
           <w:bCs/>
           <w:sz w:val="28"/>
         </w:rPr>
-        <w:t>Дослідження принципу роботи патерну Retry (Повтор). Необхідно створити механізм безпечного повторного виконання асинхронних операцій у разі виникнення транзитних збоїв, реалізувати різні стратегії пауз (constant, exponential, exponentialJitter), фільтрацію помилок (retryOn), а також продемонструвати працездатність системи шляхом перевірки через HTTP-запити.</w:t>
+        <w:t xml:space="preserve">Дослідження принципу роботи </w:t>
+      </w:r>
+      <w:proofErr w:type="spellStart"/>
+      <w:r>
+        <w:rPr>
+          <w:rFonts w:ascii="Times New Roman" w:hAnsi="Times New Roman" w:cs="Times New Roman"/>
+          <w:bCs/>
+          <w:sz w:val="28"/>
+        </w:rPr>
+        <w:t>патерну</w:t>
+      </w:r>
+      <w:proofErr w:type="spellEnd"/>
+      <w:r>
+        <w:rPr>
+          <w:rFonts w:ascii="Times New Roman" w:hAnsi="Times New Roman" w:cs="Times New Roman"/>
+          <w:bCs/>
+          <w:sz w:val="28"/>
+        </w:rPr>
+        <w:t xml:space="preserve"> </w:t>
+      </w:r>
+      <w:proofErr w:type="spellStart"/>
+      <w:r>
+        <w:rPr>
+          <w:rFonts w:ascii="Times New Roman" w:hAnsi="Times New Roman" w:cs="Times New Roman"/>
+          <w:bCs/>
+          <w:sz w:val="28"/>
+        </w:rPr>
+        <w:t>Retry</w:t>
+      </w:r>
+      <w:proofErr w:type="spellEnd"/>
+      <w:r>
+        <w:rPr>
+          <w:rFonts w:ascii="Times New Roman" w:hAnsi="Times New Roman" w:cs="Times New Roman"/>
+          <w:bCs/>
+          <w:sz w:val="28"/>
+        </w:rPr>
+        <w:t xml:space="preserve"> (Повтор). Необхідно створити механізм безпечного повторного виконання асинхронних операцій у разі виникнення транзитних збоїв, реалізувати різні стратегії пауз (</w:t>
+      </w:r>
+      <w:proofErr w:type="spellStart"/>
+      <w:r>
+        <w:rPr>
+          <w:rFonts w:ascii="Times New Roman" w:hAnsi="Times New Roman" w:cs="Times New Roman"/>
+          <w:bCs/>
+          <w:sz w:val="28"/>
+        </w:rPr>
+        <w:t>constant</w:t>
+      </w:r>
+      <w:proofErr w:type="spellEnd"/>
+      <w:r>
+        <w:rPr>
+          <w:rFonts w:ascii="Times New Roman" w:hAnsi="Times New Roman" w:cs="Times New Roman"/>
+          <w:bCs/>
+          <w:sz w:val="28"/>
+        </w:rPr>
+        <w:t xml:space="preserve">, </w:t>
+      </w:r>
+      <w:proofErr w:type="spellStart"/>
+      <w:r>
+        <w:rPr>
+          <w:rFonts w:ascii="Times New Roman" w:hAnsi="Times New Roman" w:cs="Times New Roman"/>
+          <w:bCs/>
+          <w:sz w:val="28"/>
+        </w:rPr>
+        <w:t>exponential</w:t>
+      </w:r>
+      <w:proofErr w:type="spellEnd"/>
+      <w:r>
+        <w:rPr>
+          <w:rFonts w:ascii="Times New Roman" w:hAnsi="Times New Roman" w:cs="Times New Roman"/>
+          <w:bCs/>
+          <w:sz w:val="28"/>
+        </w:rPr>
+        <w:t xml:space="preserve">, </w:t>
+      </w:r>
+      <w:proofErr w:type="spellStart"/>
+      <w:r>
+        <w:rPr>
+          <w:rFonts w:ascii="Times New Roman" w:hAnsi="Times New Roman" w:cs="Times New Roman"/>
+          <w:bCs/>
+          <w:sz w:val="28"/>
+        </w:rPr>
+        <w:t>exponentialJitter</w:t>
+      </w:r>
+      <w:proofErr w:type="spellEnd"/>
+      <w:r>
+        <w:rPr>
+          <w:rFonts w:ascii="Times New Roman" w:hAnsi="Times New Roman" w:cs="Times New Roman"/>
+          <w:bCs/>
+          <w:sz w:val="28"/>
+        </w:rPr>
+        <w:t>), фільтрацію помилок (</w:t>
+      </w:r>
+      <w:proofErr w:type="spellStart"/>
+      <w:r>
+        <w:rPr>
+          <w:rFonts w:ascii="Times New Roman" w:hAnsi="Times New Roman" w:cs="Times New Roman"/>
+          <w:bCs/>
+          <w:sz w:val="28"/>
+        </w:rPr>
+        <w:t>retryOn</w:t>
+      </w:r>
+      <w:proofErr w:type="spellEnd"/>
+      <w:r>
+        <w:rPr>
+          <w:rFonts w:ascii="Times New Roman" w:hAnsi="Times New Roman" w:cs="Times New Roman"/>
+          <w:bCs/>
+          <w:sz w:val="28"/>
+        </w:rPr>
+        <w:t>), а також продемонструвати працездатність системи шляхом перевірки через HTTP-запити.</w:t>
       </w:r>
     </w:p>
     <w:p>
@@ -1614,6 +1779,7 @@
                 <w:lang w:val="en-US"/>
               </w:rPr>
             </w:pPr>
+            <w:proofErr w:type="spellStart"/>
             <w:r>
               <w:rPr>
                 <w:rFonts w:ascii="Times New Roman" w:hAnsi="Times New Roman" w:cs="Times New Roman"/>
@@ -1622,6 +1788,7 @@
               </w:rPr>
               <w:t>maxAttempts</w:t>
             </w:r>
+            <w:proofErr w:type="spellEnd"/>
           </w:p>
         </w:tc>
         <w:tc>
@@ -1691,6 +1858,7 @@
                 <w:sz w:val="28"/>
               </w:rPr>
             </w:pPr>
+            <w:proofErr w:type="spellStart"/>
             <w:r>
               <w:rPr>
                 <w:rFonts w:ascii="Times New Roman" w:hAnsi="Times New Roman" w:cs="Times New Roman"/>
@@ -1699,6 +1867,7 @@
               </w:rPr>
               <w:t>strategy</w:t>
             </w:r>
+            <w:proofErr w:type="spellEnd"/>
           </w:p>
         </w:tc>
         <w:tc>
@@ -1717,6 +1886,7 @@
                 <w:lang w:val="en-US"/>
               </w:rPr>
             </w:pPr>
+            <w:proofErr w:type="spellStart"/>
             <w:r>
               <w:rPr>
                 <w:rFonts w:ascii="Times New Roman" w:hAnsi="Times New Roman" w:cs="Times New Roman"/>
@@ -1725,6 +1895,7 @@
               </w:rPr>
               <w:t>exponential</w:t>
             </w:r>
+            <w:proofErr w:type="spellEnd"/>
           </w:p>
         </w:tc>
         <w:tc>
@@ -1748,7 +1919,61 @@
                 <w:bCs/>
                 <w:sz w:val="28"/>
               </w:rPr>
-              <w:t>Стратегія обчислення затримки між спробами (constant, exponential, exponentialJitter)</w:t>
+              <w:t>Стратегія обчислення затримки між спробами (</w:t>
+            </w:r>
+            <w:proofErr w:type="spellStart"/>
+            <w:r>
+              <w:rPr>
+                <w:rFonts w:ascii="Times New Roman" w:hAnsi="Times New Roman" w:cs="Times New Roman"/>
+                <w:bCs/>
+                <w:sz w:val="28"/>
+              </w:rPr>
+              <w:t>constant</w:t>
+            </w:r>
+            <w:proofErr w:type="spellEnd"/>
+            <w:r>
+              <w:rPr>
+                <w:rFonts w:ascii="Times New Roman" w:hAnsi="Times New Roman" w:cs="Times New Roman"/>
+                <w:bCs/>
+                <w:sz w:val="28"/>
+              </w:rPr>
+              <w:t xml:space="preserve">, </w:t>
+            </w:r>
+            <w:proofErr w:type="spellStart"/>
+            <w:r>
+              <w:rPr>
+                <w:rFonts w:ascii="Times New Roman" w:hAnsi="Times New Roman" w:cs="Times New Roman"/>
+                <w:bCs/>
+                <w:sz w:val="28"/>
+              </w:rPr>
+              <w:t>exponential</w:t>
+            </w:r>
+            <w:proofErr w:type="spellEnd"/>
+            <w:r>
+              <w:rPr>
+                <w:rFonts w:ascii="Times New Roman" w:hAnsi="Times New Roman" w:cs="Times New Roman"/>
+                <w:bCs/>
+                <w:sz w:val="28"/>
+              </w:rPr>
+              <w:t xml:space="preserve">, </w:t>
+            </w:r>
+            <w:proofErr w:type="spellStart"/>
+            <w:r>
+              <w:rPr>
+                <w:rFonts w:ascii="Times New Roman" w:hAnsi="Times New Roman" w:cs="Times New Roman"/>
+                <w:bCs/>
+                <w:sz w:val="28"/>
+              </w:rPr>
+              <w:t>exponentialJitter</w:t>
+            </w:r>
+            <w:proofErr w:type="spellEnd"/>
+            <w:r>
+              <w:rPr>
+                <w:rFonts w:ascii="Times New Roman" w:hAnsi="Times New Roman" w:cs="Times New Roman"/>
+                <w:bCs/>
+                <w:sz w:val="28"/>
+              </w:rPr>
+              <w:t>)</w:t>
             </w:r>
           </w:p>
         </w:tc>
@@ -1769,6 +1994,7 @@
                 <w:sz w:val="28"/>
               </w:rPr>
             </w:pPr>
+            <w:proofErr w:type="spellStart"/>
             <w:r>
               <w:rPr>
                 <w:rFonts w:ascii="Times New Roman" w:hAnsi="Times New Roman" w:cs="Times New Roman"/>
@@ -1777,6 +2003,7 @@
               </w:rPr>
               <w:t>baseDelayMs</w:t>
             </w:r>
+            <w:proofErr w:type="spellEnd"/>
           </w:p>
         </w:tc>
         <w:tc>
@@ -1802,8 +2029,19 @@
                 <w:sz w:val="28"/>
                 <w:lang w:val="en-US"/>
               </w:rPr>
-              <w:t>500 мс</w:t>
+              <w:t xml:space="preserve">500 </w:t>
             </w:r>
+            <w:proofErr w:type="spellStart"/>
+            <w:r>
+              <w:rPr>
+                <w:rFonts w:ascii="Times New Roman" w:hAnsi="Times New Roman" w:cs="Times New Roman"/>
+                <w:bCs/>
+                <w:sz w:val="28"/>
+                <w:lang w:val="en-US"/>
+              </w:rPr>
+              <w:t>мс</w:t>
+            </w:r>
+            <w:proofErr w:type="spellEnd"/>
           </w:p>
         </w:tc>
         <w:tc>
@@ -1848,6 +2086,7 @@
                 <w:sz w:val="28"/>
               </w:rPr>
             </w:pPr>
+            <w:proofErr w:type="spellStart"/>
             <w:r>
               <w:rPr>
                 <w:rFonts w:ascii="Times New Roman" w:hAnsi="Times New Roman" w:cs="Times New Roman"/>
@@ -1856,6 +2095,7 @@
               </w:rPr>
               <w:t>multiplier</w:t>
             </w:r>
+            <w:proofErr w:type="spellEnd"/>
           </w:p>
         </w:tc>
         <w:tc>
@@ -1905,7 +2145,25 @@
                 <w:bCs/>
                 <w:sz w:val="28"/>
               </w:rPr>
-              <w:t>Множник експоненційного зростання затримки</w:t>
+              <w:t xml:space="preserve">Множник </w:t>
+            </w:r>
+            <w:proofErr w:type="spellStart"/>
+            <w:r>
+              <w:rPr>
+                <w:rFonts w:ascii="Times New Roman" w:hAnsi="Times New Roman" w:cs="Times New Roman"/>
+                <w:bCs/>
+                <w:sz w:val="28"/>
+              </w:rPr>
+              <w:t>експоненційного</w:t>
+            </w:r>
+            <w:proofErr w:type="spellEnd"/>
+            <w:r>
+              <w:rPr>
+                <w:rFonts w:ascii="Times New Roman" w:hAnsi="Times New Roman" w:cs="Times New Roman"/>
+                <w:bCs/>
+                <w:sz w:val="28"/>
+              </w:rPr>
+              <w:t xml:space="preserve"> зростання затримки</w:t>
             </w:r>
           </w:p>
         </w:tc>
@@ -1924,6 +2182,7 @@
                 <w:sz w:val="28"/>
               </w:rPr>
             </w:pPr>
+            <w:proofErr w:type="spellStart"/>
             <w:r>
               <w:rPr>
                 <w:rFonts w:ascii="Times New Roman" w:hAnsi="Times New Roman" w:cs="Times New Roman"/>
@@ -1932,6 +2191,7 @@
               </w:rPr>
               <w:t>maxDelayMs</w:t>
             </w:r>
+            <w:proofErr w:type="spellEnd"/>
           </w:p>
         </w:tc>
         <w:tc>
@@ -1995,6 +2255,7 @@
                 <w:sz w:val="28"/>
               </w:rPr>
             </w:pPr>
+            <w:proofErr w:type="spellStart"/>
             <w:r>
               <w:rPr>
                 <w:rFonts w:ascii="Times New Roman" w:hAnsi="Times New Roman" w:cs="Times New Roman"/>
@@ -2003,6 +2264,7 @@
               </w:rPr>
               <w:t>maxJitterMs</w:t>
             </w:r>
+            <w:proofErr w:type="spellEnd"/>
           </w:p>
         </w:tc>
         <w:tc>
@@ -2047,7 +2309,25 @@
                 <w:bCs/>
                 <w:sz w:val="28"/>
               </w:rPr>
-              <w:t>Максимальна випадкова часова добавка (джиттер) для усунення синхронізації повторів</w:t>
+              <w:t>Максимальна випадкова часова добавка (</w:t>
+            </w:r>
+            <w:proofErr w:type="spellStart"/>
+            <w:r>
+              <w:rPr>
+                <w:rFonts w:ascii="Times New Roman" w:hAnsi="Times New Roman" w:cs="Times New Roman"/>
+                <w:bCs/>
+                <w:sz w:val="28"/>
+              </w:rPr>
+              <w:t>джиттер</w:t>
+            </w:r>
+            <w:proofErr w:type="spellEnd"/>
+            <w:r>
+              <w:rPr>
+                <w:rFonts w:ascii="Times New Roman" w:hAnsi="Times New Roman" w:cs="Times New Roman"/>
+                <w:bCs/>
+                <w:sz w:val="28"/>
+              </w:rPr>
+              <w:t>) для усунення синхронізації повторів</w:t>
             </w:r>
           </w:p>
         </w:tc>
@@ -2066,6 +2346,7 @@
                 <w:sz w:val="28"/>
               </w:rPr>
             </w:pPr>
+            <w:proofErr w:type="spellStart"/>
             <w:r>
               <w:rPr>
                 <w:rFonts w:ascii="Times New Roman" w:hAnsi="Times New Roman" w:cs="Times New Roman"/>
@@ -2074,6 +2355,7 @@
               </w:rPr>
               <w:t>retryOn</w:t>
             </w:r>
+            <w:proofErr w:type="spellEnd"/>
           </w:p>
         </w:tc>
         <w:tc>
@@ -2171,7 +2453,61 @@
           <w:bCs/>
           <w:sz w:val="28"/>
         </w:rPr>
-        <w:t>Розробити програмну реалізацію патерну Retry мовою TypeScript для підвищення стійкості застосунку під час виникнення тимчасових (транзитних) помилок.</w:t>
+        <w:t xml:space="preserve">Розробити програмну реалізацію </w:t>
+      </w:r>
+      <w:proofErr w:type="spellStart"/>
+      <w:r>
+        <w:rPr>
+          <w:rFonts w:ascii="Times New Roman" w:hAnsi="Times New Roman" w:cs="Times New Roman"/>
+          <w:bCs/>
+          <w:sz w:val="28"/>
+        </w:rPr>
+        <w:t>патерну</w:t>
+      </w:r>
+      <w:proofErr w:type="spellEnd"/>
+      <w:r>
+        <w:rPr>
+          <w:rFonts w:ascii="Times New Roman" w:hAnsi="Times New Roman" w:cs="Times New Roman"/>
+          <w:bCs/>
+          <w:sz w:val="28"/>
+        </w:rPr>
+        <w:t xml:space="preserve"> </w:t>
+      </w:r>
+      <w:proofErr w:type="spellStart"/>
+      <w:r>
+        <w:rPr>
+          <w:rFonts w:ascii="Times New Roman" w:hAnsi="Times New Roman" w:cs="Times New Roman"/>
+          <w:bCs/>
+          <w:sz w:val="28"/>
+        </w:rPr>
+        <w:t>Retry</w:t>
+      </w:r>
+      <w:proofErr w:type="spellEnd"/>
+      <w:r>
+        <w:rPr>
+          <w:rFonts w:ascii="Times New Roman" w:hAnsi="Times New Roman" w:cs="Times New Roman"/>
+          <w:bCs/>
+          <w:sz w:val="28"/>
+        </w:rPr>
+        <w:t xml:space="preserve"> мовою </w:t>
+      </w:r>
+      <w:proofErr w:type="spellStart"/>
+      <w:r>
+        <w:rPr>
+          <w:rFonts w:ascii="Times New Roman" w:hAnsi="Times New Roman" w:cs="Times New Roman"/>
+          <w:bCs/>
+          <w:sz w:val="28"/>
+        </w:rPr>
+        <w:t>TypeScript</w:t>
+      </w:r>
+      <w:proofErr w:type="spellEnd"/>
+      <w:r>
+        <w:rPr>
+          <w:rFonts w:ascii="Times New Roman" w:hAnsi="Times New Roman" w:cs="Times New Roman"/>
+          <w:bCs/>
+          <w:sz w:val="28"/>
+        </w:rPr>
+        <w:t xml:space="preserve"> для підвищення стійкості застосунку під час виникнення тимчасових (транзитних) помилок.</w:t>
       </w:r>
     </w:p>
     <w:p>
@@ -2213,7 +2549,61 @@
           <w:bCs/>
           <w:sz w:val="28"/>
         </w:rPr>
-        <w:t>створення узагальненого класу або утиліти Retryer з типізованим методом execute(fn);</w:t>
+        <w:t xml:space="preserve">створення узагальненого класу або утиліти </w:t>
+      </w:r>
+      <w:proofErr w:type="spellStart"/>
+      <w:r>
+        <w:rPr>
+          <w:rFonts w:ascii="Times New Roman" w:hAnsi="Times New Roman" w:cs="Times New Roman"/>
+          <w:bCs/>
+          <w:sz w:val="28"/>
+        </w:rPr>
+        <w:t>Retryer</w:t>
+      </w:r>
+      <w:proofErr w:type="spellEnd"/>
+      <w:r>
+        <w:rPr>
+          <w:rFonts w:ascii="Times New Roman" w:hAnsi="Times New Roman" w:cs="Times New Roman"/>
+          <w:bCs/>
+          <w:sz w:val="28"/>
+        </w:rPr>
+        <w:t xml:space="preserve"> з типізованим методом </w:t>
+      </w:r>
+      <w:proofErr w:type="spellStart"/>
+      <w:r>
+        <w:rPr>
+          <w:rFonts w:ascii="Times New Roman" w:hAnsi="Times New Roman" w:cs="Times New Roman"/>
+          <w:bCs/>
+          <w:sz w:val="28"/>
+        </w:rPr>
+        <w:t>execute</w:t>
+      </w:r>
+      <w:proofErr w:type="spellEnd"/>
+      <w:r>
+        <w:rPr>
+          <w:rFonts w:ascii="Times New Roman" w:hAnsi="Times New Roman" w:cs="Times New Roman"/>
+          <w:bCs/>
+          <w:sz w:val="28"/>
+        </w:rPr>
+        <w:t>(</w:t>
+      </w:r>
+      <w:proofErr w:type="spellStart"/>
+      <w:r>
+        <w:rPr>
+          <w:rFonts w:ascii="Times New Roman" w:hAnsi="Times New Roman" w:cs="Times New Roman"/>
+          <w:bCs/>
+          <w:sz w:val="28"/>
+        </w:rPr>
+        <w:t>fn</w:t>
+      </w:r>
+      <w:proofErr w:type="spellEnd"/>
+      <w:r>
+        <w:rPr>
+          <w:rFonts w:ascii="Times New Roman" w:hAnsi="Times New Roman" w:cs="Times New Roman"/>
+          <w:bCs/>
+          <w:sz w:val="28"/>
+        </w:rPr>
+        <w:t>);</w:t>
       </w:r>
     </w:p>
     <w:p>
@@ -2236,7 +2626,25 @@
           <w:bCs/>
           <w:sz w:val="28"/>
         </w:rPr>
-        <w:t>підтримку конфігурації кількості спроб maxAttempts;</w:t>
+        <w:t xml:space="preserve">підтримку конфігурації кількості спроб </w:t>
+      </w:r>
+      <w:proofErr w:type="spellStart"/>
+      <w:r>
+        <w:rPr>
+          <w:rFonts w:ascii="Times New Roman" w:hAnsi="Times New Roman" w:cs="Times New Roman"/>
+          <w:bCs/>
+          <w:sz w:val="28"/>
+        </w:rPr>
+        <w:t>maxAttempts</w:t>
+      </w:r>
+      <w:proofErr w:type="spellEnd"/>
+      <w:r>
+        <w:rPr>
+          <w:rFonts w:ascii="Times New Roman" w:hAnsi="Times New Roman" w:cs="Times New Roman"/>
+          <w:bCs/>
+          <w:sz w:val="28"/>
+        </w:rPr>
+        <w:t>;</w:t>
       </w:r>
     </w:p>
     <w:p>
@@ -2260,7 +2668,97 @@
           <w:sz w:val="28"/>
         </w:rPr>
         <w:lastRenderedPageBreak/>
-        <w:t>реалізацію трьох стратегій розрахунку паузи: фіксованої (constant), експоненційної (exponential) та експоненційної з випадковим шумом (exponentialJitter);</w:t>
+        <w:t>реалізацію трьох стратегій розрахунку паузи: фіксованої (</w:t>
+      </w:r>
+      <w:proofErr w:type="spellStart"/>
+      <w:r>
+        <w:rPr>
+          <w:rFonts w:ascii="Times New Roman" w:hAnsi="Times New Roman" w:cs="Times New Roman"/>
+          <w:bCs/>
+          <w:sz w:val="28"/>
+        </w:rPr>
+        <w:t>constant</w:t>
+      </w:r>
+      <w:proofErr w:type="spellEnd"/>
+      <w:r>
+        <w:rPr>
+          <w:rFonts w:ascii="Times New Roman" w:hAnsi="Times New Roman" w:cs="Times New Roman"/>
+          <w:bCs/>
+          <w:sz w:val="28"/>
+        </w:rPr>
+        <w:t xml:space="preserve">), </w:t>
+      </w:r>
+      <w:proofErr w:type="spellStart"/>
+      <w:r>
+        <w:rPr>
+          <w:rFonts w:ascii="Times New Roman" w:hAnsi="Times New Roman" w:cs="Times New Roman"/>
+          <w:bCs/>
+          <w:sz w:val="28"/>
+        </w:rPr>
+        <w:t>експоненційної</w:t>
+      </w:r>
+      <w:proofErr w:type="spellEnd"/>
+      <w:r>
+        <w:rPr>
+          <w:rFonts w:ascii="Times New Roman" w:hAnsi="Times New Roman" w:cs="Times New Roman"/>
+          <w:bCs/>
+          <w:sz w:val="28"/>
+        </w:rPr>
+        <w:t xml:space="preserve"> (</w:t>
+      </w:r>
+      <w:proofErr w:type="spellStart"/>
+      <w:r>
+        <w:rPr>
+          <w:rFonts w:ascii="Times New Roman" w:hAnsi="Times New Roman" w:cs="Times New Roman"/>
+          <w:bCs/>
+          <w:sz w:val="28"/>
+        </w:rPr>
+        <w:t>exponential</w:t>
+      </w:r>
+      <w:proofErr w:type="spellEnd"/>
+      <w:r>
+        <w:rPr>
+          <w:rFonts w:ascii="Times New Roman" w:hAnsi="Times New Roman" w:cs="Times New Roman"/>
+          <w:bCs/>
+          <w:sz w:val="28"/>
+        </w:rPr>
+        <w:t xml:space="preserve">) та </w:t>
+      </w:r>
+      <w:proofErr w:type="spellStart"/>
+      <w:r>
+        <w:rPr>
+          <w:rFonts w:ascii="Times New Roman" w:hAnsi="Times New Roman" w:cs="Times New Roman"/>
+          <w:bCs/>
+          <w:sz w:val="28"/>
+        </w:rPr>
+        <w:t>експоненційної</w:t>
+      </w:r>
+      <w:proofErr w:type="spellEnd"/>
+      <w:r>
+        <w:rPr>
+          <w:rFonts w:ascii="Times New Roman" w:hAnsi="Times New Roman" w:cs="Times New Roman"/>
+          <w:bCs/>
+          <w:sz w:val="28"/>
+        </w:rPr>
+        <w:t xml:space="preserve"> з випадковим шумом (</w:t>
+      </w:r>
+      <w:proofErr w:type="spellStart"/>
+      <w:r>
+        <w:rPr>
+          <w:rFonts w:ascii="Times New Roman" w:hAnsi="Times New Roman" w:cs="Times New Roman"/>
+          <w:bCs/>
+          <w:sz w:val="28"/>
+        </w:rPr>
+        <w:t>exponentialJitter</w:t>
+      </w:r>
+      <w:proofErr w:type="spellEnd"/>
+      <w:r>
+        <w:rPr>
+          <w:rFonts w:ascii="Times New Roman" w:hAnsi="Times New Roman" w:cs="Times New Roman"/>
+          <w:bCs/>
+          <w:sz w:val="28"/>
+        </w:rPr>
+        <w:t>);</w:t>
       </w:r>
     </w:p>
     <w:p>
@@ -2283,7 +2781,25 @@
           <w:bCs/>
           <w:sz w:val="28"/>
         </w:rPr>
-        <w:t>фільтрацію помилок через параметр retryOn (перелік кодів, типи винятків або предикат);</w:t>
+        <w:t xml:space="preserve">фільтрацію помилок через параметр </w:t>
+      </w:r>
+      <w:proofErr w:type="spellStart"/>
+      <w:r>
+        <w:rPr>
+          <w:rFonts w:ascii="Times New Roman" w:hAnsi="Times New Roman" w:cs="Times New Roman"/>
+          <w:bCs/>
+          <w:sz w:val="28"/>
+        </w:rPr>
+        <w:t>retryOn</w:t>
+      </w:r>
+      <w:proofErr w:type="spellEnd"/>
+      <w:r>
+        <w:rPr>
+          <w:rFonts w:ascii="Times New Roman" w:hAnsi="Times New Roman" w:cs="Times New Roman"/>
+          <w:bCs/>
+          <w:sz w:val="28"/>
+        </w:rPr>
+        <w:t xml:space="preserve"> (перелік кодів, типи винятків або предикат);</w:t>
       </w:r>
     </w:p>
     <w:p>
@@ -2306,7 +2822,25 @@
           <w:bCs/>
           <w:sz w:val="28"/>
         </w:rPr>
-        <w:t>негайне переривання виконання та прокидання помилки, якщо вона визначена як non-retryable;</w:t>
+        <w:t xml:space="preserve">негайне переривання виконання та прокидання помилки, якщо вона визначена як </w:t>
+      </w:r>
+      <w:proofErr w:type="spellStart"/>
+      <w:r>
+        <w:rPr>
+          <w:rFonts w:ascii="Times New Roman" w:hAnsi="Times New Roman" w:cs="Times New Roman"/>
+          <w:bCs/>
+          <w:sz w:val="28"/>
+        </w:rPr>
+        <w:t>non-retryable</w:t>
+      </w:r>
+      <w:proofErr w:type="spellEnd"/>
+      <w:r>
+        <w:rPr>
+          <w:rFonts w:ascii="Times New Roman" w:hAnsi="Times New Roman" w:cs="Times New Roman"/>
+          <w:bCs/>
+          <w:sz w:val="28"/>
+        </w:rPr>
+        <w:t>;</w:t>
       </w:r>
     </w:p>
     <w:p>
@@ -2329,7 +2863,25 @@
           <w:bCs/>
           <w:sz w:val="28"/>
         </w:rPr>
-        <w:t>завершення роботи з генерацією винятку після вичерпання ліміту maxAttempts;</w:t>
+        <w:t xml:space="preserve">завершення роботи з генерацією винятку після вичерпання ліміту </w:t>
+      </w:r>
+      <w:proofErr w:type="spellStart"/>
+      <w:r>
+        <w:rPr>
+          <w:rFonts w:ascii="Times New Roman" w:hAnsi="Times New Roman" w:cs="Times New Roman"/>
+          <w:bCs/>
+          <w:sz w:val="28"/>
+        </w:rPr>
+        <w:t>maxAttempts</w:t>
+      </w:r>
+      <w:proofErr w:type="spellEnd"/>
+      <w:r>
+        <w:rPr>
+          <w:rFonts w:ascii="Times New Roman" w:hAnsi="Times New Roman" w:cs="Times New Roman"/>
+          <w:bCs/>
+          <w:sz w:val="28"/>
+        </w:rPr>
+        <w:t>;</w:t>
       </w:r>
     </w:p>
     <w:p>
@@ -2346,13 +2898,59 @@
           <w:sz w:val="28"/>
         </w:rPr>
       </w:pPr>
-      <w:r>
-        <w:rPr>
-          <w:rFonts w:ascii="Times New Roman" w:hAnsi="Times New Roman" w:cs="Times New Roman"/>
-          <w:bCs/>
-          <w:sz w:val="28"/>
-        </w:rPr>
-        <w:t>логування спроб у реальному часі через колбек onRetry із фіксацією номера спроби, часу очікування та коду помилки;</w:t>
+      <w:proofErr w:type="spellStart"/>
+      <w:r>
+        <w:rPr>
+          <w:rFonts w:ascii="Times New Roman" w:hAnsi="Times New Roman" w:cs="Times New Roman"/>
+          <w:bCs/>
+          <w:sz w:val="28"/>
+        </w:rPr>
+        <w:t>логування</w:t>
+      </w:r>
+      <w:proofErr w:type="spellEnd"/>
+      <w:r>
+        <w:rPr>
+          <w:rFonts w:ascii="Times New Roman" w:hAnsi="Times New Roman" w:cs="Times New Roman"/>
+          <w:bCs/>
+          <w:sz w:val="28"/>
+        </w:rPr>
+        <w:t xml:space="preserve"> спроб у реальному часі через </w:t>
+      </w:r>
+      <w:proofErr w:type="spellStart"/>
+      <w:r>
+        <w:rPr>
+          <w:rFonts w:ascii="Times New Roman" w:hAnsi="Times New Roman" w:cs="Times New Roman"/>
+          <w:bCs/>
+          <w:sz w:val="28"/>
+        </w:rPr>
+        <w:t>колбек</w:t>
+      </w:r>
+      <w:proofErr w:type="spellEnd"/>
+      <w:r>
+        <w:rPr>
+          <w:rFonts w:ascii="Times New Roman" w:hAnsi="Times New Roman" w:cs="Times New Roman"/>
+          <w:bCs/>
+          <w:sz w:val="28"/>
+        </w:rPr>
+        <w:t xml:space="preserve"> </w:t>
+      </w:r>
+      <w:proofErr w:type="spellStart"/>
+      <w:r>
+        <w:rPr>
+          <w:rFonts w:ascii="Times New Roman" w:hAnsi="Times New Roman" w:cs="Times New Roman"/>
+          <w:bCs/>
+          <w:sz w:val="28"/>
+        </w:rPr>
+        <w:t>onRetry</w:t>
+      </w:r>
+      <w:proofErr w:type="spellEnd"/>
+      <w:r>
+        <w:rPr>
+          <w:rFonts w:ascii="Times New Roman" w:hAnsi="Times New Roman" w:cs="Times New Roman"/>
+          <w:bCs/>
+          <w:sz w:val="28"/>
+        </w:rPr>
+        <w:t xml:space="preserve"> із фіксацією номера спроби, часу очікування та коду помилки;</w:t>
       </w:r>
     </w:p>
     <w:p>
@@ -2375,7 +2973,43 @@
           <w:bCs/>
           <w:sz w:val="28"/>
         </w:rPr>
-        <w:t>модульне тестування з використанням фейкових таймерів (fake timers) для миттєвої перевірки часових затримок без реального очікування;</w:t>
+        <w:t>модульне тестування з використанням фейкових таймерів (</w:t>
+      </w:r>
+      <w:proofErr w:type="spellStart"/>
+      <w:r>
+        <w:rPr>
+          <w:rFonts w:ascii="Times New Roman" w:hAnsi="Times New Roman" w:cs="Times New Roman"/>
+          <w:bCs/>
+          <w:sz w:val="28"/>
+        </w:rPr>
+        <w:t>fake</w:t>
+      </w:r>
+      <w:proofErr w:type="spellEnd"/>
+      <w:r>
+        <w:rPr>
+          <w:rFonts w:ascii="Times New Roman" w:hAnsi="Times New Roman" w:cs="Times New Roman"/>
+          <w:bCs/>
+          <w:sz w:val="28"/>
+        </w:rPr>
+        <w:t xml:space="preserve"> </w:t>
+      </w:r>
+      <w:proofErr w:type="spellStart"/>
+      <w:r>
+        <w:rPr>
+          <w:rFonts w:ascii="Times New Roman" w:hAnsi="Times New Roman" w:cs="Times New Roman"/>
+          <w:bCs/>
+          <w:sz w:val="28"/>
+        </w:rPr>
+        <w:t>timers</w:t>
+      </w:r>
+      <w:proofErr w:type="spellEnd"/>
+      <w:r>
+        <w:rPr>
+          <w:rFonts w:ascii="Times New Roman" w:hAnsi="Times New Roman" w:cs="Times New Roman"/>
+          <w:bCs/>
+          <w:sz w:val="28"/>
+        </w:rPr>
+        <w:t>) для миттєвої перевірки часових затримок без реального очікування;</w:t>
       </w:r>
     </w:p>
     <w:p>
@@ -2398,7 +3032,43 @@
           <w:bCs/>
           <w:sz w:val="28"/>
         </w:rPr>
-        <w:t>створення локального демо-сервера на базі Node.js для емуляції ненадійного сервісу та ручного тестування через curl;</w:t>
+        <w:t xml:space="preserve">створення локального </w:t>
+      </w:r>
+      <w:proofErr w:type="spellStart"/>
+      <w:r>
+        <w:rPr>
+          <w:rFonts w:ascii="Times New Roman" w:hAnsi="Times New Roman" w:cs="Times New Roman"/>
+          <w:bCs/>
+          <w:sz w:val="28"/>
+        </w:rPr>
+        <w:t>демо</w:t>
+      </w:r>
+      <w:proofErr w:type="spellEnd"/>
+      <w:r>
+        <w:rPr>
+          <w:rFonts w:ascii="Times New Roman" w:hAnsi="Times New Roman" w:cs="Times New Roman"/>
+          <w:bCs/>
+          <w:sz w:val="28"/>
+        </w:rPr>
+        <w:t xml:space="preserve">-сервера на базі Node.js для емуляції ненадійного сервісу та ручного тестування через </w:t>
+      </w:r>
+      <w:proofErr w:type="spellStart"/>
+      <w:r>
+        <w:rPr>
+          <w:rFonts w:ascii="Times New Roman" w:hAnsi="Times New Roman" w:cs="Times New Roman"/>
+          <w:bCs/>
+          <w:sz w:val="28"/>
+        </w:rPr>
+        <w:t>curl</w:t>
+      </w:r>
+      <w:proofErr w:type="spellEnd"/>
+      <w:r>
+        <w:rPr>
+          <w:rFonts w:ascii="Times New Roman" w:hAnsi="Times New Roman" w:cs="Times New Roman"/>
+          <w:bCs/>
+          <w:sz w:val="28"/>
+        </w:rPr>
+        <w:t>;</w:t>
       </w:r>
     </w:p>
     <w:p>
@@ -2422,7 +3092,97 @@
           <w:bCs/>
           <w:sz w:val="28"/>
         </w:rPr>
-        <w:t>реалізацію тестових ендпоінтів: тимчасово недоступного (/mock/flaky) та фатального (/mock/fatal)</w:t>
+        <w:t xml:space="preserve">реалізацію тестових </w:t>
+      </w:r>
+      <w:proofErr w:type="spellStart"/>
+      <w:r>
+        <w:rPr>
+          <w:rFonts w:ascii="Times New Roman" w:hAnsi="Times New Roman" w:cs="Times New Roman"/>
+          <w:bCs/>
+          <w:sz w:val="28"/>
+        </w:rPr>
+        <w:t>ендпоінтів</w:t>
+      </w:r>
+      <w:proofErr w:type="spellEnd"/>
+      <w:r>
+        <w:rPr>
+          <w:rFonts w:ascii="Times New Roman" w:hAnsi="Times New Roman" w:cs="Times New Roman"/>
+          <w:bCs/>
+          <w:sz w:val="28"/>
+        </w:rPr>
+        <w:t>: тимчасово недоступного (/</w:t>
+      </w:r>
+      <w:proofErr w:type="spellStart"/>
+      <w:r>
+        <w:rPr>
+          <w:rFonts w:ascii="Times New Roman" w:hAnsi="Times New Roman" w:cs="Times New Roman"/>
+          <w:bCs/>
+          <w:sz w:val="28"/>
+        </w:rPr>
+        <w:t>mock</w:t>
+      </w:r>
+      <w:proofErr w:type="spellEnd"/>
+      <w:r>
+        <w:rPr>
+          <w:rFonts w:ascii="Times New Roman" w:hAnsi="Times New Roman" w:cs="Times New Roman"/>
+          <w:bCs/>
+          <w:sz w:val="28"/>
+        </w:rPr>
+        <w:t>/</w:t>
+      </w:r>
+      <w:proofErr w:type="spellStart"/>
+      <w:r>
+        <w:rPr>
+          <w:rFonts w:ascii="Times New Roman" w:hAnsi="Times New Roman" w:cs="Times New Roman"/>
+          <w:bCs/>
+          <w:sz w:val="28"/>
+        </w:rPr>
+        <w:t>flaky</w:t>
+      </w:r>
+      <w:proofErr w:type="spellEnd"/>
+      <w:r>
+        <w:rPr>
+          <w:rFonts w:ascii="Times New Roman" w:hAnsi="Times New Roman" w:cs="Times New Roman"/>
+          <w:bCs/>
+          <w:sz w:val="28"/>
+        </w:rPr>
+        <w:t>) та фатального (/</w:t>
+      </w:r>
+      <w:proofErr w:type="spellStart"/>
+      <w:r>
+        <w:rPr>
+          <w:rFonts w:ascii="Times New Roman" w:hAnsi="Times New Roman" w:cs="Times New Roman"/>
+          <w:bCs/>
+          <w:sz w:val="28"/>
+        </w:rPr>
+        <w:t>mock</w:t>
+      </w:r>
+      <w:proofErr w:type="spellEnd"/>
+      <w:r>
+        <w:rPr>
+          <w:rFonts w:ascii="Times New Roman" w:hAnsi="Times New Roman" w:cs="Times New Roman"/>
+          <w:bCs/>
+          <w:sz w:val="28"/>
+        </w:rPr>
+        <w:t>/</w:t>
+      </w:r>
+      <w:proofErr w:type="spellStart"/>
+      <w:r>
+        <w:rPr>
+          <w:rFonts w:ascii="Times New Roman" w:hAnsi="Times New Roman" w:cs="Times New Roman"/>
+          <w:bCs/>
+          <w:sz w:val="28"/>
+        </w:rPr>
+        <w:t>fatal</w:t>
+      </w:r>
+      <w:proofErr w:type="spellEnd"/>
+      <w:r>
+        <w:rPr>
+          <w:rFonts w:ascii="Times New Roman" w:hAnsi="Times New Roman" w:cs="Times New Roman"/>
+          <w:bCs/>
+          <w:sz w:val="28"/>
+        </w:rPr>
+        <w:t>)</w:t>
       </w:r>
       <w:r>
         <w:rPr>
@@ -2496,8 +3256,20 @@
           <w:iCs/>
           <w:sz w:val="28"/>
         </w:rPr>
-        <w:t>Реалізація механізму Retry</w:t>
-      </w:r>
+        <w:t xml:space="preserve">Реалізація механізму </w:t>
+      </w:r>
+      <w:proofErr w:type="spellStart"/>
+      <w:r>
+        <w:rPr>
+          <w:rFonts w:ascii="Times New Roman" w:hAnsi="Times New Roman" w:cs="Times New Roman"/>
+          <w:bCs/>
+          <w:i/>
+          <w:iCs/>
+          <w:sz w:val="28"/>
+        </w:rPr>
+        <w:t>Retry</w:t>
+      </w:r>
+      <w:proofErr w:type="spellEnd"/>
     </w:p>
     <w:p>
       <w:pPr>
@@ -2515,7 +3287,61 @@
           <w:bCs/>
           <w:sz w:val="28"/>
         </w:rPr>
-        <w:t>Програмний модуль приймає будь-яку асинхронну функцію fn: () =&gt; Promise&lt;T&gt; та виконує її повторно лише в разі виникнення помилки, визначеної правилом retryOn.</w:t>
+        <w:t xml:space="preserve">Програмний модуль приймає будь-яку асинхронну функцію </w:t>
+      </w:r>
+      <w:proofErr w:type="spellStart"/>
+      <w:r>
+        <w:rPr>
+          <w:rFonts w:ascii="Times New Roman" w:hAnsi="Times New Roman" w:cs="Times New Roman"/>
+          <w:bCs/>
+          <w:sz w:val="28"/>
+        </w:rPr>
+        <w:t>fn</w:t>
+      </w:r>
+      <w:proofErr w:type="spellEnd"/>
+      <w:r>
+        <w:rPr>
+          <w:rFonts w:ascii="Times New Roman" w:hAnsi="Times New Roman" w:cs="Times New Roman"/>
+          <w:bCs/>
+          <w:sz w:val="28"/>
+        </w:rPr>
+        <w:t xml:space="preserve">: () =&gt; </w:t>
+      </w:r>
+      <w:proofErr w:type="spellStart"/>
+      <w:r>
+        <w:rPr>
+          <w:rFonts w:ascii="Times New Roman" w:hAnsi="Times New Roman" w:cs="Times New Roman"/>
+          <w:bCs/>
+          <w:sz w:val="28"/>
+        </w:rPr>
+        <w:t>Promise</w:t>
+      </w:r>
+      <w:proofErr w:type="spellEnd"/>
+      <w:r>
+        <w:rPr>
+          <w:rFonts w:ascii="Times New Roman" w:hAnsi="Times New Roman" w:cs="Times New Roman"/>
+          <w:bCs/>
+          <w:sz w:val="28"/>
+        </w:rPr>
+        <w:t xml:space="preserve">&lt;T&gt; та виконує її повторно лише в разі виникнення помилки, визначеної правилом </w:t>
+      </w:r>
+      <w:proofErr w:type="spellStart"/>
+      <w:r>
+        <w:rPr>
+          <w:rFonts w:ascii="Times New Roman" w:hAnsi="Times New Roman" w:cs="Times New Roman"/>
+          <w:bCs/>
+          <w:sz w:val="28"/>
+        </w:rPr>
+        <w:t>retryOn</w:t>
+      </w:r>
+      <w:proofErr w:type="spellEnd"/>
+      <w:r>
+        <w:rPr>
+          <w:rFonts w:ascii="Times New Roman" w:hAnsi="Times New Roman" w:cs="Times New Roman"/>
+          <w:bCs/>
+          <w:sz w:val="28"/>
+        </w:rPr>
+        <w:t>.</w:t>
       </w:r>
     </w:p>
     <w:p>
@@ -2668,7 +3494,29 @@
           <w:iCs/>
           <w:sz w:val="28"/>
         </w:rPr>
-        <w:t>Вичерпання спроб (maxAttempts)</w:t>
+        <w:t>Вичерпання спроб (</w:t>
+      </w:r>
+      <w:proofErr w:type="spellStart"/>
+      <w:r>
+        <w:rPr>
+          <w:rFonts w:ascii="Times New Roman" w:hAnsi="Times New Roman" w:cs="Times New Roman"/>
+          <w:bCs/>
+          <w:i/>
+          <w:iCs/>
+          <w:sz w:val="28"/>
+        </w:rPr>
+        <w:t>maxAttempts</w:t>
+      </w:r>
+      <w:proofErr w:type="spellEnd"/>
+      <w:r>
+        <w:rPr>
+          <w:rFonts w:ascii="Times New Roman" w:hAnsi="Times New Roman" w:cs="Times New Roman"/>
+          <w:bCs/>
+          <w:i/>
+          <w:iCs/>
+          <w:sz w:val="28"/>
+        </w:rPr>
+        <w:t>)</w:t>
       </w:r>
     </w:p>
     <w:p>
@@ -2687,7 +3535,25 @@
           <w:bCs/>
           <w:sz w:val="28"/>
         </w:rPr>
-        <w:t>Після досягнення ліміту спроб чергова спроба не ініціюється, а система викидає останню отриману помилку. Сумарний час затримок у тестах має точно відповідати розрахунковому значенню.</w:t>
+        <w:t xml:space="preserve">Після досягнення ліміту спроб чергова спроба не </w:t>
+      </w:r>
+      <w:proofErr w:type="spellStart"/>
+      <w:r>
+        <w:rPr>
+          <w:rFonts w:ascii="Times New Roman" w:hAnsi="Times New Roman" w:cs="Times New Roman"/>
+          <w:bCs/>
+          <w:sz w:val="28"/>
+        </w:rPr>
+        <w:t>ініціюється</w:t>
+      </w:r>
+      <w:proofErr w:type="spellEnd"/>
+      <w:r>
+        <w:rPr>
+          <w:rFonts w:ascii="Times New Roman" w:hAnsi="Times New Roman" w:cs="Times New Roman"/>
+          <w:bCs/>
+          <w:sz w:val="28"/>
+        </w:rPr>
+        <w:t>, а система викидає останню отриману помилку. Сумарний час затримок у тестах має точно відповідати розрахунковому значенню.</w:t>
       </w:r>
     </w:p>
     <w:p>
@@ -2714,7 +3580,29 @@
           <w:iCs/>
           <w:sz w:val="28"/>
         </w:rPr>
-        <w:t>Поведінка при non-retryable помилках</w:t>
+        <w:t xml:space="preserve">Поведінка при </w:t>
+      </w:r>
+      <w:proofErr w:type="spellStart"/>
+      <w:r>
+        <w:rPr>
+          <w:rFonts w:ascii="Times New Roman" w:hAnsi="Times New Roman" w:cs="Times New Roman"/>
+          <w:bCs/>
+          <w:i/>
+          <w:iCs/>
+          <w:sz w:val="28"/>
+        </w:rPr>
+        <w:t>non-retryable</w:t>
+      </w:r>
+      <w:proofErr w:type="spellEnd"/>
+      <w:r>
+        <w:rPr>
+          <w:rFonts w:ascii="Times New Roman" w:hAnsi="Times New Roman" w:cs="Times New Roman"/>
+          <w:bCs/>
+          <w:i/>
+          <w:iCs/>
+          <w:sz w:val="28"/>
+        </w:rPr>
+        <w:t xml:space="preserve"> помилках</w:t>
       </w:r>
     </w:p>
     <w:p>
@@ -2733,7 +3621,43 @@
           <w:bCs/>
           <w:sz w:val="28"/>
         </w:rPr>
-        <w:t>При отриманні незворотної помилки (наприклад, HTTP 400 Bad Request або помилки бізнес-логіки) повторні спроби не виконуються, затримка не нараховується, а помилка прокидається миттєво після першого виклику.</w:t>
+        <w:t xml:space="preserve">При отриманні незворотної помилки (наприклад, HTTP 400 </w:t>
+      </w:r>
+      <w:proofErr w:type="spellStart"/>
+      <w:r>
+        <w:rPr>
+          <w:rFonts w:ascii="Times New Roman" w:hAnsi="Times New Roman" w:cs="Times New Roman"/>
+          <w:bCs/>
+          <w:sz w:val="28"/>
+        </w:rPr>
+        <w:t>Bad</w:t>
+      </w:r>
+      <w:proofErr w:type="spellEnd"/>
+      <w:r>
+        <w:rPr>
+          <w:rFonts w:ascii="Times New Roman" w:hAnsi="Times New Roman" w:cs="Times New Roman"/>
+          <w:bCs/>
+          <w:sz w:val="28"/>
+        </w:rPr>
+        <w:t xml:space="preserve"> </w:t>
+      </w:r>
+      <w:proofErr w:type="spellStart"/>
+      <w:r>
+        <w:rPr>
+          <w:rFonts w:ascii="Times New Roman" w:hAnsi="Times New Roman" w:cs="Times New Roman"/>
+          <w:bCs/>
+          <w:sz w:val="28"/>
+        </w:rPr>
+        <w:t>Request</w:t>
+      </w:r>
+      <w:proofErr w:type="spellEnd"/>
+      <w:r>
+        <w:rPr>
+          <w:rFonts w:ascii="Times New Roman" w:hAnsi="Times New Roman" w:cs="Times New Roman"/>
+          <w:bCs/>
+          <w:sz w:val="28"/>
+        </w:rPr>
+        <w:t xml:space="preserve"> або помилки бізнес-логіки) повторні спроби не виконуються, затримка не нараховується, а помилка прокидається миттєво після першого виклику.</w:t>
       </w:r>
     </w:p>
     <w:p>
@@ -2783,7 +3707,43 @@
           <w:bCs/>
           <w:sz w:val="28"/>
         </w:rPr>
-        <w:t>Для constant: затримка є сталою і дорівнює baseDelayMs.</w:t>
+        <w:t xml:space="preserve">Для </w:t>
+      </w:r>
+      <w:proofErr w:type="spellStart"/>
+      <w:r>
+        <w:rPr>
+          <w:rFonts w:ascii="Times New Roman" w:hAnsi="Times New Roman" w:cs="Times New Roman"/>
+          <w:bCs/>
+          <w:sz w:val="28"/>
+        </w:rPr>
+        <w:t>constant</w:t>
+      </w:r>
+      <w:proofErr w:type="spellEnd"/>
+      <w:r>
+        <w:rPr>
+          <w:rFonts w:ascii="Times New Roman" w:hAnsi="Times New Roman" w:cs="Times New Roman"/>
+          <w:bCs/>
+          <w:sz w:val="28"/>
+        </w:rPr>
+        <w:t xml:space="preserve">: затримка є сталою і дорівнює </w:t>
+      </w:r>
+      <w:proofErr w:type="spellStart"/>
+      <w:r>
+        <w:rPr>
+          <w:rFonts w:ascii="Times New Roman" w:hAnsi="Times New Roman" w:cs="Times New Roman"/>
+          <w:bCs/>
+          <w:sz w:val="28"/>
+        </w:rPr>
+        <w:t>baseDelayMs</w:t>
+      </w:r>
+      <w:proofErr w:type="spellEnd"/>
+      <w:r>
+        <w:rPr>
+          <w:rFonts w:ascii="Times New Roman" w:hAnsi="Times New Roman" w:cs="Times New Roman"/>
+          <w:bCs/>
+          <w:sz w:val="28"/>
+        </w:rPr>
+        <w:t>.</w:t>
       </w:r>
     </w:p>
     <w:p>
@@ -2807,8 +3767,27 @@
           <w:sz w:val="28"/>
         </w:rPr>
         <w:lastRenderedPageBreak/>
-        <w:t xml:space="preserve">Для exponential: затримка зростає за формулою </w:t>
-      </w:r>
+        <w:t xml:space="preserve">Для </w:t>
+      </w:r>
+      <w:proofErr w:type="spellStart"/>
+      <w:r>
+        <w:rPr>
+          <w:rFonts w:ascii="Times New Roman" w:hAnsi="Times New Roman" w:cs="Times New Roman"/>
+          <w:bCs/>
+          <w:sz w:val="28"/>
+        </w:rPr>
+        <w:t>exponential</w:t>
+      </w:r>
+      <w:proofErr w:type="spellEnd"/>
+      <w:r>
+        <w:rPr>
+          <w:rFonts w:ascii="Times New Roman" w:hAnsi="Times New Roman" w:cs="Times New Roman"/>
+          <w:bCs/>
+          <w:sz w:val="28"/>
+        </w:rPr>
+        <w:t xml:space="preserve">: затримка зростає за формулою </w:t>
+      </w:r>
+      <w:proofErr w:type="spellStart"/>
       <m:oMath>
         <m:r>
           <m:rPr>
@@ -2820,6 +3799,7 @@
           </w:rPr>
           <m:t>baseDelayMs</m:t>
         </m:r>
+        <w:proofErr w:type="spellEnd"/>
         <m:r>
           <w:rPr>
             <w:rFonts w:ascii="Cambria Math" w:hAnsi="Cambria Math" w:cs="Times New Roman"/>
@@ -2900,7 +3880,43 @@
           <w:bCs/>
           <w:sz w:val="28"/>
         </w:rPr>
-        <w:t xml:space="preserve">Для exponentialJitter: до експоненційного значення додається псевдовипадкова величина в діапазоні </w:t>
+        <w:t xml:space="preserve">Для </w:t>
+      </w:r>
+      <w:proofErr w:type="spellStart"/>
+      <w:r>
+        <w:rPr>
+          <w:rFonts w:ascii="Times New Roman" w:hAnsi="Times New Roman" w:cs="Times New Roman"/>
+          <w:bCs/>
+          <w:sz w:val="28"/>
+        </w:rPr>
+        <w:t>exponentialJitter</w:t>
+      </w:r>
+      <w:proofErr w:type="spellEnd"/>
+      <w:r>
+        <w:rPr>
+          <w:rFonts w:ascii="Times New Roman" w:hAnsi="Times New Roman" w:cs="Times New Roman"/>
+          <w:bCs/>
+          <w:sz w:val="28"/>
+        </w:rPr>
+        <w:t xml:space="preserve">: до </w:t>
+      </w:r>
+      <w:proofErr w:type="spellStart"/>
+      <w:r>
+        <w:rPr>
+          <w:rFonts w:ascii="Times New Roman" w:hAnsi="Times New Roman" w:cs="Times New Roman"/>
+          <w:bCs/>
+          <w:sz w:val="28"/>
+        </w:rPr>
+        <w:t>експоненційного</w:t>
+      </w:r>
+      <w:proofErr w:type="spellEnd"/>
+      <w:r>
+        <w:rPr>
+          <w:rFonts w:ascii="Times New Roman" w:hAnsi="Times New Roman" w:cs="Times New Roman"/>
+          <w:bCs/>
+          <w:sz w:val="28"/>
+        </w:rPr>
+        <w:t xml:space="preserve"> значення додається псевдовипадкова величина в діапазоні </w:t>
       </w:r>
       <m:oMath>
         <m:d>
@@ -2983,7 +3999,79 @@
           <w:bCs/>
           <w:sz w:val="28"/>
         </w:rPr>
-        <w:t>Використання fake timers дозволяє виконати весь набір unit-тестів (включаючи перевірку сумарних затримок у десятки секунд) менш ніж за кілька сотень мілісекунд реального часу.</w:t>
+        <w:t xml:space="preserve">Використання </w:t>
+      </w:r>
+      <w:proofErr w:type="spellStart"/>
+      <w:r>
+        <w:rPr>
+          <w:rFonts w:ascii="Times New Roman" w:hAnsi="Times New Roman" w:cs="Times New Roman"/>
+          <w:bCs/>
+          <w:sz w:val="28"/>
+        </w:rPr>
+        <w:t>fake</w:t>
+      </w:r>
+      <w:proofErr w:type="spellEnd"/>
+      <w:r>
+        <w:rPr>
+          <w:rFonts w:ascii="Times New Roman" w:hAnsi="Times New Roman" w:cs="Times New Roman"/>
+          <w:bCs/>
+          <w:sz w:val="28"/>
+        </w:rPr>
+        <w:t xml:space="preserve"> </w:t>
+      </w:r>
+      <w:proofErr w:type="spellStart"/>
+      <w:r>
+        <w:rPr>
+          <w:rFonts w:ascii="Times New Roman" w:hAnsi="Times New Roman" w:cs="Times New Roman"/>
+          <w:bCs/>
+          <w:sz w:val="28"/>
+        </w:rPr>
+        <w:t>timers</w:t>
+      </w:r>
+      <w:proofErr w:type="spellEnd"/>
+      <w:r>
+        <w:rPr>
+          <w:rFonts w:ascii="Times New Roman" w:hAnsi="Times New Roman" w:cs="Times New Roman"/>
+          <w:bCs/>
+          <w:sz w:val="28"/>
+        </w:rPr>
+        <w:t xml:space="preserve"> дозволяє виконати весь набір </w:t>
+      </w:r>
+      <w:proofErr w:type="spellStart"/>
+      <w:r>
+        <w:rPr>
+          <w:rFonts w:ascii="Times New Roman" w:hAnsi="Times New Roman" w:cs="Times New Roman"/>
+          <w:bCs/>
+          <w:sz w:val="28"/>
+        </w:rPr>
+        <w:t>unit</w:t>
+      </w:r>
+      <w:proofErr w:type="spellEnd"/>
+      <w:r>
+        <w:rPr>
+          <w:rFonts w:ascii="Times New Roman" w:hAnsi="Times New Roman" w:cs="Times New Roman"/>
+          <w:bCs/>
+          <w:sz w:val="28"/>
+        </w:rPr>
+        <w:t xml:space="preserve">-тестів (включаючи перевірку сумарних затримок у десятки секунд) менш ніж за кілька сотень </w:t>
+      </w:r>
+      <w:proofErr w:type="spellStart"/>
+      <w:r>
+        <w:rPr>
+          <w:rFonts w:ascii="Times New Roman" w:hAnsi="Times New Roman" w:cs="Times New Roman"/>
+          <w:bCs/>
+          <w:sz w:val="28"/>
+        </w:rPr>
+        <w:t>мілісекунд</w:t>
+      </w:r>
+      <w:proofErr w:type="spellEnd"/>
+      <w:r>
+        <w:rPr>
+          <w:rFonts w:ascii="Times New Roman" w:hAnsi="Times New Roman" w:cs="Times New Roman"/>
+          <w:bCs/>
+          <w:sz w:val="28"/>
+        </w:rPr>
+        <w:t xml:space="preserve"> реального часу.</w:t>
       </w:r>
     </w:p>
     <w:p>
@@ -3025,7 +4113,25 @@
           <w:bCs/>
           <w:sz w:val="28"/>
         </w:rPr>
-        <w:t>Через термінал (curl) або браузер продемонстровано роботу всіх ключових сценаріїв:</w:t>
+        <w:t>Через термінал (</w:t>
+      </w:r>
+      <w:proofErr w:type="spellStart"/>
+      <w:r>
+        <w:rPr>
+          <w:rFonts w:ascii="Times New Roman" w:hAnsi="Times New Roman" w:cs="Times New Roman"/>
+          <w:bCs/>
+          <w:sz w:val="28"/>
+        </w:rPr>
+        <w:t>curl</w:t>
+      </w:r>
+      <w:proofErr w:type="spellEnd"/>
+      <w:r>
+        <w:rPr>
+          <w:rFonts w:ascii="Times New Roman" w:hAnsi="Times New Roman" w:cs="Times New Roman"/>
+          <w:bCs/>
+          <w:sz w:val="28"/>
+        </w:rPr>
+        <w:t>) або браузер продемонстровано роботу всіх ключових сценаріїв:</w:t>
       </w:r>
     </w:p>
     <w:p>
@@ -3048,7 +4154,25 @@
           <w:bCs/>
           <w:sz w:val="28"/>
         </w:rPr>
-        <w:t>успішне виконання з 1-ї спроби (failCount=0);</w:t>
+        <w:t>успішне виконання з 1-ї спроби (</w:t>
+      </w:r>
+      <w:proofErr w:type="spellStart"/>
+      <w:r>
+        <w:rPr>
+          <w:rFonts w:ascii="Times New Roman" w:hAnsi="Times New Roman" w:cs="Times New Roman"/>
+          <w:bCs/>
+          <w:sz w:val="28"/>
+        </w:rPr>
+        <w:t>failCount</w:t>
+      </w:r>
+      <w:proofErr w:type="spellEnd"/>
+      <w:r>
+        <w:rPr>
+          <w:rFonts w:ascii="Times New Roman" w:hAnsi="Times New Roman" w:cs="Times New Roman"/>
+          <w:bCs/>
+          <w:sz w:val="28"/>
+        </w:rPr>
+        <w:t>=0);</w:t>
       </w:r>
     </w:p>
     <w:p>
@@ -3071,7 +4195,43 @@
           <w:bCs/>
           <w:sz w:val="28"/>
         </w:rPr>
-        <w:t>відновлення після серії збоїв (failCount=2, maxAttempts=4);</w:t>
+        <w:t>відновлення після серії збоїв (</w:t>
+      </w:r>
+      <w:proofErr w:type="spellStart"/>
+      <w:r>
+        <w:rPr>
+          <w:rFonts w:ascii="Times New Roman" w:hAnsi="Times New Roman" w:cs="Times New Roman"/>
+          <w:bCs/>
+          <w:sz w:val="28"/>
+        </w:rPr>
+        <w:t>failCount</w:t>
+      </w:r>
+      <w:proofErr w:type="spellEnd"/>
+      <w:r>
+        <w:rPr>
+          <w:rFonts w:ascii="Times New Roman" w:hAnsi="Times New Roman" w:cs="Times New Roman"/>
+          <w:bCs/>
+          <w:sz w:val="28"/>
+        </w:rPr>
+        <w:t xml:space="preserve">=2, </w:t>
+      </w:r>
+      <w:proofErr w:type="spellStart"/>
+      <w:r>
+        <w:rPr>
+          <w:rFonts w:ascii="Times New Roman" w:hAnsi="Times New Roman" w:cs="Times New Roman"/>
+          <w:bCs/>
+          <w:sz w:val="28"/>
+        </w:rPr>
+        <w:t>maxAttempts</w:t>
+      </w:r>
+      <w:proofErr w:type="spellEnd"/>
+      <w:r>
+        <w:rPr>
+          <w:rFonts w:ascii="Times New Roman" w:hAnsi="Times New Roman" w:cs="Times New Roman"/>
+          <w:bCs/>
+          <w:sz w:val="28"/>
+        </w:rPr>
+        <w:t>=4);</w:t>
       </w:r>
     </w:p>
     <w:p>
@@ -3094,7 +4254,43 @@
           <w:bCs/>
           <w:sz w:val="28"/>
         </w:rPr>
-        <w:t>вичерпання ліміту спроб (failCount=5, maxAttempts=3);</w:t>
+        <w:t>вичерпання ліміту спроб (</w:t>
+      </w:r>
+      <w:proofErr w:type="spellStart"/>
+      <w:r>
+        <w:rPr>
+          <w:rFonts w:ascii="Times New Roman" w:hAnsi="Times New Roman" w:cs="Times New Roman"/>
+          <w:bCs/>
+          <w:sz w:val="28"/>
+        </w:rPr>
+        <w:t>failCount</w:t>
+      </w:r>
+      <w:proofErr w:type="spellEnd"/>
+      <w:r>
+        <w:rPr>
+          <w:rFonts w:ascii="Times New Roman" w:hAnsi="Times New Roman" w:cs="Times New Roman"/>
+          <w:bCs/>
+          <w:sz w:val="28"/>
+        </w:rPr>
+        <w:t xml:space="preserve">=5, </w:t>
+      </w:r>
+      <w:proofErr w:type="spellStart"/>
+      <w:r>
+        <w:rPr>
+          <w:rFonts w:ascii="Times New Roman" w:hAnsi="Times New Roman" w:cs="Times New Roman"/>
+          <w:bCs/>
+          <w:sz w:val="28"/>
+        </w:rPr>
+        <w:t>maxAttempts</w:t>
+      </w:r>
+      <w:proofErr w:type="spellEnd"/>
+      <w:r>
+        <w:rPr>
+          <w:rFonts w:ascii="Times New Roman" w:hAnsi="Times New Roman" w:cs="Times New Roman"/>
+          <w:bCs/>
+          <w:sz w:val="28"/>
+        </w:rPr>
+        <w:t>=3);</w:t>
       </w:r>
     </w:p>
     <w:p>
@@ -3117,7 +4313,43 @@
           <w:bCs/>
           <w:sz w:val="28"/>
         </w:rPr>
-        <w:t>миттєва відмова при запиті до фатального маршруту (/mock/fatal);</w:t>
+        <w:t>миттєва відмова при запиті до фатального маршруту (/</w:t>
+      </w:r>
+      <w:proofErr w:type="spellStart"/>
+      <w:r>
+        <w:rPr>
+          <w:rFonts w:ascii="Times New Roman" w:hAnsi="Times New Roman" w:cs="Times New Roman"/>
+          <w:bCs/>
+          <w:sz w:val="28"/>
+        </w:rPr>
+        <w:t>mock</w:t>
+      </w:r>
+      <w:proofErr w:type="spellEnd"/>
+      <w:r>
+        <w:rPr>
+          <w:rFonts w:ascii="Times New Roman" w:hAnsi="Times New Roman" w:cs="Times New Roman"/>
+          <w:bCs/>
+          <w:sz w:val="28"/>
+        </w:rPr>
+        <w:t>/</w:t>
+      </w:r>
+      <w:proofErr w:type="spellStart"/>
+      <w:r>
+        <w:rPr>
+          <w:rFonts w:ascii="Times New Roman" w:hAnsi="Times New Roman" w:cs="Times New Roman"/>
+          <w:bCs/>
+          <w:sz w:val="28"/>
+        </w:rPr>
+        <w:t>fatal</w:t>
+      </w:r>
+      <w:proofErr w:type="spellEnd"/>
+      <w:r>
+        <w:rPr>
+          <w:rFonts w:ascii="Times New Roman" w:hAnsi="Times New Roman" w:cs="Times New Roman"/>
+          <w:bCs/>
+          <w:sz w:val="28"/>
+        </w:rPr>
+        <w:t>);</w:t>
       </w:r>
     </w:p>
     <w:p>
@@ -3140,7 +4372,61 @@
           <w:bCs/>
           <w:sz w:val="28"/>
         </w:rPr>
-        <w:t>різниця між детермінованою експонентою та експонентою з джитером.</w:t>
+        <w:t xml:space="preserve">різниця між детермінованою </w:t>
+      </w:r>
+      <w:proofErr w:type="spellStart"/>
+      <w:r>
+        <w:rPr>
+          <w:rFonts w:ascii="Times New Roman" w:hAnsi="Times New Roman" w:cs="Times New Roman"/>
+          <w:bCs/>
+          <w:sz w:val="28"/>
+        </w:rPr>
+        <w:t>експонентою</w:t>
+      </w:r>
+      <w:proofErr w:type="spellEnd"/>
+      <w:r>
+        <w:rPr>
+          <w:rFonts w:ascii="Times New Roman" w:hAnsi="Times New Roman" w:cs="Times New Roman"/>
+          <w:bCs/>
+          <w:sz w:val="28"/>
+        </w:rPr>
+        <w:t xml:space="preserve"> та </w:t>
+      </w:r>
+      <w:proofErr w:type="spellStart"/>
+      <w:r>
+        <w:rPr>
+          <w:rFonts w:ascii="Times New Roman" w:hAnsi="Times New Roman" w:cs="Times New Roman"/>
+          <w:bCs/>
+          <w:sz w:val="28"/>
+        </w:rPr>
+        <w:t>експонентою</w:t>
+      </w:r>
+      <w:proofErr w:type="spellEnd"/>
+      <w:r>
+        <w:rPr>
+          <w:rFonts w:ascii="Times New Roman" w:hAnsi="Times New Roman" w:cs="Times New Roman"/>
+          <w:bCs/>
+          <w:sz w:val="28"/>
+        </w:rPr>
+        <w:t xml:space="preserve"> з </w:t>
+      </w:r>
+      <w:proofErr w:type="spellStart"/>
+      <w:r>
+        <w:rPr>
+          <w:rFonts w:ascii="Times New Roman" w:hAnsi="Times New Roman" w:cs="Times New Roman"/>
+          <w:bCs/>
+          <w:sz w:val="28"/>
+        </w:rPr>
+        <w:t>джитером</w:t>
+      </w:r>
+      <w:proofErr w:type="spellEnd"/>
+      <w:r>
+        <w:rPr>
+          <w:rFonts w:ascii="Times New Roman" w:hAnsi="Times New Roman" w:cs="Times New Roman"/>
+          <w:bCs/>
+          <w:sz w:val="28"/>
+        </w:rPr>
+        <w:t>.</w:t>
       </w:r>
     </w:p>
     <w:p>
@@ -3173,13 +4459,41 @@
           <w:sz w:val="28"/>
         </w:rPr>
       </w:pPr>
-      <w:r>
-        <w:rPr>
-          <w:rFonts w:ascii="Times New Roman" w:hAnsi="Times New Roman" w:cs="Times New Roman"/>
-          <w:bCs/>
-          <w:sz w:val="28"/>
-        </w:rPr>
-        <w:t>Retry (Повтор) — це патерн проєктування розподілених та хмарних систем, призначений для прозорої обробки транзитних (короткочасних) збоїв мережі та зовнішніх сервісів.</w:t>
+      <w:proofErr w:type="spellStart"/>
+      <w:r>
+        <w:rPr>
+          <w:rFonts w:ascii="Times New Roman" w:hAnsi="Times New Roman" w:cs="Times New Roman"/>
+          <w:bCs/>
+          <w:sz w:val="28"/>
+        </w:rPr>
+        <w:t>Retry</w:t>
+      </w:r>
+      <w:proofErr w:type="spellEnd"/>
+      <w:r>
+        <w:rPr>
+          <w:rFonts w:ascii="Times New Roman" w:hAnsi="Times New Roman" w:cs="Times New Roman"/>
+          <w:bCs/>
+          <w:sz w:val="28"/>
+        </w:rPr>
+        <w:t xml:space="preserve"> (Повтор) — це </w:t>
+      </w:r>
+      <w:proofErr w:type="spellStart"/>
+      <w:r>
+        <w:rPr>
+          <w:rFonts w:ascii="Times New Roman" w:hAnsi="Times New Roman" w:cs="Times New Roman"/>
+          <w:bCs/>
+          <w:sz w:val="28"/>
+        </w:rPr>
+        <w:t>патерн</w:t>
+      </w:r>
+      <w:proofErr w:type="spellEnd"/>
+      <w:r>
+        <w:rPr>
+          <w:rFonts w:ascii="Times New Roman" w:hAnsi="Times New Roman" w:cs="Times New Roman"/>
+          <w:bCs/>
+          <w:sz w:val="28"/>
+        </w:rPr>
+        <w:t xml:space="preserve"> проєктування розподілених та хмарних систем, призначений для прозорої обробки транзитних (короткочасних) збоїв мережі та зовнішніх сервісів.</w:t>
       </w:r>
     </w:p>
     <w:p>
@@ -3198,7 +4512,97 @@
           <w:bCs/>
           <w:sz w:val="28"/>
         </w:rPr>
-        <w:t>Транзитні помилки (наприклад, короткочасне переривання з'єднання, перевантаження віддаленого сервера HTTP 503, відповідь 429 Too Many Requests або тайм-аут шлюзу HTTP 504) зазвичай усуваються самостійно протягом кількох десятих часток секунди. Патерн Retry автоматично повторює неуспішний запит через певні проміжки часу, ізолюючи збій від кінцевого користувача або клієнтського коду.</w:t>
+        <w:t xml:space="preserve">Транзитні помилки (наприклад, короткочасне переривання з'єднання, перевантаження віддаленого сервера HTTP 503, відповідь 429 </w:t>
+      </w:r>
+      <w:proofErr w:type="spellStart"/>
+      <w:r>
+        <w:rPr>
+          <w:rFonts w:ascii="Times New Roman" w:hAnsi="Times New Roman" w:cs="Times New Roman"/>
+          <w:bCs/>
+          <w:sz w:val="28"/>
+        </w:rPr>
+        <w:t>Too</w:t>
+      </w:r>
+      <w:proofErr w:type="spellEnd"/>
+      <w:r>
+        <w:rPr>
+          <w:rFonts w:ascii="Times New Roman" w:hAnsi="Times New Roman" w:cs="Times New Roman"/>
+          <w:bCs/>
+          <w:sz w:val="28"/>
+        </w:rPr>
+        <w:t xml:space="preserve"> </w:t>
+      </w:r>
+      <w:proofErr w:type="spellStart"/>
+      <w:r>
+        <w:rPr>
+          <w:rFonts w:ascii="Times New Roman" w:hAnsi="Times New Roman" w:cs="Times New Roman"/>
+          <w:bCs/>
+          <w:sz w:val="28"/>
+        </w:rPr>
+        <w:t>Many</w:t>
+      </w:r>
+      <w:proofErr w:type="spellEnd"/>
+      <w:r>
+        <w:rPr>
+          <w:rFonts w:ascii="Times New Roman" w:hAnsi="Times New Roman" w:cs="Times New Roman"/>
+          <w:bCs/>
+          <w:sz w:val="28"/>
+        </w:rPr>
+        <w:t xml:space="preserve"> </w:t>
+      </w:r>
+      <w:proofErr w:type="spellStart"/>
+      <w:r>
+        <w:rPr>
+          <w:rFonts w:ascii="Times New Roman" w:hAnsi="Times New Roman" w:cs="Times New Roman"/>
+          <w:bCs/>
+          <w:sz w:val="28"/>
+        </w:rPr>
+        <w:t>Requests</w:t>
+      </w:r>
+      <w:proofErr w:type="spellEnd"/>
+      <w:r>
+        <w:rPr>
+          <w:rFonts w:ascii="Times New Roman" w:hAnsi="Times New Roman" w:cs="Times New Roman"/>
+          <w:bCs/>
+          <w:sz w:val="28"/>
+        </w:rPr>
+        <w:t xml:space="preserve"> або тайм-аут шлюзу HTTP 504) зазвичай усуваються самостійно протягом кількох десятих часток секунди. </w:t>
+      </w:r>
+      <w:proofErr w:type="spellStart"/>
+      <w:r>
+        <w:rPr>
+          <w:rFonts w:ascii="Times New Roman" w:hAnsi="Times New Roman" w:cs="Times New Roman"/>
+          <w:bCs/>
+          <w:sz w:val="28"/>
+        </w:rPr>
+        <w:t>Патерн</w:t>
+      </w:r>
+      <w:proofErr w:type="spellEnd"/>
+      <w:r>
+        <w:rPr>
+          <w:rFonts w:ascii="Times New Roman" w:hAnsi="Times New Roman" w:cs="Times New Roman"/>
+          <w:bCs/>
+          <w:sz w:val="28"/>
+        </w:rPr>
+        <w:t xml:space="preserve"> </w:t>
+      </w:r>
+      <w:proofErr w:type="spellStart"/>
+      <w:r>
+        <w:rPr>
+          <w:rFonts w:ascii="Times New Roman" w:hAnsi="Times New Roman" w:cs="Times New Roman"/>
+          <w:bCs/>
+          <w:sz w:val="28"/>
+        </w:rPr>
+        <w:t>Retry</w:t>
+      </w:r>
+      <w:proofErr w:type="spellEnd"/>
+      <w:r>
+        <w:rPr>
+          <w:rFonts w:ascii="Times New Roman" w:hAnsi="Times New Roman" w:cs="Times New Roman"/>
+          <w:bCs/>
+          <w:sz w:val="28"/>
+        </w:rPr>
+        <w:t xml:space="preserve"> автоматично повторює неуспішний запит через певні проміжки часу, ізолюючи збій від кінцевого користувача або клієнтського коду.</w:t>
       </w:r>
     </w:p>
     <w:p>
@@ -3217,7 +4621,25 @@
           <w:bCs/>
           <w:sz w:val="28"/>
         </w:rPr>
-        <w:t>Ключовим аспектом правильної реалізації патерну є вибір стратегії очікування:</w:t>
+        <w:t xml:space="preserve">Ключовим аспектом правильної реалізації </w:t>
+      </w:r>
+      <w:proofErr w:type="spellStart"/>
+      <w:r>
+        <w:rPr>
+          <w:rFonts w:ascii="Times New Roman" w:hAnsi="Times New Roman" w:cs="Times New Roman"/>
+          <w:bCs/>
+          <w:sz w:val="28"/>
+        </w:rPr>
+        <w:t>патерну</w:t>
+      </w:r>
+      <w:proofErr w:type="spellEnd"/>
+      <w:r>
+        <w:rPr>
+          <w:rFonts w:ascii="Times New Roman" w:hAnsi="Times New Roman" w:cs="Times New Roman"/>
+          <w:bCs/>
+          <w:sz w:val="28"/>
+        </w:rPr>
+        <w:t xml:space="preserve"> є вибір стратегії очікування:</w:t>
       </w:r>
     </w:p>
     <w:p>
@@ -3234,13 +4656,41 @@
           <w:sz w:val="28"/>
         </w:rPr>
       </w:pPr>
-      <w:r>
-        <w:rPr>
-          <w:rFonts w:ascii="Times New Roman" w:hAnsi="Times New Roman" w:cs="Times New Roman"/>
-          <w:bCs/>
-          <w:sz w:val="28"/>
-        </w:rPr>
-        <w:t>Constant backoff: прості фіксовані інтервали. Може створювати надлишковий тиск на віддалену систему.</w:t>
+      <w:proofErr w:type="spellStart"/>
+      <w:r>
+        <w:rPr>
+          <w:rFonts w:ascii="Times New Roman" w:hAnsi="Times New Roman" w:cs="Times New Roman"/>
+          <w:bCs/>
+          <w:sz w:val="28"/>
+        </w:rPr>
+        <w:t>Constant</w:t>
+      </w:r>
+      <w:proofErr w:type="spellEnd"/>
+      <w:r>
+        <w:rPr>
+          <w:rFonts w:ascii="Times New Roman" w:hAnsi="Times New Roman" w:cs="Times New Roman"/>
+          <w:bCs/>
+          <w:sz w:val="28"/>
+        </w:rPr>
+        <w:t xml:space="preserve"> </w:t>
+      </w:r>
+      <w:proofErr w:type="spellStart"/>
+      <w:r>
+        <w:rPr>
+          <w:rFonts w:ascii="Times New Roman" w:hAnsi="Times New Roman" w:cs="Times New Roman"/>
+          <w:bCs/>
+          <w:sz w:val="28"/>
+        </w:rPr>
+        <w:t>backoff</w:t>
+      </w:r>
+      <w:proofErr w:type="spellEnd"/>
+      <w:r>
+        <w:rPr>
+          <w:rFonts w:ascii="Times New Roman" w:hAnsi="Times New Roman" w:cs="Times New Roman"/>
+          <w:bCs/>
+          <w:sz w:val="28"/>
+        </w:rPr>
+        <w:t>: прості фіксовані інтервали. Може створювати надлишковий тиск на віддалену систему.</w:t>
       </w:r>
     </w:p>
     <w:p>
@@ -3257,13 +4707,41 @@
           <w:sz w:val="28"/>
         </w:rPr>
       </w:pPr>
-      <w:r>
-        <w:rPr>
-          <w:rFonts w:ascii="Times New Roman" w:hAnsi="Times New Roman" w:cs="Times New Roman"/>
-          <w:bCs/>
-          <w:sz w:val="28"/>
-        </w:rPr>
-        <w:t>Exponential backoff: геометричне збільшення часу очікування після кожної невдачі, що дає перевантаженій системі час на стабілізацію.</w:t>
+      <w:proofErr w:type="spellStart"/>
+      <w:r>
+        <w:rPr>
+          <w:rFonts w:ascii="Times New Roman" w:hAnsi="Times New Roman" w:cs="Times New Roman"/>
+          <w:bCs/>
+          <w:sz w:val="28"/>
+        </w:rPr>
+        <w:t>Exponential</w:t>
+      </w:r>
+      <w:proofErr w:type="spellEnd"/>
+      <w:r>
+        <w:rPr>
+          <w:rFonts w:ascii="Times New Roman" w:hAnsi="Times New Roman" w:cs="Times New Roman"/>
+          <w:bCs/>
+          <w:sz w:val="28"/>
+        </w:rPr>
+        <w:t xml:space="preserve"> </w:t>
+      </w:r>
+      <w:proofErr w:type="spellStart"/>
+      <w:r>
+        <w:rPr>
+          <w:rFonts w:ascii="Times New Roman" w:hAnsi="Times New Roman" w:cs="Times New Roman"/>
+          <w:bCs/>
+          <w:sz w:val="28"/>
+        </w:rPr>
+        <w:t>backoff</w:t>
+      </w:r>
+      <w:proofErr w:type="spellEnd"/>
+      <w:r>
+        <w:rPr>
+          <w:rFonts w:ascii="Times New Roman" w:hAnsi="Times New Roman" w:cs="Times New Roman"/>
+          <w:bCs/>
+          <w:sz w:val="28"/>
+        </w:rPr>
+        <w:t>: геометричне збільшення часу очікування після кожної невдачі, що дає перевантаженій системі час на стабілізацію.</w:t>
       </w:r>
     </w:p>
     <w:p>
@@ -3280,13 +4758,131 @@
           <w:sz w:val="28"/>
         </w:rPr>
       </w:pPr>
-      <w:r>
-        <w:rPr>
-          <w:rFonts w:ascii="Times New Roman" w:hAnsi="Times New Roman" w:cs="Times New Roman"/>
-          <w:bCs/>
-          <w:sz w:val="28"/>
-        </w:rPr>
-        <w:t>Full / Equal Jitter: додавання випадкового часового зміщення до експоненційної паузи. Необхідне для запобігання проблемі «Thundering Herd» (коли сотні синхронізованих клієнтів одночасно надсилають повторні запити в одну й ту саму мілісекунду).</w:t>
+      <w:proofErr w:type="spellStart"/>
+      <w:r>
+        <w:rPr>
+          <w:rFonts w:ascii="Times New Roman" w:hAnsi="Times New Roman" w:cs="Times New Roman"/>
+          <w:bCs/>
+          <w:sz w:val="28"/>
+        </w:rPr>
+        <w:t>Full</w:t>
+      </w:r>
+      <w:proofErr w:type="spellEnd"/>
+      <w:r>
+        <w:rPr>
+          <w:rFonts w:ascii="Times New Roman" w:hAnsi="Times New Roman" w:cs="Times New Roman"/>
+          <w:bCs/>
+          <w:sz w:val="28"/>
+        </w:rPr>
+        <w:t xml:space="preserve"> / </w:t>
+      </w:r>
+      <w:proofErr w:type="spellStart"/>
+      <w:r>
+        <w:rPr>
+          <w:rFonts w:ascii="Times New Roman" w:hAnsi="Times New Roman" w:cs="Times New Roman"/>
+          <w:bCs/>
+          <w:sz w:val="28"/>
+        </w:rPr>
+        <w:t>Equal</w:t>
+      </w:r>
+      <w:proofErr w:type="spellEnd"/>
+      <w:r>
+        <w:rPr>
+          <w:rFonts w:ascii="Times New Roman" w:hAnsi="Times New Roman" w:cs="Times New Roman"/>
+          <w:bCs/>
+          <w:sz w:val="28"/>
+        </w:rPr>
+        <w:t xml:space="preserve"> </w:t>
+      </w:r>
+      <w:proofErr w:type="spellStart"/>
+      <w:r>
+        <w:rPr>
+          <w:rFonts w:ascii="Times New Roman" w:hAnsi="Times New Roman" w:cs="Times New Roman"/>
+          <w:bCs/>
+          <w:sz w:val="28"/>
+        </w:rPr>
+        <w:t>Jitter</w:t>
+      </w:r>
+      <w:proofErr w:type="spellEnd"/>
+      <w:r>
+        <w:rPr>
+          <w:rFonts w:ascii="Times New Roman" w:hAnsi="Times New Roman" w:cs="Times New Roman"/>
+          <w:bCs/>
+          <w:sz w:val="28"/>
+        </w:rPr>
+        <w:t xml:space="preserve">: додавання випадкового часового зміщення до </w:t>
+      </w:r>
+      <w:proofErr w:type="spellStart"/>
+      <w:r>
+        <w:rPr>
+          <w:rFonts w:ascii="Times New Roman" w:hAnsi="Times New Roman" w:cs="Times New Roman"/>
+          <w:bCs/>
+          <w:sz w:val="28"/>
+        </w:rPr>
+        <w:t>експоненційної</w:t>
+      </w:r>
+      <w:proofErr w:type="spellEnd"/>
+      <w:r>
+        <w:rPr>
+          <w:rFonts w:ascii="Times New Roman" w:hAnsi="Times New Roman" w:cs="Times New Roman"/>
+          <w:bCs/>
+          <w:sz w:val="28"/>
+        </w:rPr>
+        <w:t xml:space="preserve"> паузи. Необхідне для запобігання проблемі «</w:t>
+      </w:r>
+      <w:proofErr w:type="spellStart"/>
+      <w:r>
+        <w:rPr>
+          <w:rFonts w:ascii="Times New Roman" w:hAnsi="Times New Roman" w:cs="Times New Roman"/>
+          <w:bCs/>
+          <w:sz w:val="28"/>
+        </w:rPr>
+        <w:t>Thundering</w:t>
+      </w:r>
+      <w:proofErr w:type="spellEnd"/>
+      <w:r>
+        <w:rPr>
+          <w:rFonts w:ascii="Times New Roman" w:hAnsi="Times New Roman" w:cs="Times New Roman"/>
+          <w:bCs/>
+          <w:sz w:val="28"/>
+        </w:rPr>
+        <w:t xml:space="preserve"> </w:t>
+      </w:r>
+      <w:proofErr w:type="spellStart"/>
+      <w:r>
+        <w:rPr>
+          <w:rFonts w:ascii="Times New Roman" w:hAnsi="Times New Roman" w:cs="Times New Roman"/>
+          <w:bCs/>
+          <w:sz w:val="28"/>
+        </w:rPr>
+        <w:t>Herd</w:t>
+      </w:r>
+      <w:proofErr w:type="spellEnd"/>
+      <w:r>
+        <w:rPr>
+          <w:rFonts w:ascii="Times New Roman" w:hAnsi="Times New Roman" w:cs="Times New Roman"/>
+          <w:bCs/>
+          <w:sz w:val="28"/>
+        </w:rPr>
+        <w:t xml:space="preserve">» (коли сотні синхронізованих клієнтів одночасно надсилають повторні запити в одну й ту саму </w:t>
+      </w:r>
+      <w:proofErr w:type="spellStart"/>
+      <w:r>
+        <w:rPr>
+          <w:rFonts w:ascii="Times New Roman" w:hAnsi="Times New Roman" w:cs="Times New Roman"/>
+          <w:bCs/>
+          <w:sz w:val="28"/>
+        </w:rPr>
+        <w:t>мілісекунду</w:t>
+      </w:r>
+      <w:proofErr w:type="spellEnd"/>
+      <w:r>
+        <w:rPr>
+          <w:rFonts w:ascii="Times New Roman" w:hAnsi="Times New Roman" w:cs="Times New Roman"/>
+          <w:bCs/>
+          <w:sz w:val="28"/>
+        </w:rPr>
+        <w:t>).</w:t>
       </w:r>
     </w:p>
     <w:p>
@@ -3305,7 +4901,25 @@
           <w:bCs/>
           <w:sz w:val="28"/>
         </w:rPr>
-        <w:t xml:space="preserve">Не менш важливою є класифікація помилок: патерн повинен розрізняти транзитні помилки (серверні 5xx) від детермінованих помилок клієнта </w:t>
+        <w:t xml:space="preserve">Не менш важливою є класифікація помилок: </w:t>
+      </w:r>
+      <w:proofErr w:type="spellStart"/>
+      <w:r>
+        <w:rPr>
+          <w:rFonts w:ascii="Times New Roman" w:hAnsi="Times New Roman" w:cs="Times New Roman"/>
+          <w:bCs/>
+          <w:sz w:val="28"/>
+        </w:rPr>
+        <w:t>патерн</w:t>
+      </w:r>
+      <w:proofErr w:type="spellEnd"/>
+      <w:r>
+        <w:rPr>
+          <w:rFonts w:ascii="Times New Roman" w:hAnsi="Times New Roman" w:cs="Times New Roman"/>
+          <w:bCs/>
+          <w:sz w:val="28"/>
+        </w:rPr>
+        <w:t xml:space="preserve"> повинен розрізняти транзитні помилки (серверні 5xx) від детермінованих помилок клієнта </w:t>
       </w:r>
       <w:r>
         <w:rPr>
@@ -3314,7 +4928,25 @@
           <w:sz w:val="28"/>
         </w:rPr>
         <w:lastRenderedPageBreak/>
-        <w:t>(клієнтські 4xx), оскільки повторення невалідного запиту безглузде і лише витрачає ресурси інфраструктури.</w:t>
+        <w:t xml:space="preserve">(клієнтські 4xx), оскільки повторення </w:t>
+      </w:r>
+      <w:proofErr w:type="spellStart"/>
+      <w:r>
+        <w:rPr>
+          <w:rFonts w:ascii="Times New Roman" w:hAnsi="Times New Roman" w:cs="Times New Roman"/>
+          <w:bCs/>
+          <w:sz w:val="28"/>
+        </w:rPr>
+        <w:t>невалідного</w:t>
+      </w:r>
+      <w:proofErr w:type="spellEnd"/>
+      <w:r>
+        <w:rPr>
+          <w:rFonts w:ascii="Times New Roman" w:hAnsi="Times New Roman" w:cs="Times New Roman"/>
+          <w:bCs/>
+          <w:sz w:val="28"/>
+        </w:rPr>
+        <w:t xml:space="preserve"> запиту безглузде і лише витрачає ресурси інфраструктури.</w:t>
       </w:r>
     </w:p>
     <w:p>
@@ -3354,7 +4986,25 @@
           <w:bCs/>
           <w:sz w:val="28"/>
         </w:rPr>
-        <w:t>Програмне рішення розроблене мовою TypeScript для платформи Node.js і має модульну структуру:</w:t>
+        <w:t xml:space="preserve">Програмне рішення розроблене мовою </w:t>
+      </w:r>
+      <w:proofErr w:type="spellStart"/>
+      <w:r>
+        <w:rPr>
+          <w:rFonts w:ascii="Times New Roman" w:hAnsi="Times New Roman" w:cs="Times New Roman"/>
+          <w:bCs/>
+          <w:sz w:val="28"/>
+        </w:rPr>
+        <w:t>TypeScript</w:t>
+      </w:r>
+      <w:proofErr w:type="spellEnd"/>
+      <w:r>
+        <w:rPr>
+          <w:rFonts w:ascii="Times New Roman" w:hAnsi="Times New Roman" w:cs="Times New Roman"/>
+          <w:bCs/>
+          <w:sz w:val="28"/>
+        </w:rPr>
+        <w:t xml:space="preserve"> для платформи Node.js і має модульну структуру:</w:t>
       </w:r>
     </w:p>
     <w:p>
@@ -3373,7 +5023,151 @@
           <w:bCs/>
           <w:sz w:val="28"/>
         </w:rPr>
-        <w:t>Модуль патерну (src/retry.ts): містить визначення типів конфігурації, функцію розрахунку пауз calculateDelay з урахуванням обраної стратегії та джитера, допоміжні функції перевірки retryOn, а також універсальний клас Retryer із методом execute().</w:t>
+        <w:t xml:space="preserve">Модуль </w:t>
+      </w:r>
+      <w:proofErr w:type="spellStart"/>
+      <w:r>
+        <w:rPr>
+          <w:rFonts w:ascii="Times New Roman" w:hAnsi="Times New Roman" w:cs="Times New Roman"/>
+          <w:bCs/>
+          <w:sz w:val="28"/>
+        </w:rPr>
+        <w:t>патерну</w:t>
+      </w:r>
+      <w:proofErr w:type="spellEnd"/>
+      <w:r>
+        <w:rPr>
+          <w:rFonts w:ascii="Times New Roman" w:hAnsi="Times New Roman" w:cs="Times New Roman"/>
+          <w:bCs/>
+          <w:sz w:val="28"/>
+        </w:rPr>
+        <w:t xml:space="preserve"> (</w:t>
+      </w:r>
+      <w:proofErr w:type="spellStart"/>
+      <w:r>
+        <w:rPr>
+          <w:rFonts w:ascii="Times New Roman" w:hAnsi="Times New Roman" w:cs="Times New Roman"/>
+          <w:bCs/>
+          <w:sz w:val="28"/>
+        </w:rPr>
+        <w:t>src</w:t>
+      </w:r>
+      <w:proofErr w:type="spellEnd"/>
+      <w:r>
+        <w:rPr>
+          <w:rFonts w:ascii="Times New Roman" w:hAnsi="Times New Roman" w:cs="Times New Roman"/>
+          <w:bCs/>
+          <w:sz w:val="28"/>
+        </w:rPr>
+        <w:t>/</w:t>
+      </w:r>
+      <w:proofErr w:type="spellStart"/>
+      <w:r>
+        <w:rPr>
+          <w:rFonts w:ascii="Times New Roman" w:hAnsi="Times New Roman" w:cs="Times New Roman"/>
+          <w:bCs/>
+          <w:sz w:val="28"/>
+        </w:rPr>
+        <w:t>retry.ts</w:t>
+      </w:r>
+      <w:proofErr w:type="spellEnd"/>
+      <w:r>
+        <w:rPr>
+          <w:rFonts w:ascii="Times New Roman" w:hAnsi="Times New Roman" w:cs="Times New Roman"/>
+          <w:bCs/>
+          <w:sz w:val="28"/>
+        </w:rPr>
+        <w:t xml:space="preserve">): містить визначення типів конфігурації, функцію розрахунку пауз </w:t>
+      </w:r>
+      <w:proofErr w:type="spellStart"/>
+      <w:r>
+        <w:rPr>
+          <w:rFonts w:ascii="Times New Roman" w:hAnsi="Times New Roman" w:cs="Times New Roman"/>
+          <w:bCs/>
+          <w:sz w:val="28"/>
+        </w:rPr>
+        <w:t>calculateDelay</w:t>
+      </w:r>
+      <w:proofErr w:type="spellEnd"/>
+      <w:r>
+        <w:rPr>
+          <w:rFonts w:ascii="Times New Roman" w:hAnsi="Times New Roman" w:cs="Times New Roman"/>
+          <w:bCs/>
+          <w:sz w:val="28"/>
+        </w:rPr>
+        <w:t xml:space="preserve"> з урахуванням обраної стратегії та </w:t>
+      </w:r>
+      <w:proofErr w:type="spellStart"/>
+      <w:r>
+        <w:rPr>
+          <w:rFonts w:ascii="Times New Roman" w:hAnsi="Times New Roman" w:cs="Times New Roman"/>
+          <w:bCs/>
+          <w:sz w:val="28"/>
+        </w:rPr>
+        <w:t>джитера</w:t>
+      </w:r>
+      <w:proofErr w:type="spellEnd"/>
+      <w:r>
+        <w:rPr>
+          <w:rFonts w:ascii="Times New Roman" w:hAnsi="Times New Roman" w:cs="Times New Roman"/>
+          <w:bCs/>
+          <w:sz w:val="28"/>
+        </w:rPr>
+        <w:t xml:space="preserve">, допоміжні функції перевірки </w:t>
+      </w:r>
+      <w:proofErr w:type="spellStart"/>
+      <w:r>
+        <w:rPr>
+          <w:rFonts w:ascii="Times New Roman" w:hAnsi="Times New Roman" w:cs="Times New Roman"/>
+          <w:bCs/>
+          <w:sz w:val="28"/>
+        </w:rPr>
+        <w:t>retryOn</w:t>
+      </w:r>
+      <w:proofErr w:type="spellEnd"/>
+      <w:r>
+        <w:rPr>
+          <w:rFonts w:ascii="Times New Roman" w:hAnsi="Times New Roman" w:cs="Times New Roman"/>
+          <w:bCs/>
+          <w:sz w:val="28"/>
+        </w:rPr>
+        <w:t xml:space="preserve">, а також універсальний клас </w:t>
+      </w:r>
+      <w:proofErr w:type="spellStart"/>
+      <w:r>
+        <w:rPr>
+          <w:rFonts w:ascii="Times New Roman" w:hAnsi="Times New Roman" w:cs="Times New Roman"/>
+          <w:bCs/>
+          <w:sz w:val="28"/>
+        </w:rPr>
+        <w:t>Retryer</w:t>
+      </w:r>
+      <w:proofErr w:type="spellEnd"/>
+      <w:r>
+        <w:rPr>
+          <w:rFonts w:ascii="Times New Roman" w:hAnsi="Times New Roman" w:cs="Times New Roman"/>
+          <w:bCs/>
+          <w:sz w:val="28"/>
+        </w:rPr>
+        <w:t xml:space="preserve"> із методом </w:t>
+      </w:r>
+      <w:proofErr w:type="spellStart"/>
+      <w:r>
+        <w:rPr>
+          <w:rFonts w:ascii="Times New Roman" w:hAnsi="Times New Roman" w:cs="Times New Roman"/>
+          <w:bCs/>
+          <w:sz w:val="28"/>
+        </w:rPr>
+        <w:t>execute</w:t>
+      </w:r>
+      <w:proofErr w:type="spellEnd"/>
+      <w:r>
+        <w:rPr>
+          <w:rFonts w:ascii="Times New Roman" w:hAnsi="Times New Roman" w:cs="Times New Roman"/>
+          <w:bCs/>
+          <w:sz w:val="28"/>
+        </w:rPr>
+        <w:t>().</w:t>
       </w:r>
     </w:p>
     <w:p>
@@ -3392,7 +5186,61 @@
           <w:bCs/>
           <w:sz w:val="28"/>
         </w:rPr>
-        <w:t>Сервер для перевірки (src/server.ts): легкий HTTP-сервер на базі node:http, який реалізує тестові маршрути:</w:t>
+        <w:t>Сервер для перевірки (</w:t>
+      </w:r>
+      <w:proofErr w:type="spellStart"/>
+      <w:r>
+        <w:rPr>
+          <w:rFonts w:ascii="Times New Roman" w:hAnsi="Times New Roman" w:cs="Times New Roman"/>
+          <w:bCs/>
+          <w:sz w:val="28"/>
+        </w:rPr>
+        <w:t>src</w:t>
+      </w:r>
+      <w:proofErr w:type="spellEnd"/>
+      <w:r>
+        <w:rPr>
+          <w:rFonts w:ascii="Times New Roman" w:hAnsi="Times New Roman" w:cs="Times New Roman"/>
+          <w:bCs/>
+          <w:sz w:val="28"/>
+        </w:rPr>
+        <w:t>/</w:t>
+      </w:r>
+      <w:proofErr w:type="spellStart"/>
+      <w:r>
+        <w:rPr>
+          <w:rFonts w:ascii="Times New Roman" w:hAnsi="Times New Roman" w:cs="Times New Roman"/>
+          <w:bCs/>
+          <w:sz w:val="28"/>
+        </w:rPr>
+        <w:t>server.ts</w:t>
+      </w:r>
+      <w:proofErr w:type="spellEnd"/>
+      <w:r>
+        <w:rPr>
+          <w:rFonts w:ascii="Times New Roman" w:hAnsi="Times New Roman" w:cs="Times New Roman"/>
+          <w:bCs/>
+          <w:sz w:val="28"/>
+        </w:rPr>
+        <w:t xml:space="preserve">): легкий HTTP-сервер на базі </w:t>
+      </w:r>
+      <w:proofErr w:type="spellStart"/>
+      <w:r>
+        <w:rPr>
+          <w:rFonts w:ascii="Times New Roman" w:hAnsi="Times New Roman" w:cs="Times New Roman"/>
+          <w:bCs/>
+          <w:sz w:val="28"/>
+        </w:rPr>
+        <w:t>node:http</w:t>
+      </w:r>
+      <w:proofErr w:type="spellEnd"/>
+      <w:r>
+        <w:rPr>
+          <w:rFonts w:ascii="Times New Roman" w:hAnsi="Times New Roman" w:cs="Times New Roman"/>
+          <w:bCs/>
+          <w:sz w:val="28"/>
+        </w:rPr>
+        <w:t>, який реалізує тестові маршрути:</w:t>
       </w:r>
     </w:p>
     <w:p>
@@ -3415,7 +5263,61 @@
           <w:bCs/>
           <w:sz w:val="28"/>
         </w:rPr>
-        <w:t>/mock/flaky — імітатор нестабільного сервісу з налаштовуваною кількістю збоїв;</w:t>
+        <w:t>/</w:t>
+      </w:r>
+      <w:proofErr w:type="spellStart"/>
+      <w:r>
+        <w:rPr>
+          <w:rFonts w:ascii="Times New Roman" w:hAnsi="Times New Roman" w:cs="Times New Roman"/>
+          <w:bCs/>
+          <w:sz w:val="28"/>
+        </w:rPr>
+        <w:t>mock</w:t>
+      </w:r>
+      <w:proofErr w:type="spellEnd"/>
+      <w:r>
+        <w:rPr>
+          <w:rFonts w:ascii="Times New Roman" w:hAnsi="Times New Roman" w:cs="Times New Roman"/>
+          <w:bCs/>
+          <w:sz w:val="28"/>
+        </w:rPr>
+        <w:t>/</w:t>
+      </w:r>
+      <w:proofErr w:type="spellStart"/>
+      <w:r>
+        <w:rPr>
+          <w:rFonts w:ascii="Times New Roman" w:hAnsi="Times New Roman" w:cs="Times New Roman"/>
+          <w:bCs/>
+          <w:sz w:val="28"/>
+        </w:rPr>
+        <w:t>flaky</w:t>
+      </w:r>
+      <w:proofErr w:type="spellEnd"/>
+      <w:r>
+        <w:rPr>
+          <w:rFonts w:ascii="Times New Roman" w:hAnsi="Times New Roman" w:cs="Times New Roman"/>
+          <w:bCs/>
+          <w:sz w:val="28"/>
+        </w:rPr>
+        <w:t xml:space="preserve"> — імітатор нестабільного сервісу з </w:t>
+      </w:r>
+      <w:proofErr w:type="spellStart"/>
+      <w:r>
+        <w:rPr>
+          <w:rFonts w:ascii="Times New Roman" w:hAnsi="Times New Roman" w:cs="Times New Roman"/>
+          <w:bCs/>
+          <w:sz w:val="28"/>
+        </w:rPr>
+        <w:t>налаштовуваною</w:t>
+      </w:r>
+      <w:proofErr w:type="spellEnd"/>
+      <w:r>
+        <w:rPr>
+          <w:rFonts w:ascii="Times New Roman" w:hAnsi="Times New Roman" w:cs="Times New Roman"/>
+          <w:bCs/>
+          <w:sz w:val="28"/>
+        </w:rPr>
+        <w:t xml:space="preserve"> кількістю збоїв;</w:t>
       </w:r>
     </w:p>
     <w:p>
@@ -3438,7 +5340,43 @@
           <w:bCs/>
           <w:sz w:val="28"/>
         </w:rPr>
-        <w:t>/mock/fatal — імітатор постійної клієнтської помилки (HTTP 400);</w:t>
+        <w:t>/</w:t>
+      </w:r>
+      <w:proofErr w:type="spellStart"/>
+      <w:r>
+        <w:rPr>
+          <w:rFonts w:ascii="Times New Roman" w:hAnsi="Times New Roman" w:cs="Times New Roman"/>
+          <w:bCs/>
+          <w:sz w:val="28"/>
+        </w:rPr>
+        <w:t>mock</w:t>
+      </w:r>
+      <w:proofErr w:type="spellEnd"/>
+      <w:r>
+        <w:rPr>
+          <w:rFonts w:ascii="Times New Roman" w:hAnsi="Times New Roman" w:cs="Times New Roman"/>
+          <w:bCs/>
+          <w:sz w:val="28"/>
+        </w:rPr>
+        <w:t>/</w:t>
+      </w:r>
+      <w:proofErr w:type="spellStart"/>
+      <w:r>
+        <w:rPr>
+          <w:rFonts w:ascii="Times New Roman" w:hAnsi="Times New Roman" w:cs="Times New Roman"/>
+          <w:bCs/>
+          <w:sz w:val="28"/>
+        </w:rPr>
+        <w:t>fatal</w:t>
+      </w:r>
+      <w:proofErr w:type="spellEnd"/>
+      <w:r>
+        <w:rPr>
+          <w:rFonts w:ascii="Times New Roman" w:hAnsi="Times New Roman" w:cs="Times New Roman"/>
+          <w:bCs/>
+          <w:sz w:val="28"/>
+        </w:rPr>
+        <w:t xml:space="preserve"> — імітатор постійної клієнтської помилки (HTTP 400);</w:t>
       </w:r>
     </w:p>
     <w:p>
@@ -3461,7 +5399,97 @@
           <w:bCs/>
           <w:sz w:val="28"/>
         </w:rPr>
-        <w:t>/demo/run — точка входу для тестувальника, яка запускає внутрішній екземпляр Retryer, детально логує кроки в консоль та повертає підсумковий JSON-звіт.</w:t>
+        <w:t>/</w:t>
+      </w:r>
+      <w:proofErr w:type="spellStart"/>
+      <w:r>
+        <w:rPr>
+          <w:rFonts w:ascii="Times New Roman" w:hAnsi="Times New Roman" w:cs="Times New Roman"/>
+          <w:bCs/>
+          <w:sz w:val="28"/>
+        </w:rPr>
+        <w:t>demo</w:t>
+      </w:r>
+      <w:proofErr w:type="spellEnd"/>
+      <w:r>
+        <w:rPr>
+          <w:rFonts w:ascii="Times New Roman" w:hAnsi="Times New Roman" w:cs="Times New Roman"/>
+          <w:bCs/>
+          <w:sz w:val="28"/>
+        </w:rPr>
+        <w:t>/</w:t>
+      </w:r>
+      <w:proofErr w:type="spellStart"/>
+      <w:r>
+        <w:rPr>
+          <w:rFonts w:ascii="Times New Roman" w:hAnsi="Times New Roman" w:cs="Times New Roman"/>
+          <w:bCs/>
+          <w:sz w:val="28"/>
+        </w:rPr>
+        <w:t>run</w:t>
+      </w:r>
+      <w:proofErr w:type="spellEnd"/>
+      <w:r>
+        <w:rPr>
+          <w:rFonts w:ascii="Times New Roman" w:hAnsi="Times New Roman" w:cs="Times New Roman"/>
+          <w:bCs/>
+          <w:sz w:val="28"/>
+        </w:rPr>
+        <w:t xml:space="preserve"> — точка входу для </w:t>
+      </w:r>
+      <w:proofErr w:type="spellStart"/>
+      <w:r>
+        <w:rPr>
+          <w:rFonts w:ascii="Times New Roman" w:hAnsi="Times New Roman" w:cs="Times New Roman"/>
+          <w:bCs/>
+          <w:sz w:val="28"/>
+        </w:rPr>
+        <w:t>тестувальника</w:t>
+      </w:r>
+      <w:proofErr w:type="spellEnd"/>
+      <w:r>
+        <w:rPr>
+          <w:rFonts w:ascii="Times New Roman" w:hAnsi="Times New Roman" w:cs="Times New Roman"/>
+          <w:bCs/>
+          <w:sz w:val="28"/>
+        </w:rPr>
+        <w:t xml:space="preserve">, яка запускає внутрішній екземпляр </w:t>
+      </w:r>
+      <w:proofErr w:type="spellStart"/>
+      <w:r>
+        <w:rPr>
+          <w:rFonts w:ascii="Times New Roman" w:hAnsi="Times New Roman" w:cs="Times New Roman"/>
+          <w:bCs/>
+          <w:sz w:val="28"/>
+        </w:rPr>
+        <w:t>Retryer</w:t>
+      </w:r>
+      <w:proofErr w:type="spellEnd"/>
+      <w:r>
+        <w:rPr>
+          <w:rFonts w:ascii="Times New Roman" w:hAnsi="Times New Roman" w:cs="Times New Roman"/>
+          <w:bCs/>
+          <w:sz w:val="28"/>
+        </w:rPr>
+        <w:t xml:space="preserve">, детально </w:t>
+      </w:r>
+      <w:proofErr w:type="spellStart"/>
+      <w:r>
+        <w:rPr>
+          <w:rFonts w:ascii="Times New Roman" w:hAnsi="Times New Roman" w:cs="Times New Roman"/>
+          <w:bCs/>
+          <w:sz w:val="28"/>
+        </w:rPr>
+        <w:t>логує</w:t>
+      </w:r>
+      <w:proofErr w:type="spellEnd"/>
+      <w:r>
+        <w:rPr>
+          <w:rFonts w:ascii="Times New Roman" w:hAnsi="Times New Roman" w:cs="Times New Roman"/>
+          <w:bCs/>
+          <w:sz w:val="28"/>
+        </w:rPr>
+        <w:t xml:space="preserve"> кроки в консоль та повертає підсумковий JSON-звіт.</w:t>
       </w:r>
     </w:p>
     <w:p>
@@ -3508,7 +5536,97 @@
           <w:bCs/>
           <w:sz w:val="28"/>
         </w:rPr>
-        <w:t>Тестування програмної реалізації патерну Retry виконується комбінованим шляхом: автоматизовано за допомогою unit-тестів та вручну шляхом відправлення HTTP-запитів через утиліту curl (або веббраузер) до демонстраційного сервера.</w:t>
+        <w:t xml:space="preserve">Тестування програмної реалізації </w:t>
+      </w:r>
+      <w:proofErr w:type="spellStart"/>
+      <w:r>
+        <w:rPr>
+          <w:rFonts w:ascii="Times New Roman" w:hAnsi="Times New Roman" w:cs="Times New Roman"/>
+          <w:bCs/>
+          <w:sz w:val="28"/>
+        </w:rPr>
+        <w:t>патерну</w:t>
+      </w:r>
+      <w:proofErr w:type="spellEnd"/>
+      <w:r>
+        <w:rPr>
+          <w:rFonts w:ascii="Times New Roman" w:hAnsi="Times New Roman" w:cs="Times New Roman"/>
+          <w:bCs/>
+          <w:sz w:val="28"/>
+        </w:rPr>
+        <w:t xml:space="preserve"> </w:t>
+      </w:r>
+      <w:proofErr w:type="spellStart"/>
+      <w:r>
+        <w:rPr>
+          <w:rFonts w:ascii="Times New Roman" w:hAnsi="Times New Roman" w:cs="Times New Roman"/>
+          <w:bCs/>
+          <w:sz w:val="28"/>
+        </w:rPr>
+        <w:t>Retry</w:t>
+      </w:r>
+      <w:proofErr w:type="spellEnd"/>
+      <w:r>
+        <w:rPr>
+          <w:rFonts w:ascii="Times New Roman" w:hAnsi="Times New Roman" w:cs="Times New Roman"/>
+          <w:bCs/>
+          <w:sz w:val="28"/>
+        </w:rPr>
+        <w:t xml:space="preserve"> виконується комбінованим шляхом: автоматизовано за допомогою </w:t>
+      </w:r>
+      <w:proofErr w:type="spellStart"/>
+      <w:r>
+        <w:rPr>
+          <w:rFonts w:ascii="Times New Roman" w:hAnsi="Times New Roman" w:cs="Times New Roman"/>
+          <w:bCs/>
+          <w:sz w:val="28"/>
+        </w:rPr>
+        <w:t>unit</w:t>
+      </w:r>
+      <w:proofErr w:type="spellEnd"/>
+      <w:r>
+        <w:rPr>
+          <w:rFonts w:ascii="Times New Roman" w:hAnsi="Times New Roman" w:cs="Times New Roman"/>
+          <w:bCs/>
+          <w:sz w:val="28"/>
+        </w:rPr>
+        <w:t xml:space="preserve">-тестів та вручну шляхом відправлення HTTP-запитів через утиліту </w:t>
+      </w:r>
+      <w:proofErr w:type="spellStart"/>
+      <w:r>
+        <w:rPr>
+          <w:rFonts w:ascii="Times New Roman" w:hAnsi="Times New Roman" w:cs="Times New Roman"/>
+          <w:bCs/>
+          <w:sz w:val="28"/>
+        </w:rPr>
+        <w:t>curl</w:t>
+      </w:r>
+      <w:proofErr w:type="spellEnd"/>
+      <w:r>
+        <w:rPr>
+          <w:rFonts w:ascii="Times New Roman" w:hAnsi="Times New Roman" w:cs="Times New Roman"/>
+          <w:bCs/>
+          <w:sz w:val="28"/>
+        </w:rPr>
+        <w:t xml:space="preserve"> (або </w:t>
+      </w:r>
+      <w:proofErr w:type="spellStart"/>
+      <w:r>
+        <w:rPr>
+          <w:rFonts w:ascii="Times New Roman" w:hAnsi="Times New Roman" w:cs="Times New Roman"/>
+          <w:bCs/>
+          <w:sz w:val="28"/>
+        </w:rPr>
+        <w:t>веббраузер</w:t>
+      </w:r>
+      <w:proofErr w:type="spellEnd"/>
+      <w:r>
+        <w:rPr>
+          <w:rFonts w:ascii="Times New Roman" w:hAnsi="Times New Roman" w:cs="Times New Roman"/>
+          <w:bCs/>
+          <w:sz w:val="28"/>
+        </w:rPr>
+        <w:t>) до демонстраційного сервера.</w:t>
       </w:r>
     </w:p>
     <w:p>
@@ -3575,7 +5693,25 @@
           <w:bCs/>
           <w:sz w:val="28"/>
         </w:rPr>
-        <w:t xml:space="preserve"> патерну в реальному часі. Для цього запускається локальний Node.js HTTP-сервер</w:t>
+        <w:t xml:space="preserve"> </w:t>
+      </w:r>
+      <w:proofErr w:type="spellStart"/>
+      <w:r>
+        <w:rPr>
+          <w:rFonts w:ascii="Times New Roman" w:hAnsi="Times New Roman" w:cs="Times New Roman"/>
+          <w:bCs/>
+          <w:sz w:val="28"/>
+        </w:rPr>
+        <w:t>патерну</w:t>
+      </w:r>
+      <w:proofErr w:type="spellEnd"/>
+      <w:r>
+        <w:rPr>
+          <w:rFonts w:ascii="Times New Roman" w:hAnsi="Times New Roman" w:cs="Times New Roman"/>
+          <w:bCs/>
+          <w:sz w:val="28"/>
+        </w:rPr>
+        <w:t xml:space="preserve"> в реальному часі. Для цього запускається локальний Node.js HTTP-сервер</w:t>
       </w:r>
       <w:r>
         <w:rPr>
@@ -3591,7 +5727,133 @@
           <w:bCs/>
           <w:sz w:val="28"/>
         </w:rPr>
-        <w:t>Сервер починає прослуховувати порт 3000, надаючи тестові ендпоінти для симуляції збоїв (/mock/flaky, /mock/fatal) та демонстраційний маршрут /demo/run.</w:t>
+        <w:t xml:space="preserve">Сервер починає прослуховувати порт 3000, надаючи тестові </w:t>
+      </w:r>
+      <w:proofErr w:type="spellStart"/>
+      <w:r>
+        <w:rPr>
+          <w:rFonts w:ascii="Times New Roman" w:hAnsi="Times New Roman" w:cs="Times New Roman"/>
+          <w:bCs/>
+          <w:sz w:val="28"/>
+        </w:rPr>
+        <w:t>ендпоінти</w:t>
+      </w:r>
+      <w:proofErr w:type="spellEnd"/>
+      <w:r>
+        <w:rPr>
+          <w:rFonts w:ascii="Times New Roman" w:hAnsi="Times New Roman" w:cs="Times New Roman"/>
+          <w:bCs/>
+          <w:sz w:val="28"/>
+        </w:rPr>
+        <w:t xml:space="preserve"> для симуляції збоїв (/</w:t>
+      </w:r>
+      <w:proofErr w:type="spellStart"/>
+      <w:r>
+        <w:rPr>
+          <w:rFonts w:ascii="Times New Roman" w:hAnsi="Times New Roman" w:cs="Times New Roman"/>
+          <w:bCs/>
+          <w:sz w:val="28"/>
+        </w:rPr>
+        <w:t>mock</w:t>
+      </w:r>
+      <w:proofErr w:type="spellEnd"/>
+      <w:r>
+        <w:rPr>
+          <w:rFonts w:ascii="Times New Roman" w:hAnsi="Times New Roman" w:cs="Times New Roman"/>
+          <w:bCs/>
+          <w:sz w:val="28"/>
+        </w:rPr>
+        <w:t>/</w:t>
+      </w:r>
+      <w:proofErr w:type="spellStart"/>
+      <w:r>
+        <w:rPr>
+          <w:rFonts w:ascii="Times New Roman" w:hAnsi="Times New Roman" w:cs="Times New Roman"/>
+          <w:bCs/>
+          <w:sz w:val="28"/>
+        </w:rPr>
+        <w:t>flaky</w:t>
+      </w:r>
+      <w:proofErr w:type="spellEnd"/>
+      <w:r>
+        <w:rPr>
+          <w:rFonts w:ascii="Times New Roman" w:hAnsi="Times New Roman" w:cs="Times New Roman"/>
+          <w:bCs/>
+          <w:sz w:val="28"/>
+        </w:rPr>
+        <w:t>, /</w:t>
+      </w:r>
+      <w:proofErr w:type="spellStart"/>
+      <w:r>
+        <w:rPr>
+          <w:rFonts w:ascii="Times New Roman" w:hAnsi="Times New Roman" w:cs="Times New Roman"/>
+          <w:bCs/>
+          <w:sz w:val="28"/>
+        </w:rPr>
+        <w:t>mock</w:t>
+      </w:r>
+      <w:proofErr w:type="spellEnd"/>
+      <w:r>
+        <w:rPr>
+          <w:rFonts w:ascii="Times New Roman" w:hAnsi="Times New Roman" w:cs="Times New Roman"/>
+          <w:bCs/>
+          <w:sz w:val="28"/>
+        </w:rPr>
+        <w:t>/</w:t>
+      </w:r>
+      <w:proofErr w:type="spellStart"/>
+      <w:r>
+        <w:rPr>
+          <w:rFonts w:ascii="Times New Roman" w:hAnsi="Times New Roman" w:cs="Times New Roman"/>
+          <w:bCs/>
+          <w:sz w:val="28"/>
+        </w:rPr>
+        <w:t>fatal</w:t>
+      </w:r>
+      <w:proofErr w:type="spellEnd"/>
+      <w:r>
+        <w:rPr>
+          <w:rFonts w:ascii="Times New Roman" w:hAnsi="Times New Roman" w:cs="Times New Roman"/>
+          <w:bCs/>
+          <w:sz w:val="28"/>
+        </w:rPr>
+        <w:t>) та демонстраційний маршрут /</w:t>
+      </w:r>
+      <w:proofErr w:type="spellStart"/>
+      <w:r>
+        <w:rPr>
+          <w:rFonts w:ascii="Times New Roman" w:hAnsi="Times New Roman" w:cs="Times New Roman"/>
+          <w:bCs/>
+          <w:sz w:val="28"/>
+        </w:rPr>
+        <w:t>demo</w:t>
+      </w:r>
+      <w:proofErr w:type="spellEnd"/>
+      <w:r>
+        <w:rPr>
+          <w:rFonts w:ascii="Times New Roman" w:hAnsi="Times New Roman" w:cs="Times New Roman"/>
+          <w:bCs/>
+          <w:sz w:val="28"/>
+        </w:rPr>
+        <w:t>/</w:t>
+      </w:r>
+      <w:proofErr w:type="spellStart"/>
+      <w:r>
+        <w:rPr>
+          <w:rFonts w:ascii="Times New Roman" w:hAnsi="Times New Roman" w:cs="Times New Roman"/>
+          <w:bCs/>
+          <w:sz w:val="28"/>
+        </w:rPr>
+        <w:t>run</w:t>
+      </w:r>
+      <w:proofErr w:type="spellEnd"/>
+      <w:r>
+        <w:rPr>
+          <w:rFonts w:ascii="Times New Roman" w:hAnsi="Times New Roman" w:cs="Times New Roman"/>
+          <w:bCs/>
+          <w:sz w:val="28"/>
+        </w:rPr>
+        <w:t>.</w:t>
       </w:r>
     </w:p>
     <w:p>
@@ -3610,7 +5872,25 @@
           <w:bCs/>
           <w:sz w:val="28"/>
         </w:rPr>
-        <w:t>Для першого експерименту перевіряється базовий сценарій: успішне виконання операції з першої спроби без виникнення збоїв (failCount = 0). Через термінал надсилається запит:</w:t>
+        <w:t>Для першого експерименту перевіряється базовий сценарій: успішне виконання операції з першої спроби без виникнення збоїв (</w:t>
+      </w:r>
+      <w:proofErr w:type="spellStart"/>
+      <w:r>
+        <w:rPr>
+          <w:rFonts w:ascii="Times New Roman" w:hAnsi="Times New Roman" w:cs="Times New Roman"/>
+          <w:bCs/>
+          <w:sz w:val="28"/>
+        </w:rPr>
+        <w:t>failCount</w:t>
+      </w:r>
+      <w:proofErr w:type="spellEnd"/>
+      <w:r>
+        <w:rPr>
+          <w:rFonts w:ascii="Times New Roman" w:hAnsi="Times New Roman" w:cs="Times New Roman"/>
+          <w:bCs/>
+          <w:sz w:val="28"/>
+        </w:rPr>
+        <w:t xml:space="preserve"> = 0). Через термінал надсилається запит:</w:t>
       </w:r>
     </w:p>
     <w:p>
@@ -3624,6 +5904,7 @@
           <w:sz w:val="28"/>
         </w:rPr>
       </w:pPr>
+      <w:proofErr w:type="spellStart"/>
       <w:r>
         <w:rPr>
           <w:rFonts w:ascii="Times New Roman" w:hAnsi="Times New Roman" w:cs="Times New Roman"/>
@@ -3632,7 +5913,18 @@
           <w:iCs/>
           <w:sz w:val="28"/>
         </w:rPr>
-        <w:t>curl "http://localhost:3000/demo/run?failCount=0"</w:t>
+        <w:t>curl</w:t>
+      </w:r>
+      <w:proofErr w:type="spellEnd"/>
+      <w:r>
+        <w:rPr>
+          <w:rFonts w:ascii="Times New Roman" w:hAnsi="Times New Roman" w:cs="Times New Roman"/>
+          <w:bCs/>
+          <w:i/>
+          <w:iCs/>
+          <w:sz w:val="28"/>
+        </w:rPr>
+        <w:t xml:space="preserve"> "http://localhost:3000/demo/run?failCount=0"</w:t>
       </w:r>
     </w:p>
     <w:p>
@@ -3651,7 +5943,61 @@
           <w:bCs/>
           <w:sz w:val="28"/>
         </w:rPr>
-        <w:t>У цьому випадку цільовий ендпоінт відразу повертає статус 200 OK. У консолі сервера фіксується лише один виклик, масив затримок залишається порожнім (delays: []), а сумарна кількість спроб дорівнює totalAttempts: 1.</w:t>
+        <w:t xml:space="preserve">У цьому випадку цільовий </w:t>
+      </w:r>
+      <w:proofErr w:type="spellStart"/>
+      <w:r>
+        <w:rPr>
+          <w:rFonts w:ascii="Times New Roman" w:hAnsi="Times New Roman" w:cs="Times New Roman"/>
+          <w:bCs/>
+          <w:sz w:val="28"/>
+        </w:rPr>
+        <w:t>ендпоінт</w:t>
+      </w:r>
+      <w:proofErr w:type="spellEnd"/>
+      <w:r>
+        <w:rPr>
+          <w:rFonts w:ascii="Times New Roman" w:hAnsi="Times New Roman" w:cs="Times New Roman"/>
+          <w:bCs/>
+          <w:sz w:val="28"/>
+        </w:rPr>
+        <w:t xml:space="preserve"> відразу повертає статус 200 OK. У консолі сервера фіксується лише один виклик, масив затримок залишається порожнім (</w:t>
+      </w:r>
+      <w:proofErr w:type="spellStart"/>
+      <w:r>
+        <w:rPr>
+          <w:rFonts w:ascii="Times New Roman" w:hAnsi="Times New Roman" w:cs="Times New Roman"/>
+          <w:bCs/>
+          <w:sz w:val="28"/>
+        </w:rPr>
+        <w:t>delays</w:t>
+      </w:r>
+      <w:proofErr w:type="spellEnd"/>
+      <w:r>
+        <w:rPr>
+          <w:rFonts w:ascii="Times New Roman" w:hAnsi="Times New Roman" w:cs="Times New Roman"/>
+          <w:bCs/>
+          <w:sz w:val="28"/>
+        </w:rPr>
+        <w:t xml:space="preserve">: []), а сумарна кількість спроб дорівнює </w:t>
+      </w:r>
+      <w:proofErr w:type="spellStart"/>
+      <w:r>
+        <w:rPr>
+          <w:rFonts w:ascii="Times New Roman" w:hAnsi="Times New Roman" w:cs="Times New Roman"/>
+          <w:bCs/>
+          <w:sz w:val="28"/>
+        </w:rPr>
+        <w:t>totalAttempts</w:t>
+      </w:r>
+      <w:proofErr w:type="spellEnd"/>
+      <w:r>
+        <w:rPr>
+          <w:rFonts w:ascii="Times New Roman" w:hAnsi="Times New Roman" w:cs="Times New Roman"/>
+          <w:bCs/>
+          <w:sz w:val="28"/>
+        </w:rPr>
+        <w:t>: 1.</w:t>
       </w:r>
     </w:p>
     <w:p>
@@ -3756,7 +6102,51 @@
           <w:iCs/>
           <w:sz w:val="28"/>
         </w:rPr>
-        <w:t>Робота Retry при успішному виконанні з першої спроби (failCount = 0)</w:t>
+        <w:t xml:space="preserve">Робота </w:t>
+      </w:r>
+      <w:proofErr w:type="spellStart"/>
+      <w:r>
+        <w:rPr>
+          <w:rFonts w:ascii="Times New Roman" w:hAnsi="Times New Roman" w:cs="Times New Roman"/>
+          <w:bCs/>
+          <w:i/>
+          <w:iCs/>
+          <w:sz w:val="28"/>
+        </w:rPr>
+        <w:t>Retry</w:t>
+      </w:r>
+      <w:proofErr w:type="spellEnd"/>
+      <w:r>
+        <w:rPr>
+          <w:rFonts w:ascii="Times New Roman" w:hAnsi="Times New Roman" w:cs="Times New Roman"/>
+          <w:bCs/>
+          <w:i/>
+          <w:iCs/>
+          <w:sz w:val="28"/>
+        </w:rPr>
+        <w:t xml:space="preserve"> при успішному виконанні з першої спроби (</w:t>
+      </w:r>
+      <w:proofErr w:type="spellStart"/>
+      <w:r>
+        <w:rPr>
+          <w:rFonts w:ascii="Times New Roman" w:hAnsi="Times New Roman" w:cs="Times New Roman"/>
+          <w:bCs/>
+          <w:i/>
+          <w:iCs/>
+          <w:sz w:val="28"/>
+        </w:rPr>
+        <w:t>failCount</w:t>
+      </w:r>
+      <w:proofErr w:type="spellEnd"/>
+      <w:r>
+        <w:rPr>
+          <w:rFonts w:ascii="Times New Roman" w:hAnsi="Times New Roman" w:cs="Times New Roman"/>
+          <w:bCs/>
+          <w:i/>
+          <w:iCs/>
+          <w:sz w:val="28"/>
+        </w:rPr>
+        <w:t xml:space="preserve"> = 0)</w:t>
       </w:r>
     </w:p>
     <w:p>
@@ -3782,7 +6172,24 @@
           <w:bCs/>
           <w:sz w:val="28"/>
         </w:rPr>
-        <w:t>Наступним експериментом перевіряється відновлення після транзитних збоїв (успіх з $n$-ї спроби) з використанням експоненційної стратегії затримок (strategy = exponential). Встановлюються параметри:</w:t>
+        <w:t xml:space="preserve">Наступним експериментом перевіряється відновлення після транзитних збоїв (успіх з </w:t>
+      </w:r>
+      <m:oMath>
+        <m:r>
+          <w:rPr>
+            <w:rFonts w:ascii="Cambria Math" w:hAnsi="Cambria Math" w:cs="Times New Roman"/>
+            <w:sz w:val="28"/>
+          </w:rPr>
+          <m:t>n</m:t>
+        </m:r>
+      </m:oMath>
+      <w:r>
+        <w:rPr>
+          <w:rFonts w:ascii="Times New Roman" w:hAnsi="Times New Roman" w:cs="Times New Roman"/>
+          <w:bCs/>
+          <w:sz w:val="28"/>
+        </w:rPr>
+        <w:t>-ї спроби) з використанням експоненційної стратегії затримок (strategy = exponential). Встановлюються параметри:</w:t>
       </w:r>
     </w:p>
     <w:p>
@@ -3799,13 +6206,23 @@
           <w:sz w:val="28"/>
         </w:rPr>
       </w:pPr>
-      <w:r>
-        <w:rPr>
-          <w:rFonts w:ascii="Times New Roman" w:hAnsi="Times New Roman" w:cs="Times New Roman"/>
-          <w:bCs/>
-          <w:sz w:val="28"/>
-        </w:rPr>
-        <w:t>maxAttempts = 4</w:t>
+      <w:proofErr w:type="spellStart"/>
+      <w:r>
+        <w:rPr>
+          <w:rFonts w:ascii="Times New Roman" w:hAnsi="Times New Roman" w:cs="Times New Roman"/>
+          <w:bCs/>
+          <w:sz w:val="28"/>
+        </w:rPr>
+        <w:t>maxAttempts</w:t>
+      </w:r>
+      <w:proofErr w:type="spellEnd"/>
+      <w:r>
+        <w:rPr>
+          <w:rFonts w:ascii="Times New Roman" w:hAnsi="Times New Roman" w:cs="Times New Roman"/>
+          <w:bCs/>
+          <w:sz w:val="28"/>
+        </w:rPr>
+        <w:t xml:space="preserve"> = 4</w:t>
       </w:r>
     </w:p>
     <w:p>
@@ -3822,13 +6239,23 @@
           <w:sz w:val="28"/>
         </w:rPr>
       </w:pPr>
-      <w:r>
-        <w:rPr>
-          <w:rFonts w:ascii="Times New Roman" w:hAnsi="Times New Roman" w:cs="Times New Roman"/>
-          <w:bCs/>
-          <w:sz w:val="28"/>
-        </w:rPr>
-        <w:t>failCount = 2</w:t>
+      <w:proofErr w:type="spellStart"/>
+      <w:r>
+        <w:rPr>
+          <w:rFonts w:ascii="Times New Roman" w:hAnsi="Times New Roman" w:cs="Times New Roman"/>
+          <w:bCs/>
+          <w:sz w:val="28"/>
+        </w:rPr>
+        <w:t>failCount</w:t>
+      </w:r>
+      <w:proofErr w:type="spellEnd"/>
+      <w:r>
+        <w:rPr>
+          <w:rFonts w:ascii="Times New Roman" w:hAnsi="Times New Roman" w:cs="Times New Roman"/>
+          <w:bCs/>
+          <w:sz w:val="28"/>
+        </w:rPr>
+        <w:t xml:space="preserve"> = 2</w:t>
       </w:r>
     </w:p>
     <w:p>
@@ -3845,13 +6272,23 @@
           <w:sz w:val="28"/>
         </w:rPr>
       </w:pPr>
-      <w:r>
-        <w:rPr>
-          <w:rFonts w:ascii="Times New Roman" w:hAnsi="Times New Roman" w:cs="Times New Roman"/>
-          <w:bCs/>
-          <w:sz w:val="28"/>
-        </w:rPr>
-        <w:t>baseDelayMs = 500</w:t>
+      <w:proofErr w:type="spellStart"/>
+      <w:r>
+        <w:rPr>
+          <w:rFonts w:ascii="Times New Roman" w:hAnsi="Times New Roman" w:cs="Times New Roman"/>
+          <w:bCs/>
+          <w:sz w:val="28"/>
+        </w:rPr>
+        <w:t>baseDelayMs</w:t>
+      </w:r>
+      <w:proofErr w:type="spellEnd"/>
+      <w:r>
+        <w:rPr>
+          <w:rFonts w:ascii="Times New Roman" w:hAnsi="Times New Roman" w:cs="Times New Roman"/>
+          <w:bCs/>
+          <w:sz w:val="28"/>
+        </w:rPr>
+        <w:t xml:space="preserve"> = 500</w:t>
       </w:r>
     </w:p>
     <w:p>
@@ -3868,13 +6305,23 @@
           <w:sz w:val="28"/>
         </w:rPr>
       </w:pPr>
-      <w:r>
-        <w:rPr>
-          <w:rFonts w:ascii="Times New Roman" w:hAnsi="Times New Roman" w:cs="Times New Roman"/>
-          <w:bCs/>
-          <w:sz w:val="28"/>
-        </w:rPr>
-        <w:t>multiplier = 2</w:t>
+      <w:proofErr w:type="spellStart"/>
+      <w:r>
+        <w:rPr>
+          <w:rFonts w:ascii="Times New Roman" w:hAnsi="Times New Roman" w:cs="Times New Roman"/>
+          <w:bCs/>
+          <w:sz w:val="28"/>
+        </w:rPr>
+        <w:t>multiplier</w:t>
+      </w:r>
+      <w:proofErr w:type="spellEnd"/>
+      <w:r>
+        <w:rPr>
+          <w:rFonts w:ascii="Times New Roman" w:hAnsi="Times New Roman" w:cs="Times New Roman"/>
+          <w:bCs/>
+          <w:sz w:val="28"/>
+        </w:rPr>
+        <w:t xml:space="preserve"> = 2</w:t>
       </w:r>
     </w:p>
     <w:p>
@@ -3907,6 +6354,7 @@
           <w:sz w:val="28"/>
         </w:rPr>
       </w:pPr>
+      <w:proofErr w:type="spellStart"/>
       <w:r>
         <w:rPr>
           <w:rFonts w:ascii="Times New Roman" w:hAnsi="Times New Roman" w:cs="Times New Roman"/>
@@ -3915,7 +6363,18 @@
           <w:iCs/>
           <w:sz w:val="28"/>
         </w:rPr>
-        <w:t>curl "http://localhost:3000/demo/run?strategy=exponential&amp;maxAttempts=4&amp;failCount=2&amp;baseDelayMs=500&amp;multiplier=2"</w:t>
+        <w:t>curl</w:t>
+      </w:r>
+      <w:proofErr w:type="spellEnd"/>
+      <w:r>
+        <w:rPr>
+          <w:rFonts w:ascii="Times New Roman" w:hAnsi="Times New Roman" w:cs="Times New Roman"/>
+          <w:bCs/>
+          <w:i/>
+          <w:iCs/>
+          <w:sz w:val="28"/>
+        </w:rPr>
+        <w:t xml:space="preserve"> "http://localhost:3000/demo/run?strategy=exponential&amp;maxAttempts=4&amp;failCount=2&amp;baseDelayMs=500&amp;multiplier=2"</w:t>
       </w:r>
     </w:p>
     <w:p>
@@ -3934,7 +6393,61 @@
           <w:bCs/>
           <w:sz w:val="28"/>
         </w:rPr>
-        <w:t>Під час перших двох викликів сервіс повертає помилку 503 Service Unavailable. Механізм Retryer перехоплює їх і виконує паузи: після першої спроби — 500 мс (</w:t>
+        <w:t xml:space="preserve">Під час перших двох викликів сервіс повертає помилку 503 </w:t>
+      </w:r>
+      <w:proofErr w:type="spellStart"/>
+      <w:r>
+        <w:rPr>
+          <w:rFonts w:ascii="Times New Roman" w:hAnsi="Times New Roman" w:cs="Times New Roman"/>
+          <w:bCs/>
+          <w:sz w:val="28"/>
+        </w:rPr>
+        <w:t>Service</w:t>
+      </w:r>
+      <w:proofErr w:type="spellEnd"/>
+      <w:r>
+        <w:rPr>
+          <w:rFonts w:ascii="Times New Roman" w:hAnsi="Times New Roman" w:cs="Times New Roman"/>
+          <w:bCs/>
+          <w:sz w:val="28"/>
+        </w:rPr>
+        <w:t xml:space="preserve"> </w:t>
+      </w:r>
+      <w:proofErr w:type="spellStart"/>
+      <w:r>
+        <w:rPr>
+          <w:rFonts w:ascii="Times New Roman" w:hAnsi="Times New Roman" w:cs="Times New Roman"/>
+          <w:bCs/>
+          <w:sz w:val="28"/>
+        </w:rPr>
+        <w:t>Unavailable</w:t>
+      </w:r>
+      <w:proofErr w:type="spellEnd"/>
+      <w:r>
+        <w:rPr>
+          <w:rFonts w:ascii="Times New Roman" w:hAnsi="Times New Roman" w:cs="Times New Roman"/>
+          <w:bCs/>
+          <w:sz w:val="28"/>
+        </w:rPr>
+        <w:t xml:space="preserve">. Механізм </w:t>
+      </w:r>
+      <w:proofErr w:type="spellStart"/>
+      <w:r>
+        <w:rPr>
+          <w:rFonts w:ascii="Times New Roman" w:hAnsi="Times New Roman" w:cs="Times New Roman"/>
+          <w:bCs/>
+          <w:sz w:val="28"/>
+        </w:rPr>
+        <w:t>Retryer</w:t>
+      </w:r>
+      <w:proofErr w:type="spellEnd"/>
+      <w:r>
+        <w:rPr>
+          <w:rFonts w:ascii="Times New Roman" w:hAnsi="Times New Roman" w:cs="Times New Roman"/>
+          <w:bCs/>
+          <w:sz w:val="28"/>
+        </w:rPr>
+        <w:t xml:space="preserve"> перехоплює їх і виконує паузи: після першої спроби — 500 мс (</w:t>
       </w:r>
       <m:oMath>
         <m:r>
@@ -4129,7 +6642,73 @@
           <w:iCs/>
           <w:sz w:val="28"/>
         </w:rPr>
-        <w:t>Відновлення після транзитних помилок з експоненційним backoff (failCount = 2)</w:t>
+        <w:t xml:space="preserve">Відновлення після транзитних помилок з </w:t>
+      </w:r>
+      <w:proofErr w:type="spellStart"/>
+      <w:r>
+        <w:rPr>
+          <w:rFonts w:ascii="Times New Roman" w:hAnsi="Times New Roman" w:cs="Times New Roman"/>
+          <w:bCs/>
+          <w:i/>
+          <w:iCs/>
+          <w:sz w:val="28"/>
+        </w:rPr>
+        <w:t>експоненційним</w:t>
+      </w:r>
+      <w:proofErr w:type="spellEnd"/>
+      <w:r>
+        <w:rPr>
+          <w:rFonts w:ascii="Times New Roman" w:hAnsi="Times New Roman" w:cs="Times New Roman"/>
+          <w:bCs/>
+          <w:i/>
+          <w:iCs/>
+          <w:sz w:val="28"/>
+        </w:rPr>
+        <w:t xml:space="preserve"> </w:t>
+      </w:r>
+      <w:proofErr w:type="spellStart"/>
+      <w:r>
+        <w:rPr>
+          <w:rFonts w:ascii="Times New Roman" w:hAnsi="Times New Roman" w:cs="Times New Roman"/>
+          <w:bCs/>
+          <w:i/>
+          <w:iCs/>
+          <w:sz w:val="28"/>
+        </w:rPr>
+        <w:t>backoff</w:t>
+      </w:r>
+      <w:proofErr w:type="spellEnd"/>
+      <w:r>
+        <w:rPr>
+          <w:rFonts w:ascii="Times New Roman" w:hAnsi="Times New Roman" w:cs="Times New Roman"/>
+          <w:bCs/>
+          <w:i/>
+          <w:iCs/>
+          <w:sz w:val="28"/>
+        </w:rPr>
+        <w:t xml:space="preserve"> (</w:t>
+      </w:r>
+      <w:proofErr w:type="spellStart"/>
+      <w:r>
+        <w:rPr>
+          <w:rFonts w:ascii="Times New Roman" w:hAnsi="Times New Roman" w:cs="Times New Roman"/>
+          <w:bCs/>
+          <w:i/>
+          <w:iCs/>
+          <w:sz w:val="28"/>
+        </w:rPr>
+        <w:t>failCount</w:t>
+      </w:r>
+      <w:proofErr w:type="spellEnd"/>
+      <w:r>
+        <w:rPr>
+          <w:rFonts w:ascii="Times New Roman" w:hAnsi="Times New Roman" w:cs="Times New Roman"/>
+          <w:bCs/>
+          <w:i/>
+          <w:iCs/>
+          <w:sz w:val="28"/>
+        </w:rPr>
+        <w:t xml:space="preserve"> = 2)</w:t>
       </w:r>
     </w:p>
     <w:p>
@@ -4148,7 +6727,61 @@
           <w:bCs/>
           <w:sz w:val="28"/>
         </w:rPr>
-        <w:t>Далі перевіряється сценарій вичерпання максимальної кількості спроб (maxAttempts). Для наочності обирається стала стратегія затримок (strategy = constant):</w:t>
+        <w:t>Далі перевіряється сценарій вичерпання максимальної кількості спроб (</w:t>
+      </w:r>
+      <w:proofErr w:type="spellStart"/>
+      <w:r>
+        <w:rPr>
+          <w:rFonts w:ascii="Times New Roman" w:hAnsi="Times New Roman" w:cs="Times New Roman"/>
+          <w:bCs/>
+          <w:sz w:val="28"/>
+        </w:rPr>
+        <w:t>maxAttempts</w:t>
+      </w:r>
+      <w:proofErr w:type="spellEnd"/>
+      <w:r>
+        <w:rPr>
+          <w:rFonts w:ascii="Times New Roman" w:hAnsi="Times New Roman" w:cs="Times New Roman"/>
+          <w:bCs/>
+          <w:sz w:val="28"/>
+        </w:rPr>
+        <w:t>). Для наочності обирається стала стратегія затримок (</w:t>
+      </w:r>
+      <w:proofErr w:type="spellStart"/>
+      <w:r>
+        <w:rPr>
+          <w:rFonts w:ascii="Times New Roman" w:hAnsi="Times New Roman" w:cs="Times New Roman"/>
+          <w:bCs/>
+          <w:sz w:val="28"/>
+        </w:rPr>
+        <w:t>strategy</w:t>
+      </w:r>
+      <w:proofErr w:type="spellEnd"/>
+      <w:r>
+        <w:rPr>
+          <w:rFonts w:ascii="Times New Roman" w:hAnsi="Times New Roman" w:cs="Times New Roman"/>
+          <w:bCs/>
+          <w:sz w:val="28"/>
+        </w:rPr>
+        <w:t xml:space="preserve"> = </w:t>
+      </w:r>
+      <w:proofErr w:type="spellStart"/>
+      <w:r>
+        <w:rPr>
+          <w:rFonts w:ascii="Times New Roman" w:hAnsi="Times New Roman" w:cs="Times New Roman"/>
+          <w:bCs/>
+          <w:sz w:val="28"/>
+        </w:rPr>
+        <w:t>constant</w:t>
+      </w:r>
+      <w:proofErr w:type="spellEnd"/>
+      <w:r>
+        <w:rPr>
+          <w:rFonts w:ascii="Times New Roman" w:hAnsi="Times New Roman" w:cs="Times New Roman"/>
+          <w:bCs/>
+          <w:sz w:val="28"/>
+        </w:rPr>
+        <w:t>):</w:t>
       </w:r>
     </w:p>
     <w:p>
@@ -4165,13 +6798,23 @@
           <w:sz w:val="28"/>
         </w:rPr>
       </w:pPr>
-      <w:r>
-        <w:rPr>
-          <w:rFonts w:ascii="Times New Roman" w:hAnsi="Times New Roman" w:cs="Times New Roman"/>
-          <w:bCs/>
-          <w:sz w:val="28"/>
-        </w:rPr>
-        <w:t>maxAttempts = 3</w:t>
+      <w:proofErr w:type="spellStart"/>
+      <w:r>
+        <w:rPr>
+          <w:rFonts w:ascii="Times New Roman" w:hAnsi="Times New Roman" w:cs="Times New Roman"/>
+          <w:bCs/>
+          <w:sz w:val="28"/>
+        </w:rPr>
+        <w:t>maxAttempts</w:t>
+      </w:r>
+      <w:proofErr w:type="spellEnd"/>
+      <w:r>
+        <w:rPr>
+          <w:rFonts w:ascii="Times New Roman" w:hAnsi="Times New Roman" w:cs="Times New Roman"/>
+          <w:bCs/>
+          <w:sz w:val="28"/>
+        </w:rPr>
+        <w:t xml:space="preserve"> = 3</w:t>
       </w:r>
     </w:p>
     <w:p>
@@ -4188,6 +6831,7 @@
           <w:sz w:val="28"/>
         </w:rPr>
       </w:pPr>
+      <w:proofErr w:type="spellStart"/>
       <w:r>
         <w:rPr>
           <w:rFonts w:ascii="Times New Roman" w:hAnsi="Times New Roman" w:cs="Times New Roman"/>
@@ -4195,7 +6839,16 @@
           <w:sz w:val="28"/>
         </w:rPr>
         <w:lastRenderedPageBreak/>
-        <w:t>failCount = 5</w:t>
+        <w:t>failCount</w:t>
+      </w:r>
+      <w:proofErr w:type="spellEnd"/>
+      <w:r>
+        <w:rPr>
+          <w:rFonts w:ascii="Times New Roman" w:hAnsi="Times New Roman" w:cs="Times New Roman"/>
+          <w:bCs/>
+          <w:sz w:val="28"/>
+        </w:rPr>
+        <w:t xml:space="preserve"> = 5</w:t>
       </w:r>
     </w:p>
     <w:p>
@@ -4212,13 +6865,23 @@
           <w:sz w:val="28"/>
         </w:rPr>
       </w:pPr>
-      <w:r>
-        <w:rPr>
-          <w:rFonts w:ascii="Times New Roman" w:hAnsi="Times New Roman" w:cs="Times New Roman"/>
-          <w:bCs/>
-          <w:sz w:val="28"/>
-        </w:rPr>
-        <w:t>baseDelayMs = 400</w:t>
+      <w:proofErr w:type="spellStart"/>
+      <w:r>
+        <w:rPr>
+          <w:rFonts w:ascii="Times New Roman" w:hAnsi="Times New Roman" w:cs="Times New Roman"/>
+          <w:bCs/>
+          <w:sz w:val="28"/>
+        </w:rPr>
+        <w:t>baseDelayMs</w:t>
+      </w:r>
+      <w:proofErr w:type="spellEnd"/>
+      <w:r>
+        <w:rPr>
+          <w:rFonts w:ascii="Times New Roman" w:hAnsi="Times New Roman" w:cs="Times New Roman"/>
+          <w:bCs/>
+          <w:sz w:val="28"/>
+        </w:rPr>
+        <w:t xml:space="preserve"> = 400</w:t>
       </w:r>
     </w:p>
     <w:p>
@@ -4251,6 +6914,7 @@
           <w:sz w:val="28"/>
         </w:rPr>
       </w:pPr>
+      <w:proofErr w:type="spellStart"/>
       <w:r>
         <w:rPr>
           <w:rFonts w:ascii="Times New Roman" w:hAnsi="Times New Roman" w:cs="Times New Roman"/>
@@ -4259,7 +6923,18 @@
           <w:iCs/>
           <w:sz w:val="28"/>
         </w:rPr>
-        <w:t>curl "http://localhost:3000/demo/run?strategy=constant&amp;maxAttempts=3&amp;failCount=5&amp;baseDelayMs=400"</w:t>
+        <w:t>curl</w:t>
+      </w:r>
+      <w:proofErr w:type="spellEnd"/>
+      <w:r>
+        <w:rPr>
+          <w:rFonts w:ascii="Times New Roman" w:hAnsi="Times New Roman" w:cs="Times New Roman"/>
+          <w:bCs/>
+          <w:i/>
+          <w:iCs/>
+          <w:sz w:val="28"/>
+        </w:rPr>
+        <w:t xml:space="preserve"> "http://localhost:3000/demo/run?strategy=constant&amp;maxAttempts=3&amp;failCount=5&amp;baseDelayMs=400"</w:t>
       </w:r>
     </w:p>
     <w:p>
@@ -4278,7 +6953,61 @@
           <w:bCs/>
           <w:sz w:val="28"/>
         </w:rPr>
-        <w:t>Цільовий сервіс генерує помилку 5 разів поспіль, проте Retryer зупиняє виконання рівно після 3 спроб. Здійснюються дві фіксовані паузи по 400 мс, після чого клієнту повертається фінальний статус 503 та повідомлення про вичерпання спроб із totalAttempts: 3 та delays: [400, 400].</w:t>
+        <w:t xml:space="preserve">Цільовий сервіс генерує помилку 5 разів поспіль, проте </w:t>
+      </w:r>
+      <w:proofErr w:type="spellStart"/>
+      <w:r>
+        <w:rPr>
+          <w:rFonts w:ascii="Times New Roman" w:hAnsi="Times New Roman" w:cs="Times New Roman"/>
+          <w:bCs/>
+          <w:sz w:val="28"/>
+        </w:rPr>
+        <w:t>Retryer</w:t>
+      </w:r>
+      <w:proofErr w:type="spellEnd"/>
+      <w:r>
+        <w:rPr>
+          <w:rFonts w:ascii="Times New Roman" w:hAnsi="Times New Roman" w:cs="Times New Roman"/>
+          <w:bCs/>
+          <w:sz w:val="28"/>
+        </w:rPr>
+        <w:t xml:space="preserve"> зупиняє виконання рівно після 3 спроб. Здійснюються дві фіксовані паузи по 400 мс, після чого клієнту повертається фінальний статус 503 та повідомлення про вичерпання спроб із </w:t>
+      </w:r>
+      <w:proofErr w:type="spellStart"/>
+      <w:r>
+        <w:rPr>
+          <w:rFonts w:ascii="Times New Roman" w:hAnsi="Times New Roman" w:cs="Times New Roman"/>
+          <w:bCs/>
+          <w:sz w:val="28"/>
+        </w:rPr>
+        <w:t>totalAttempts</w:t>
+      </w:r>
+      <w:proofErr w:type="spellEnd"/>
+      <w:r>
+        <w:rPr>
+          <w:rFonts w:ascii="Times New Roman" w:hAnsi="Times New Roman" w:cs="Times New Roman"/>
+          <w:bCs/>
+          <w:sz w:val="28"/>
+        </w:rPr>
+        <w:t xml:space="preserve">: 3 та </w:t>
+      </w:r>
+      <w:proofErr w:type="spellStart"/>
+      <w:r>
+        <w:rPr>
+          <w:rFonts w:ascii="Times New Roman" w:hAnsi="Times New Roman" w:cs="Times New Roman"/>
+          <w:bCs/>
+          <w:sz w:val="28"/>
+        </w:rPr>
+        <w:t>delays</w:t>
+      </w:r>
+      <w:proofErr w:type="spellEnd"/>
+      <w:r>
+        <w:rPr>
+          <w:rFonts w:ascii="Times New Roman" w:hAnsi="Times New Roman" w:cs="Times New Roman"/>
+          <w:bCs/>
+          <w:sz w:val="28"/>
+        </w:rPr>
+        <w:t>: [400, 400].</w:t>
       </w:r>
     </w:p>
     <w:p>
@@ -4384,7 +7113,73 @@
           <w:iCs/>
           <w:sz w:val="28"/>
         </w:rPr>
-        <w:t>Поведінка Retry при вичерпанні ліміту спроб (maxAttempts = 3, failCount = 5)</w:t>
+        <w:t xml:space="preserve">Поведінка </w:t>
+      </w:r>
+      <w:proofErr w:type="spellStart"/>
+      <w:r>
+        <w:rPr>
+          <w:rFonts w:ascii="Times New Roman" w:hAnsi="Times New Roman" w:cs="Times New Roman"/>
+          <w:bCs/>
+          <w:i/>
+          <w:iCs/>
+          <w:sz w:val="28"/>
+        </w:rPr>
+        <w:t>Retry</w:t>
+      </w:r>
+      <w:proofErr w:type="spellEnd"/>
+      <w:r>
+        <w:rPr>
+          <w:rFonts w:ascii="Times New Roman" w:hAnsi="Times New Roman" w:cs="Times New Roman"/>
+          <w:bCs/>
+          <w:i/>
+          <w:iCs/>
+          <w:sz w:val="28"/>
+        </w:rPr>
+        <w:t xml:space="preserve"> при вичерпанні ліміту спроб (</w:t>
+      </w:r>
+      <w:proofErr w:type="spellStart"/>
+      <w:r>
+        <w:rPr>
+          <w:rFonts w:ascii="Times New Roman" w:hAnsi="Times New Roman" w:cs="Times New Roman"/>
+          <w:bCs/>
+          <w:i/>
+          <w:iCs/>
+          <w:sz w:val="28"/>
+        </w:rPr>
+        <w:t>maxAttempts</w:t>
+      </w:r>
+      <w:proofErr w:type="spellEnd"/>
+      <w:r>
+        <w:rPr>
+          <w:rFonts w:ascii="Times New Roman" w:hAnsi="Times New Roman" w:cs="Times New Roman"/>
+          <w:bCs/>
+          <w:i/>
+          <w:iCs/>
+          <w:sz w:val="28"/>
+        </w:rPr>
+        <w:t xml:space="preserve"> = 3, </w:t>
+      </w:r>
+      <w:proofErr w:type="spellStart"/>
+      <w:r>
+        <w:rPr>
+          <w:rFonts w:ascii="Times New Roman" w:hAnsi="Times New Roman" w:cs="Times New Roman"/>
+          <w:bCs/>
+          <w:i/>
+          <w:iCs/>
+          <w:sz w:val="28"/>
+        </w:rPr>
+        <w:t>failCount</w:t>
+      </w:r>
+      <w:proofErr w:type="spellEnd"/>
+      <w:r>
+        <w:rPr>
+          <w:rFonts w:ascii="Times New Roman" w:hAnsi="Times New Roman" w:cs="Times New Roman"/>
+          <w:bCs/>
+          <w:i/>
+          <w:iCs/>
+          <w:sz w:val="28"/>
+        </w:rPr>
+        <w:t xml:space="preserve"> = 5)</w:t>
       </w:r>
     </w:p>
     <w:p>
@@ -4397,6 +7192,7 @@
           <w:sz w:val="28"/>
         </w:rPr>
       </w:pPr>
+      <w:proofErr w:type="spellStart"/>
       <w:r>
         <w:rPr>
           <w:rFonts w:ascii="Times New Roman" w:hAnsi="Times New Roman" w:cs="Times New Roman"/>
@@ -4404,7 +7200,337 @@
           <w:sz w:val="28"/>
           <w:lang w:val="en-US"/>
         </w:rPr>
-        <w:t>Також перевіряється поведінка системи при виникненні незворотних (non-retryable) помилок. Для цього запит спрямовується на ендпоінт фатального збою (target = fatal):</w:t>
+        <w:t>Також</w:t>
+      </w:r>
+      <w:proofErr w:type="spellEnd"/>
+      <w:r>
+        <w:rPr>
+          <w:rFonts w:ascii="Times New Roman" w:hAnsi="Times New Roman" w:cs="Times New Roman"/>
+          <w:bCs/>
+          <w:sz w:val="28"/>
+          <w:lang w:val="en-US"/>
+        </w:rPr>
+        <w:t xml:space="preserve"> </w:t>
+      </w:r>
+      <w:proofErr w:type="spellStart"/>
+      <w:r>
+        <w:rPr>
+          <w:rFonts w:ascii="Times New Roman" w:hAnsi="Times New Roman" w:cs="Times New Roman"/>
+          <w:bCs/>
+          <w:sz w:val="28"/>
+          <w:lang w:val="en-US"/>
+        </w:rPr>
+        <w:t>перевіряється</w:t>
+      </w:r>
+      <w:proofErr w:type="spellEnd"/>
+      <w:r>
+        <w:rPr>
+          <w:rFonts w:ascii="Times New Roman" w:hAnsi="Times New Roman" w:cs="Times New Roman"/>
+          <w:bCs/>
+          <w:sz w:val="28"/>
+          <w:lang w:val="en-US"/>
+        </w:rPr>
+        <w:t xml:space="preserve"> </w:t>
+      </w:r>
+      <w:proofErr w:type="spellStart"/>
+      <w:r>
+        <w:rPr>
+          <w:rFonts w:ascii="Times New Roman" w:hAnsi="Times New Roman" w:cs="Times New Roman"/>
+          <w:bCs/>
+          <w:sz w:val="28"/>
+          <w:lang w:val="en-US"/>
+        </w:rPr>
+        <w:t>поведінка</w:t>
+      </w:r>
+      <w:proofErr w:type="spellEnd"/>
+      <w:r>
+        <w:rPr>
+          <w:rFonts w:ascii="Times New Roman" w:hAnsi="Times New Roman" w:cs="Times New Roman"/>
+          <w:bCs/>
+          <w:sz w:val="28"/>
+          <w:lang w:val="en-US"/>
+        </w:rPr>
+        <w:t xml:space="preserve"> </w:t>
+      </w:r>
+      <w:proofErr w:type="spellStart"/>
+      <w:r>
+        <w:rPr>
+          <w:rFonts w:ascii="Times New Roman" w:hAnsi="Times New Roman" w:cs="Times New Roman"/>
+          <w:bCs/>
+          <w:sz w:val="28"/>
+          <w:lang w:val="en-US"/>
+        </w:rPr>
+        <w:t>системи</w:t>
+      </w:r>
+      <w:proofErr w:type="spellEnd"/>
+      <w:r>
+        <w:rPr>
+          <w:rFonts w:ascii="Times New Roman" w:hAnsi="Times New Roman" w:cs="Times New Roman"/>
+          <w:bCs/>
+          <w:sz w:val="28"/>
+          <w:lang w:val="en-US"/>
+        </w:rPr>
+        <w:t xml:space="preserve"> </w:t>
+      </w:r>
+      <w:proofErr w:type="spellStart"/>
+      <w:r>
+        <w:rPr>
+          <w:rFonts w:ascii="Times New Roman" w:hAnsi="Times New Roman" w:cs="Times New Roman"/>
+          <w:bCs/>
+          <w:sz w:val="28"/>
+          <w:lang w:val="en-US"/>
+        </w:rPr>
+        <w:t>при</w:t>
+      </w:r>
+      <w:proofErr w:type="spellEnd"/>
+      <w:r>
+        <w:rPr>
+          <w:rFonts w:ascii="Times New Roman" w:hAnsi="Times New Roman" w:cs="Times New Roman"/>
+          <w:bCs/>
+          <w:sz w:val="28"/>
+          <w:lang w:val="en-US"/>
+        </w:rPr>
+        <w:t xml:space="preserve"> </w:t>
+      </w:r>
+      <w:proofErr w:type="spellStart"/>
+      <w:r>
+        <w:rPr>
+          <w:rFonts w:ascii="Times New Roman" w:hAnsi="Times New Roman" w:cs="Times New Roman"/>
+          <w:bCs/>
+          <w:sz w:val="28"/>
+          <w:lang w:val="en-US"/>
+        </w:rPr>
+        <w:t>виникненні</w:t>
+      </w:r>
+      <w:proofErr w:type="spellEnd"/>
+      <w:r>
+        <w:rPr>
+          <w:rFonts w:ascii="Times New Roman" w:hAnsi="Times New Roman" w:cs="Times New Roman"/>
+          <w:bCs/>
+          <w:sz w:val="28"/>
+          <w:lang w:val="en-US"/>
+        </w:rPr>
+        <w:t xml:space="preserve"> </w:t>
+      </w:r>
+      <w:proofErr w:type="spellStart"/>
+      <w:r>
+        <w:rPr>
+          <w:rFonts w:ascii="Times New Roman" w:hAnsi="Times New Roman" w:cs="Times New Roman"/>
+          <w:bCs/>
+          <w:sz w:val="28"/>
+          <w:lang w:val="en-US"/>
+        </w:rPr>
+        <w:t>незворотних</w:t>
+      </w:r>
+      <w:proofErr w:type="spellEnd"/>
+      <w:r>
+        <w:rPr>
+          <w:rFonts w:ascii="Times New Roman" w:hAnsi="Times New Roman" w:cs="Times New Roman"/>
+          <w:bCs/>
+          <w:sz w:val="28"/>
+          <w:lang w:val="en-US"/>
+        </w:rPr>
+        <w:t xml:space="preserve"> (non-</w:t>
+      </w:r>
+      <w:proofErr w:type="spellStart"/>
+      <w:r>
+        <w:rPr>
+          <w:rFonts w:ascii="Times New Roman" w:hAnsi="Times New Roman" w:cs="Times New Roman"/>
+          <w:bCs/>
+          <w:sz w:val="28"/>
+          <w:lang w:val="en-US"/>
+        </w:rPr>
+        <w:t>retryable</w:t>
+      </w:r>
+      <w:proofErr w:type="spellEnd"/>
+      <w:r>
+        <w:rPr>
+          <w:rFonts w:ascii="Times New Roman" w:hAnsi="Times New Roman" w:cs="Times New Roman"/>
+          <w:bCs/>
+          <w:sz w:val="28"/>
+          <w:lang w:val="en-US"/>
+        </w:rPr>
+        <w:t xml:space="preserve">) </w:t>
+      </w:r>
+      <w:proofErr w:type="spellStart"/>
+      <w:r>
+        <w:rPr>
+          <w:rFonts w:ascii="Times New Roman" w:hAnsi="Times New Roman" w:cs="Times New Roman"/>
+          <w:bCs/>
+          <w:sz w:val="28"/>
+          <w:lang w:val="en-US"/>
+        </w:rPr>
+        <w:t>помилок</w:t>
+      </w:r>
+      <w:proofErr w:type="spellEnd"/>
+      <w:r>
+        <w:rPr>
+          <w:rFonts w:ascii="Times New Roman" w:hAnsi="Times New Roman" w:cs="Times New Roman"/>
+          <w:bCs/>
+          <w:sz w:val="28"/>
+          <w:lang w:val="en-US"/>
+        </w:rPr>
+        <w:t xml:space="preserve">. </w:t>
+      </w:r>
+      <w:proofErr w:type="spellStart"/>
+      <w:r>
+        <w:rPr>
+          <w:rFonts w:ascii="Times New Roman" w:hAnsi="Times New Roman" w:cs="Times New Roman"/>
+          <w:bCs/>
+          <w:sz w:val="28"/>
+          <w:lang w:val="en-US"/>
+        </w:rPr>
+        <w:t>Для</w:t>
+      </w:r>
+      <w:proofErr w:type="spellEnd"/>
+      <w:r>
+        <w:rPr>
+          <w:rFonts w:ascii="Times New Roman" w:hAnsi="Times New Roman" w:cs="Times New Roman"/>
+          <w:bCs/>
+          <w:sz w:val="28"/>
+          <w:lang w:val="en-US"/>
+        </w:rPr>
+        <w:t xml:space="preserve"> </w:t>
+      </w:r>
+      <w:proofErr w:type="spellStart"/>
+      <w:r>
+        <w:rPr>
+          <w:rFonts w:ascii="Times New Roman" w:hAnsi="Times New Roman" w:cs="Times New Roman"/>
+          <w:bCs/>
+          <w:sz w:val="28"/>
+          <w:lang w:val="en-US"/>
+        </w:rPr>
+        <w:t>цього</w:t>
+      </w:r>
+      <w:proofErr w:type="spellEnd"/>
+      <w:r>
+        <w:rPr>
+          <w:rFonts w:ascii="Times New Roman" w:hAnsi="Times New Roman" w:cs="Times New Roman"/>
+          <w:bCs/>
+          <w:sz w:val="28"/>
+          <w:lang w:val="en-US"/>
+        </w:rPr>
+        <w:t xml:space="preserve"> </w:t>
+      </w:r>
+      <w:proofErr w:type="spellStart"/>
+      <w:r>
+        <w:rPr>
+          <w:rFonts w:ascii="Times New Roman" w:hAnsi="Times New Roman" w:cs="Times New Roman"/>
+          <w:bCs/>
+          <w:sz w:val="28"/>
+          <w:lang w:val="en-US"/>
+        </w:rPr>
+        <w:t>запит</w:t>
+      </w:r>
+      <w:proofErr w:type="spellEnd"/>
+      <w:r>
+        <w:rPr>
+          <w:rFonts w:ascii="Times New Roman" w:hAnsi="Times New Roman" w:cs="Times New Roman"/>
+          <w:bCs/>
+          <w:sz w:val="28"/>
+          <w:lang w:val="en-US"/>
+        </w:rPr>
+        <w:t xml:space="preserve"> </w:t>
+      </w:r>
+      <w:proofErr w:type="spellStart"/>
+      <w:r>
+        <w:rPr>
+          <w:rFonts w:ascii="Times New Roman" w:hAnsi="Times New Roman" w:cs="Times New Roman"/>
+          <w:bCs/>
+          <w:sz w:val="28"/>
+          <w:lang w:val="en-US"/>
+        </w:rPr>
+        <w:t>спрямовується</w:t>
+      </w:r>
+      <w:proofErr w:type="spellEnd"/>
+      <w:r>
+        <w:rPr>
+          <w:rFonts w:ascii="Times New Roman" w:hAnsi="Times New Roman" w:cs="Times New Roman"/>
+          <w:bCs/>
+          <w:sz w:val="28"/>
+          <w:lang w:val="en-US"/>
+        </w:rPr>
+        <w:t xml:space="preserve"> </w:t>
+      </w:r>
+      <w:proofErr w:type="spellStart"/>
+      <w:r>
+        <w:rPr>
+          <w:rFonts w:ascii="Times New Roman" w:hAnsi="Times New Roman" w:cs="Times New Roman"/>
+          <w:bCs/>
+          <w:sz w:val="28"/>
+          <w:lang w:val="en-US"/>
+        </w:rPr>
+        <w:t>на</w:t>
+      </w:r>
+      <w:proofErr w:type="spellEnd"/>
+      <w:r>
+        <w:rPr>
+          <w:rFonts w:ascii="Times New Roman" w:hAnsi="Times New Roman" w:cs="Times New Roman"/>
+          <w:bCs/>
+          <w:sz w:val="28"/>
+          <w:lang w:val="en-US"/>
+        </w:rPr>
+        <w:t xml:space="preserve"> </w:t>
+      </w:r>
+      <w:proofErr w:type="spellStart"/>
+      <w:r>
+        <w:rPr>
+          <w:rFonts w:ascii="Times New Roman" w:hAnsi="Times New Roman" w:cs="Times New Roman"/>
+          <w:bCs/>
+          <w:sz w:val="28"/>
+          <w:lang w:val="en-US"/>
+        </w:rPr>
+        <w:t>ендпоінт</w:t>
+      </w:r>
+      <w:proofErr w:type="spellEnd"/>
+      <w:r>
+        <w:rPr>
+          <w:rFonts w:ascii="Times New Roman" w:hAnsi="Times New Roman" w:cs="Times New Roman"/>
+          <w:bCs/>
+          <w:sz w:val="28"/>
+          <w:lang w:val="en-US"/>
+        </w:rPr>
+        <w:t xml:space="preserve"> </w:t>
+      </w:r>
+      <w:proofErr w:type="spellStart"/>
+      <w:r>
+        <w:rPr>
+          <w:rFonts w:ascii="Times New Roman" w:hAnsi="Times New Roman" w:cs="Times New Roman"/>
+          <w:bCs/>
+          <w:sz w:val="28"/>
+          <w:lang w:val="en-US"/>
+        </w:rPr>
+        <w:t>фатального</w:t>
+      </w:r>
+      <w:proofErr w:type="spellEnd"/>
+      <w:r>
+        <w:rPr>
+          <w:rFonts w:ascii="Times New Roman" w:hAnsi="Times New Roman" w:cs="Times New Roman"/>
+          <w:bCs/>
+          <w:sz w:val="28"/>
+          <w:lang w:val="en-US"/>
+        </w:rPr>
+        <w:t xml:space="preserve"> </w:t>
+      </w:r>
+      <w:proofErr w:type="spellStart"/>
+      <w:r>
+        <w:rPr>
+          <w:rFonts w:ascii="Times New Roman" w:hAnsi="Times New Roman" w:cs="Times New Roman"/>
+          <w:bCs/>
+          <w:sz w:val="28"/>
+          <w:lang w:val="en-US"/>
+        </w:rPr>
+        <w:t>збою</w:t>
+      </w:r>
+      <w:proofErr w:type="spellEnd"/>
+      <w:r>
+        <w:rPr>
+          <w:rFonts w:ascii="Times New Roman" w:hAnsi="Times New Roman" w:cs="Times New Roman"/>
+          <w:bCs/>
+          <w:sz w:val="28"/>
+          <w:lang w:val="en-US"/>
+        </w:rPr>
+        <w:t xml:space="preserve"> (target = fatal):</w:t>
       </w:r>
     </w:p>
     <w:p>
@@ -4418,6 +7544,7 @@
           <w:sz w:val="28"/>
         </w:rPr>
       </w:pPr>
+      <w:proofErr w:type="spellStart"/>
       <w:r>
         <w:rPr>
           <w:rFonts w:ascii="Times New Roman" w:hAnsi="Times New Roman" w:cs="Times New Roman"/>
@@ -4426,7 +7553,18 @@
           <w:iCs/>
           <w:sz w:val="28"/>
         </w:rPr>
-        <w:t>curl "http://localhost:3000/demo/run?target=fatal&amp;maxAttempts=5"</w:t>
+        <w:t>curl</w:t>
+      </w:r>
+      <w:proofErr w:type="spellEnd"/>
+      <w:r>
+        <w:rPr>
+          <w:rFonts w:ascii="Times New Roman" w:hAnsi="Times New Roman" w:cs="Times New Roman"/>
+          <w:bCs/>
+          <w:i/>
+          <w:iCs/>
+          <w:sz w:val="28"/>
+        </w:rPr>
+        <w:t xml:space="preserve"> "http://localhost:3000/demo/run?target=fatal&amp;maxAttempts=5"</w:t>
       </w:r>
     </w:p>
     <w:p>
@@ -4439,13 +7577,131 @@
           <w:sz w:val="28"/>
         </w:rPr>
       </w:pPr>
-      <w:r>
-        <w:rPr>
-          <w:rFonts w:ascii="Times New Roman" w:hAnsi="Times New Roman" w:cs="Times New Roman"/>
-          <w:bCs/>
-          <w:sz w:val="28"/>
-        </w:rPr>
-        <w:t>Ендпоінт повертає клієнтську помилку 400 Bad Request. Оскільки налаштований предикат retryOn відсікає помилки клієнта і дозволяє повторювати лише серверні збої 5xx, механізм миттєво перериває виконання без пауз та повторів (totalAttempts: 1, delays: []).</w:t>
+      <w:proofErr w:type="spellStart"/>
+      <w:r>
+        <w:rPr>
+          <w:rFonts w:ascii="Times New Roman" w:hAnsi="Times New Roman" w:cs="Times New Roman"/>
+          <w:bCs/>
+          <w:sz w:val="28"/>
+        </w:rPr>
+        <w:t>Ендпоінт</w:t>
+      </w:r>
+      <w:proofErr w:type="spellEnd"/>
+      <w:r>
+        <w:rPr>
+          <w:rFonts w:ascii="Times New Roman" w:hAnsi="Times New Roman" w:cs="Times New Roman"/>
+          <w:bCs/>
+          <w:sz w:val="28"/>
+        </w:rPr>
+        <w:t xml:space="preserve"> повертає клієнтську помилку 400 </w:t>
+      </w:r>
+      <w:proofErr w:type="spellStart"/>
+      <w:r>
+        <w:rPr>
+          <w:rFonts w:ascii="Times New Roman" w:hAnsi="Times New Roman" w:cs="Times New Roman"/>
+          <w:bCs/>
+          <w:sz w:val="28"/>
+        </w:rPr>
+        <w:t>Bad</w:t>
+      </w:r>
+      <w:proofErr w:type="spellEnd"/>
+      <w:r>
+        <w:rPr>
+          <w:rFonts w:ascii="Times New Roman" w:hAnsi="Times New Roman" w:cs="Times New Roman"/>
+          <w:bCs/>
+          <w:sz w:val="28"/>
+        </w:rPr>
+        <w:t xml:space="preserve"> </w:t>
+      </w:r>
+      <w:proofErr w:type="spellStart"/>
+      <w:r>
+        <w:rPr>
+          <w:rFonts w:ascii="Times New Roman" w:hAnsi="Times New Roman" w:cs="Times New Roman"/>
+          <w:bCs/>
+          <w:sz w:val="28"/>
+        </w:rPr>
+        <w:t>Request</w:t>
+      </w:r>
+      <w:proofErr w:type="spellEnd"/>
+      <w:r>
+        <w:rPr>
+          <w:rFonts w:ascii="Times New Roman" w:hAnsi="Times New Roman" w:cs="Times New Roman"/>
+          <w:bCs/>
+          <w:sz w:val="28"/>
+        </w:rPr>
+        <w:t xml:space="preserve">. Оскільки налаштований предикат </w:t>
+      </w:r>
+      <w:proofErr w:type="spellStart"/>
+      <w:r>
+        <w:rPr>
+          <w:rFonts w:ascii="Times New Roman" w:hAnsi="Times New Roman" w:cs="Times New Roman"/>
+          <w:bCs/>
+          <w:sz w:val="28"/>
+        </w:rPr>
+        <w:t>retryOn</w:t>
+      </w:r>
+      <w:proofErr w:type="spellEnd"/>
+      <w:r>
+        <w:rPr>
+          <w:rFonts w:ascii="Times New Roman" w:hAnsi="Times New Roman" w:cs="Times New Roman"/>
+          <w:bCs/>
+          <w:sz w:val="28"/>
+        </w:rPr>
+        <w:t xml:space="preserve"> відсікає помилки клієнта і дозволяє повторювати лише серверні </w:t>
+      </w:r>
+      <w:proofErr w:type="spellStart"/>
+      <w:r>
+        <w:rPr>
+          <w:rFonts w:ascii="Times New Roman" w:hAnsi="Times New Roman" w:cs="Times New Roman"/>
+          <w:bCs/>
+          <w:sz w:val="28"/>
+        </w:rPr>
+        <w:t>збої</w:t>
+      </w:r>
+      <w:proofErr w:type="spellEnd"/>
+      <w:r>
+        <w:rPr>
+          <w:rFonts w:ascii="Times New Roman" w:hAnsi="Times New Roman" w:cs="Times New Roman"/>
+          <w:bCs/>
+          <w:sz w:val="28"/>
+        </w:rPr>
+        <w:t xml:space="preserve"> 5xx, механізм миттєво перериває виконання без пауз та повторів (</w:t>
+      </w:r>
+      <w:proofErr w:type="spellStart"/>
+      <w:r>
+        <w:rPr>
+          <w:rFonts w:ascii="Times New Roman" w:hAnsi="Times New Roman" w:cs="Times New Roman"/>
+          <w:bCs/>
+          <w:sz w:val="28"/>
+        </w:rPr>
+        <w:t>totalAttempts</w:t>
+      </w:r>
+      <w:proofErr w:type="spellEnd"/>
+      <w:r>
+        <w:rPr>
+          <w:rFonts w:ascii="Times New Roman" w:hAnsi="Times New Roman" w:cs="Times New Roman"/>
+          <w:bCs/>
+          <w:sz w:val="28"/>
+        </w:rPr>
+        <w:t xml:space="preserve">: 1, </w:t>
+      </w:r>
+      <w:proofErr w:type="spellStart"/>
+      <w:r>
+        <w:rPr>
+          <w:rFonts w:ascii="Times New Roman" w:hAnsi="Times New Roman" w:cs="Times New Roman"/>
+          <w:bCs/>
+          <w:sz w:val="28"/>
+        </w:rPr>
+        <w:t>delays</w:t>
+      </w:r>
+      <w:proofErr w:type="spellEnd"/>
+      <w:r>
+        <w:rPr>
+          <w:rFonts w:ascii="Times New Roman" w:hAnsi="Times New Roman" w:cs="Times New Roman"/>
+          <w:bCs/>
+          <w:sz w:val="28"/>
+        </w:rPr>
+        <w:t>: []).</w:t>
       </w:r>
     </w:p>
     <w:p>
@@ -4552,7 +7808,73 @@
           <w:iCs/>
           <w:sz w:val="28"/>
         </w:rPr>
-        <w:t>Миттєва зупинка на non-retryable помилці (HTTP 400 Bad Request)</w:t>
+        <w:t xml:space="preserve">Миттєва зупинка на </w:t>
+      </w:r>
+      <w:proofErr w:type="spellStart"/>
+      <w:r>
+        <w:rPr>
+          <w:rFonts w:ascii="Times New Roman" w:hAnsi="Times New Roman" w:cs="Times New Roman"/>
+          <w:bCs/>
+          <w:i/>
+          <w:iCs/>
+          <w:sz w:val="28"/>
+        </w:rPr>
+        <w:t>non-retryable</w:t>
+      </w:r>
+      <w:proofErr w:type="spellEnd"/>
+      <w:r>
+        <w:rPr>
+          <w:rFonts w:ascii="Times New Roman" w:hAnsi="Times New Roman" w:cs="Times New Roman"/>
+          <w:bCs/>
+          <w:i/>
+          <w:iCs/>
+          <w:sz w:val="28"/>
+        </w:rPr>
+        <w:t xml:space="preserve"> помилці (HTTP 400 </w:t>
+      </w:r>
+      <w:proofErr w:type="spellStart"/>
+      <w:r>
+        <w:rPr>
+          <w:rFonts w:ascii="Times New Roman" w:hAnsi="Times New Roman" w:cs="Times New Roman"/>
+          <w:bCs/>
+          <w:i/>
+          <w:iCs/>
+          <w:sz w:val="28"/>
+        </w:rPr>
+        <w:t>Bad</w:t>
+      </w:r>
+      <w:proofErr w:type="spellEnd"/>
+      <w:r>
+        <w:rPr>
+          <w:rFonts w:ascii="Times New Roman" w:hAnsi="Times New Roman" w:cs="Times New Roman"/>
+          <w:bCs/>
+          <w:i/>
+          <w:iCs/>
+          <w:sz w:val="28"/>
+        </w:rPr>
+        <w:t xml:space="preserve"> </w:t>
+      </w:r>
+      <w:proofErr w:type="spellStart"/>
+      <w:r>
+        <w:rPr>
+          <w:rFonts w:ascii="Times New Roman" w:hAnsi="Times New Roman" w:cs="Times New Roman"/>
+          <w:bCs/>
+          <w:i/>
+          <w:iCs/>
+          <w:sz w:val="28"/>
+        </w:rPr>
+        <w:t>Request</w:t>
+      </w:r>
+      <w:proofErr w:type="spellEnd"/>
+      <w:r>
+        <w:rPr>
+          <w:rFonts w:ascii="Times New Roman" w:hAnsi="Times New Roman" w:cs="Times New Roman"/>
+          <w:bCs/>
+          <w:i/>
+          <w:iCs/>
+          <w:sz w:val="28"/>
+        </w:rPr>
+        <w:t>)</w:t>
       </w:r>
     </w:p>
     <w:p>
@@ -4565,6 +7887,7 @@
           <w:sz w:val="28"/>
         </w:rPr>
       </w:pPr>
+      <w:proofErr w:type="spellStart"/>
       <w:r>
         <w:rPr>
           <w:rFonts w:ascii="Times New Roman" w:hAnsi="Times New Roman" w:cs="Times New Roman"/>
@@ -4573,7 +7896,297 @@
           <w:lang w:val="en-US"/>
         </w:rPr>
         <w:lastRenderedPageBreak/>
-        <w:t>Окремо перевіряється робота стратегії експоненційного очікування з додаванням випадкового шуму (strategy = exponentialJitter) для запобігання синхронізації повторних запитів:</w:t>
+        <w:t>Окремо</w:t>
+      </w:r>
+      <w:proofErr w:type="spellEnd"/>
+      <w:r>
+        <w:rPr>
+          <w:rFonts w:ascii="Times New Roman" w:hAnsi="Times New Roman" w:cs="Times New Roman"/>
+          <w:bCs/>
+          <w:sz w:val="28"/>
+          <w:lang w:val="en-US"/>
+        </w:rPr>
+        <w:t xml:space="preserve"> </w:t>
+      </w:r>
+      <w:proofErr w:type="spellStart"/>
+      <w:r>
+        <w:rPr>
+          <w:rFonts w:ascii="Times New Roman" w:hAnsi="Times New Roman" w:cs="Times New Roman"/>
+          <w:bCs/>
+          <w:sz w:val="28"/>
+          <w:lang w:val="en-US"/>
+        </w:rPr>
+        <w:t>перевіряється</w:t>
+      </w:r>
+      <w:proofErr w:type="spellEnd"/>
+      <w:r>
+        <w:rPr>
+          <w:rFonts w:ascii="Times New Roman" w:hAnsi="Times New Roman" w:cs="Times New Roman"/>
+          <w:bCs/>
+          <w:sz w:val="28"/>
+          <w:lang w:val="en-US"/>
+        </w:rPr>
+        <w:t xml:space="preserve"> </w:t>
+      </w:r>
+      <w:proofErr w:type="spellStart"/>
+      <w:r>
+        <w:rPr>
+          <w:rFonts w:ascii="Times New Roman" w:hAnsi="Times New Roman" w:cs="Times New Roman"/>
+          <w:bCs/>
+          <w:sz w:val="28"/>
+          <w:lang w:val="en-US"/>
+        </w:rPr>
+        <w:t>робота</w:t>
+      </w:r>
+      <w:proofErr w:type="spellEnd"/>
+      <w:r>
+        <w:rPr>
+          <w:rFonts w:ascii="Times New Roman" w:hAnsi="Times New Roman" w:cs="Times New Roman"/>
+          <w:bCs/>
+          <w:sz w:val="28"/>
+          <w:lang w:val="en-US"/>
+        </w:rPr>
+        <w:t xml:space="preserve"> </w:t>
+      </w:r>
+      <w:proofErr w:type="spellStart"/>
+      <w:r>
+        <w:rPr>
+          <w:rFonts w:ascii="Times New Roman" w:hAnsi="Times New Roman" w:cs="Times New Roman"/>
+          <w:bCs/>
+          <w:sz w:val="28"/>
+          <w:lang w:val="en-US"/>
+        </w:rPr>
+        <w:t>стратегії</w:t>
+      </w:r>
+      <w:proofErr w:type="spellEnd"/>
+      <w:r>
+        <w:rPr>
+          <w:rFonts w:ascii="Times New Roman" w:hAnsi="Times New Roman" w:cs="Times New Roman"/>
+          <w:bCs/>
+          <w:sz w:val="28"/>
+          <w:lang w:val="en-US"/>
+        </w:rPr>
+        <w:t xml:space="preserve"> </w:t>
+      </w:r>
+      <w:proofErr w:type="spellStart"/>
+      <w:r>
+        <w:rPr>
+          <w:rFonts w:ascii="Times New Roman" w:hAnsi="Times New Roman" w:cs="Times New Roman"/>
+          <w:bCs/>
+          <w:sz w:val="28"/>
+          <w:lang w:val="en-US"/>
+        </w:rPr>
+        <w:t>експоненційного</w:t>
+      </w:r>
+      <w:proofErr w:type="spellEnd"/>
+      <w:r>
+        <w:rPr>
+          <w:rFonts w:ascii="Times New Roman" w:hAnsi="Times New Roman" w:cs="Times New Roman"/>
+          <w:bCs/>
+          <w:sz w:val="28"/>
+          <w:lang w:val="en-US"/>
+        </w:rPr>
+        <w:t xml:space="preserve"> </w:t>
+      </w:r>
+      <w:proofErr w:type="spellStart"/>
+      <w:r>
+        <w:rPr>
+          <w:rFonts w:ascii="Times New Roman" w:hAnsi="Times New Roman" w:cs="Times New Roman"/>
+          <w:bCs/>
+          <w:sz w:val="28"/>
+          <w:lang w:val="en-US"/>
+        </w:rPr>
+        <w:t>очікування</w:t>
+      </w:r>
+      <w:proofErr w:type="spellEnd"/>
+      <w:r>
+        <w:rPr>
+          <w:rFonts w:ascii="Times New Roman" w:hAnsi="Times New Roman" w:cs="Times New Roman"/>
+          <w:bCs/>
+          <w:sz w:val="28"/>
+          <w:lang w:val="en-US"/>
+        </w:rPr>
+        <w:t xml:space="preserve"> з </w:t>
+      </w:r>
+      <w:proofErr w:type="spellStart"/>
+      <w:r>
+        <w:rPr>
+          <w:rFonts w:ascii="Times New Roman" w:hAnsi="Times New Roman" w:cs="Times New Roman"/>
+          <w:bCs/>
+          <w:sz w:val="28"/>
+          <w:lang w:val="en-US"/>
+        </w:rPr>
+        <w:t>додаванням</w:t>
+      </w:r>
+      <w:proofErr w:type="spellEnd"/>
+      <w:r>
+        <w:rPr>
+          <w:rFonts w:ascii="Times New Roman" w:hAnsi="Times New Roman" w:cs="Times New Roman"/>
+          <w:bCs/>
+          <w:sz w:val="28"/>
+          <w:lang w:val="en-US"/>
+        </w:rPr>
+        <w:t xml:space="preserve"> </w:t>
+      </w:r>
+      <w:proofErr w:type="spellStart"/>
+      <w:r>
+        <w:rPr>
+          <w:rFonts w:ascii="Times New Roman" w:hAnsi="Times New Roman" w:cs="Times New Roman"/>
+          <w:bCs/>
+          <w:sz w:val="28"/>
+          <w:lang w:val="en-US"/>
+        </w:rPr>
+        <w:t>випадкового</w:t>
+      </w:r>
+      <w:proofErr w:type="spellEnd"/>
+      <w:r>
+        <w:rPr>
+          <w:rFonts w:ascii="Times New Roman" w:hAnsi="Times New Roman" w:cs="Times New Roman"/>
+          <w:bCs/>
+          <w:sz w:val="28"/>
+          <w:lang w:val="en-US"/>
+        </w:rPr>
+        <w:t xml:space="preserve"> </w:t>
+      </w:r>
+      <w:proofErr w:type="spellStart"/>
+      <w:r>
+        <w:rPr>
+          <w:rFonts w:ascii="Times New Roman" w:hAnsi="Times New Roman" w:cs="Times New Roman"/>
+          <w:bCs/>
+          <w:sz w:val="28"/>
+          <w:lang w:val="en-US"/>
+        </w:rPr>
+        <w:t>шуму</w:t>
+      </w:r>
+      <w:proofErr w:type="spellEnd"/>
+      <w:r>
+        <w:rPr>
+          <w:rFonts w:ascii="Times New Roman" w:hAnsi="Times New Roman" w:cs="Times New Roman"/>
+          <w:bCs/>
+          <w:sz w:val="28"/>
+          <w:lang w:val="en-US"/>
+        </w:rPr>
+        <w:t xml:space="preserve"> (strategy = </w:t>
+      </w:r>
+      <w:proofErr w:type="spellStart"/>
+      <w:r>
+        <w:rPr>
+          <w:rFonts w:ascii="Times New Roman" w:hAnsi="Times New Roman" w:cs="Times New Roman"/>
+          <w:bCs/>
+          <w:sz w:val="28"/>
+          <w:lang w:val="en-US"/>
+        </w:rPr>
+        <w:t>exponentialJitter</w:t>
+      </w:r>
+      <w:proofErr w:type="spellEnd"/>
+      <w:r>
+        <w:rPr>
+          <w:rFonts w:ascii="Times New Roman" w:hAnsi="Times New Roman" w:cs="Times New Roman"/>
+          <w:bCs/>
+          <w:sz w:val="28"/>
+          <w:lang w:val="en-US"/>
+        </w:rPr>
+        <w:t xml:space="preserve">) </w:t>
+      </w:r>
+      <w:proofErr w:type="spellStart"/>
+      <w:r>
+        <w:rPr>
+          <w:rFonts w:ascii="Times New Roman" w:hAnsi="Times New Roman" w:cs="Times New Roman"/>
+          <w:bCs/>
+          <w:sz w:val="28"/>
+          <w:lang w:val="en-US"/>
+        </w:rPr>
+        <w:t>для</w:t>
+      </w:r>
+      <w:proofErr w:type="spellEnd"/>
+      <w:r>
+        <w:rPr>
+          <w:rFonts w:ascii="Times New Roman" w:hAnsi="Times New Roman" w:cs="Times New Roman"/>
+          <w:bCs/>
+          <w:sz w:val="28"/>
+          <w:lang w:val="en-US"/>
+        </w:rPr>
+        <w:t xml:space="preserve"> </w:t>
+      </w:r>
+      <w:proofErr w:type="spellStart"/>
+      <w:r>
+        <w:rPr>
+          <w:rFonts w:ascii="Times New Roman" w:hAnsi="Times New Roman" w:cs="Times New Roman"/>
+          <w:bCs/>
+          <w:sz w:val="28"/>
+          <w:lang w:val="en-US"/>
+        </w:rPr>
+        <w:t>запобігання</w:t>
+      </w:r>
+      <w:proofErr w:type="spellEnd"/>
+      <w:r>
+        <w:rPr>
+          <w:rFonts w:ascii="Times New Roman" w:hAnsi="Times New Roman" w:cs="Times New Roman"/>
+          <w:bCs/>
+          <w:sz w:val="28"/>
+          <w:lang w:val="en-US"/>
+        </w:rPr>
+        <w:t xml:space="preserve"> </w:t>
+      </w:r>
+      <w:proofErr w:type="spellStart"/>
+      <w:r>
+        <w:rPr>
+          <w:rFonts w:ascii="Times New Roman" w:hAnsi="Times New Roman" w:cs="Times New Roman"/>
+          <w:bCs/>
+          <w:sz w:val="28"/>
+          <w:lang w:val="en-US"/>
+        </w:rPr>
+        <w:t>синхронізації</w:t>
+      </w:r>
+      <w:proofErr w:type="spellEnd"/>
+      <w:r>
+        <w:rPr>
+          <w:rFonts w:ascii="Times New Roman" w:hAnsi="Times New Roman" w:cs="Times New Roman"/>
+          <w:bCs/>
+          <w:sz w:val="28"/>
+          <w:lang w:val="en-US"/>
+        </w:rPr>
+        <w:t xml:space="preserve"> </w:t>
+      </w:r>
+      <w:proofErr w:type="spellStart"/>
+      <w:r>
+        <w:rPr>
+          <w:rFonts w:ascii="Times New Roman" w:hAnsi="Times New Roman" w:cs="Times New Roman"/>
+          <w:bCs/>
+          <w:sz w:val="28"/>
+          <w:lang w:val="en-US"/>
+        </w:rPr>
+        <w:t>повторних</w:t>
+      </w:r>
+      <w:proofErr w:type="spellEnd"/>
+      <w:r>
+        <w:rPr>
+          <w:rFonts w:ascii="Times New Roman" w:hAnsi="Times New Roman" w:cs="Times New Roman"/>
+          <w:bCs/>
+          <w:sz w:val="28"/>
+          <w:lang w:val="en-US"/>
+        </w:rPr>
+        <w:t xml:space="preserve"> </w:t>
+      </w:r>
+      <w:proofErr w:type="spellStart"/>
+      <w:r>
+        <w:rPr>
+          <w:rFonts w:ascii="Times New Roman" w:hAnsi="Times New Roman" w:cs="Times New Roman"/>
+          <w:bCs/>
+          <w:sz w:val="28"/>
+          <w:lang w:val="en-US"/>
+        </w:rPr>
+        <w:t>запитів</w:t>
+      </w:r>
+      <w:proofErr w:type="spellEnd"/>
+      <w:r>
+        <w:rPr>
+          <w:rFonts w:ascii="Times New Roman" w:hAnsi="Times New Roman" w:cs="Times New Roman"/>
+          <w:bCs/>
+          <w:sz w:val="28"/>
+          <w:lang w:val="en-US"/>
+        </w:rPr>
+        <w:t>:</w:t>
       </w:r>
     </w:p>
     <w:p>
@@ -4587,6 +8200,7 @@
           <w:sz w:val="28"/>
         </w:rPr>
       </w:pPr>
+      <w:proofErr w:type="spellStart"/>
       <w:r>
         <w:rPr>
           <w:rFonts w:ascii="Times New Roman" w:hAnsi="Times New Roman" w:cs="Times New Roman"/>
@@ -4595,7 +8209,18 @@
           <w:iCs/>
           <w:sz w:val="28"/>
         </w:rPr>
-        <w:t>curl "http://localhost:3000/demo/run?strategy=exponentialJitter&amp;maxAttempts=3&amp;failCount=2&amp;baseDelayMs=500&amp;multiplier=2&amp;maxJitterMs=300"</w:t>
+        <w:t>curl</w:t>
+      </w:r>
+      <w:proofErr w:type="spellEnd"/>
+      <w:r>
+        <w:rPr>
+          <w:rFonts w:ascii="Times New Roman" w:hAnsi="Times New Roman" w:cs="Times New Roman"/>
+          <w:bCs/>
+          <w:i/>
+          <w:iCs/>
+          <w:sz w:val="28"/>
+        </w:rPr>
+        <w:t xml:space="preserve"> "http://localhost:3000/demo/run?strategy=exponentialJitter&amp;maxAttempts=3&amp;failCount=2&amp;baseDelayMs=500&amp;multiplier=2&amp;maxJitterMs=300"</w:t>
       </w:r>
     </w:p>
     <w:p>
@@ -4614,7 +8239,25 @@
           <w:bCs/>
           <w:sz w:val="28"/>
         </w:rPr>
-        <w:t>У цьому режимі до розрахункових експоненційних значень (500 мс та 1000 мс) додається псевдовипадкове число в діапазоні $[0, 300]$ мс, що наочно відображається у консольному журналі сервера та фінальній JSON-відповіді з унікальними затримками.</w:t>
+        <w:t xml:space="preserve">У цьому режимі до розрахункових </w:t>
+      </w:r>
+      <w:proofErr w:type="spellStart"/>
+      <w:r>
+        <w:rPr>
+          <w:rFonts w:ascii="Times New Roman" w:hAnsi="Times New Roman" w:cs="Times New Roman"/>
+          <w:bCs/>
+          <w:sz w:val="28"/>
+        </w:rPr>
+        <w:t>експоненційних</w:t>
+      </w:r>
+      <w:proofErr w:type="spellEnd"/>
+      <w:r>
+        <w:rPr>
+          <w:rFonts w:ascii="Times New Roman" w:hAnsi="Times New Roman" w:cs="Times New Roman"/>
+          <w:bCs/>
+          <w:sz w:val="28"/>
+        </w:rPr>
+        <w:t xml:space="preserve"> значень (500 мс та 1000 мс) додається псевдовипадкове число в діапазоні $[0, 300]$ мс, що наочно відображається у консольному журналі сервера та фінальній JSON-відповіді з унікальними затримками.</w:t>
       </w:r>
     </w:p>
     <w:p>
@@ -4744,6 +8387,7 @@
         </w:rPr>
         <w:t xml:space="preserve">при параметрах </w:t>
       </w:r>
+      <w:proofErr w:type="spellStart"/>
       <w:r>
         <w:rPr>
           <w:rFonts w:ascii="Times New Roman" w:hAnsi="Times New Roman" w:cs="Times New Roman"/>
@@ -4752,8 +8396,9 @@
           <w:iCs/>
           <w:sz w:val="28"/>
         </w:rPr>
-        <w:t>delayMs = 1000</w:t>
-      </w:r>
+        <w:t>delayMs</w:t>
+      </w:r>
+      <w:proofErr w:type="spellEnd"/>
       <w:r>
         <w:rPr>
           <w:rFonts w:ascii="Times New Roman" w:hAnsi="Times New Roman" w:cs="Times New Roman"/>
@@ -4762,7 +8407,7 @@
           <w:iCs/>
           <w:sz w:val="28"/>
         </w:rPr>
-        <w:t xml:space="preserve">, </w:t>
+        <w:t xml:space="preserve"> = 1000</w:t>
       </w:r>
       <w:r>
         <w:rPr>
@@ -4772,8 +8417,9 @@
           <w:iCs/>
           <w:sz w:val="28"/>
         </w:rPr>
-        <w:t xml:space="preserve">leading = </w:t>
-      </w:r>
+        <w:t xml:space="preserve">, </w:t>
+      </w:r>
+      <w:proofErr w:type="spellStart"/>
       <w:r>
         <w:rPr>
           <w:rFonts w:ascii="Times New Roman" w:hAnsi="Times New Roman" w:cs="Times New Roman"/>
@@ -4781,10 +8427,10 @@
           <w:i/>
           <w:iCs/>
           <w:sz w:val="28"/>
-          <w:lang w:val="en-US"/>
-        </w:rPr>
-        <w:t>false</w:t>
-      </w:r>
+        </w:rPr>
+        <w:t>leading</w:t>
+      </w:r>
+      <w:proofErr w:type="spellEnd"/>
       <w:r>
         <w:rPr>
           <w:rFonts w:ascii="Times New Roman" w:hAnsi="Times New Roman" w:cs="Times New Roman"/>
@@ -4793,7 +8439,7 @@
           <w:iCs/>
           <w:sz w:val="28"/>
         </w:rPr>
-        <w:t xml:space="preserve"> </w:t>
+        <w:t xml:space="preserve"> = </w:t>
       </w:r>
       <w:r>
         <w:rPr>
@@ -4802,8 +8448,9 @@
           <w:i/>
           <w:iCs/>
           <w:sz w:val="28"/>
-        </w:rPr>
-        <w:t xml:space="preserve">trailing = </w:t>
+          <w:lang w:val="en-US"/>
+        </w:rPr>
+        <w:t>false</w:t>
       </w:r>
       <w:r>
         <w:rPr>
@@ -4812,23 +8459,11 @@
           <w:i/>
           <w:iCs/>
           <w:sz w:val="28"/>
-          <w:lang w:val="en-US"/>
-        </w:rPr>
-        <w:t>false</w:t>
-      </w:r>
-    </w:p>
-    <w:p>
-      <w:pPr>
-        <w:jc w:val="both"/>
-        <w:rPr>
-          <w:rFonts w:ascii="Times New Roman" w:hAnsi="Times New Roman" w:cs="Times New Roman"/>
-          <w:bCs/>
-          <w:sz w:val="28"/>
-        </w:rPr>
-      </w:pPr>
-    </w:p>
-    <w:p>
-      <w:pPr>
+        </w:rPr>
+        <w:t xml:space="preserve"> </w:t>
+      </w:r>
+      <w:proofErr w:type="spellStart"/>
+      <w:r>
         <w:rPr>
           <w:rFonts w:ascii="Times New Roman" w:hAnsi="Times New Roman" w:cs="Times New Roman"/>
           <w:bCs/>
@@ -4836,7 +8471,9 @@
           <w:iCs/>
           <w:sz w:val="28"/>
         </w:rPr>
-      </w:pPr>
+        <w:t>trailing</w:t>
+      </w:r>
+      <w:proofErr w:type="spellEnd"/>
       <w:r>
         <w:rPr>
           <w:rFonts w:ascii="Times New Roman" w:hAnsi="Times New Roman" w:cs="Times New Roman"/>
@@ -4845,6 +8482,48 @@
           <w:iCs/>
           <w:sz w:val="28"/>
         </w:rPr>
+        <w:t xml:space="preserve"> = </w:t>
+      </w:r>
+      <w:r>
+        <w:rPr>
+          <w:rFonts w:ascii="Times New Roman" w:hAnsi="Times New Roman" w:cs="Times New Roman"/>
+          <w:bCs/>
+          <w:i/>
+          <w:iCs/>
+          <w:sz w:val="28"/>
+          <w:lang w:val="en-US"/>
+        </w:rPr>
+        <w:t>false</w:t>
+      </w:r>
+    </w:p>
+    <w:p>
+      <w:pPr>
+        <w:jc w:val="both"/>
+        <w:rPr>
+          <w:rFonts w:ascii="Times New Roman" w:hAnsi="Times New Roman" w:cs="Times New Roman"/>
+          <w:bCs/>
+          <w:sz w:val="28"/>
+        </w:rPr>
+      </w:pPr>
+    </w:p>
+    <w:p>
+      <w:pPr>
+        <w:rPr>
+          <w:rFonts w:ascii="Times New Roman" w:hAnsi="Times New Roman" w:cs="Times New Roman"/>
+          <w:bCs/>
+          <w:i/>
+          <w:iCs/>
+          <w:sz w:val="28"/>
+        </w:rPr>
+      </w:pPr>
+      <w:r>
+        <w:rPr>
+          <w:rFonts w:ascii="Times New Roman" w:hAnsi="Times New Roman" w:cs="Times New Roman"/>
+          <w:bCs/>
+          <w:i/>
+          <w:iCs/>
+          <w:sz w:val="28"/>
+        </w:rPr>
         <w:br w:type="page"/>
       </w:r>
     </w:p>
@@ -4887,7 +8566,43 @@
           <w:bCs/>
           <w:sz w:val="28"/>
         </w:rPr>
-        <w:t>У ході виконання лабораторної роботи було досліджено принцип функціонування патерну Retry (Повтор) та розроблено його повнофункціональну реалізацію.</w:t>
+        <w:t xml:space="preserve">У ході виконання лабораторної роботи було досліджено принцип функціонування </w:t>
+      </w:r>
+      <w:proofErr w:type="spellStart"/>
+      <w:r>
+        <w:rPr>
+          <w:rFonts w:ascii="Times New Roman" w:hAnsi="Times New Roman" w:cs="Times New Roman"/>
+          <w:bCs/>
+          <w:sz w:val="28"/>
+        </w:rPr>
+        <w:t>патерну</w:t>
+      </w:r>
+      <w:proofErr w:type="spellEnd"/>
+      <w:r>
+        <w:rPr>
+          <w:rFonts w:ascii="Times New Roman" w:hAnsi="Times New Roman" w:cs="Times New Roman"/>
+          <w:bCs/>
+          <w:sz w:val="28"/>
+        </w:rPr>
+        <w:t xml:space="preserve"> </w:t>
+      </w:r>
+      <w:proofErr w:type="spellStart"/>
+      <w:r>
+        <w:rPr>
+          <w:rFonts w:ascii="Times New Roman" w:hAnsi="Times New Roman" w:cs="Times New Roman"/>
+          <w:bCs/>
+          <w:sz w:val="28"/>
+        </w:rPr>
+        <w:t>Retry</w:t>
+      </w:r>
+      <w:proofErr w:type="spellEnd"/>
+      <w:r>
+        <w:rPr>
+          <w:rFonts w:ascii="Times New Roman" w:hAnsi="Times New Roman" w:cs="Times New Roman"/>
+          <w:bCs/>
+          <w:sz w:val="28"/>
+        </w:rPr>
+        <w:t xml:space="preserve"> (Повтор) та розроблено його повнофункціональну реалізацію.</w:t>
       </w:r>
     </w:p>
     <w:p>
@@ -4906,7 +8621,169 @@
           <w:bCs/>
           <w:sz w:val="28"/>
         </w:rPr>
-        <w:t>Було створено універсальний механізм автоматичного повторного виконання асинхронних операцій Retryer із підтримкою конфігурації максимальної кількості спроб maxAttempts та трьох стратегій розрахунку часових інтервалів: constant, exponential та exponentialJitter. Реалізація забезпечує точне дотримання лімітів очікування, динамічний розрахунок затримок за формулою експоненційного зростання, додавання псевдовипадкового шуму для запобігання проблемі Thundering Herd, а також фільтрацію винятків за допомогою параметра retryOn.</w:t>
+        <w:t xml:space="preserve">Було створено універсальний механізм автоматичного повторного виконання асинхронних операцій </w:t>
+      </w:r>
+      <w:proofErr w:type="spellStart"/>
+      <w:r>
+        <w:rPr>
+          <w:rFonts w:ascii="Times New Roman" w:hAnsi="Times New Roman" w:cs="Times New Roman"/>
+          <w:bCs/>
+          <w:sz w:val="28"/>
+        </w:rPr>
+        <w:t>Retryer</w:t>
+      </w:r>
+      <w:proofErr w:type="spellEnd"/>
+      <w:r>
+        <w:rPr>
+          <w:rFonts w:ascii="Times New Roman" w:hAnsi="Times New Roman" w:cs="Times New Roman"/>
+          <w:bCs/>
+          <w:sz w:val="28"/>
+        </w:rPr>
+        <w:t xml:space="preserve"> із підтримкою конфігурації максимальної кількості спроб </w:t>
+      </w:r>
+      <w:proofErr w:type="spellStart"/>
+      <w:r>
+        <w:rPr>
+          <w:rFonts w:ascii="Times New Roman" w:hAnsi="Times New Roman" w:cs="Times New Roman"/>
+          <w:bCs/>
+          <w:sz w:val="28"/>
+        </w:rPr>
+        <w:t>maxAttempts</w:t>
+      </w:r>
+      <w:proofErr w:type="spellEnd"/>
+      <w:r>
+        <w:rPr>
+          <w:rFonts w:ascii="Times New Roman" w:hAnsi="Times New Roman" w:cs="Times New Roman"/>
+          <w:bCs/>
+          <w:sz w:val="28"/>
+        </w:rPr>
+        <w:t xml:space="preserve"> та трьох стратегій розрахунку часових інтервалів: </w:t>
+      </w:r>
+      <w:proofErr w:type="spellStart"/>
+      <w:r>
+        <w:rPr>
+          <w:rFonts w:ascii="Times New Roman" w:hAnsi="Times New Roman" w:cs="Times New Roman"/>
+          <w:bCs/>
+          <w:sz w:val="28"/>
+        </w:rPr>
+        <w:t>constant</w:t>
+      </w:r>
+      <w:proofErr w:type="spellEnd"/>
+      <w:r>
+        <w:rPr>
+          <w:rFonts w:ascii="Times New Roman" w:hAnsi="Times New Roman" w:cs="Times New Roman"/>
+          <w:bCs/>
+          <w:sz w:val="28"/>
+        </w:rPr>
+        <w:t xml:space="preserve">, </w:t>
+      </w:r>
+      <w:proofErr w:type="spellStart"/>
+      <w:r>
+        <w:rPr>
+          <w:rFonts w:ascii="Times New Roman" w:hAnsi="Times New Roman" w:cs="Times New Roman"/>
+          <w:bCs/>
+          <w:sz w:val="28"/>
+        </w:rPr>
+        <w:t>exponential</w:t>
+      </w:r>
+      <w:proofErr w:type="spellEnd"/>
+      <w:r>
+        <w:rPr>
+          <w:rFonts w:ascii="Times New Roman" w:hAnsi="Times New Roman" w:cs="Times New Roman"/>
+          <w:bCs/>
+          <w:sz w:val="28"/>
+        </w:rPr>
+        <w:t xml:space="preserve"> та </w:t>
+      </w:r>
+      <w:proofErr w:type="spellStart"/>
+      <w:r>
+        <w:rPr>
+          <w:rFonts w:ascii="Times New Roman" w:hAnsi="Times New Roman" w:cs="Times New Roman"/>
+          <w:bCs/>
+          <w:sz w:val="28"/>
+        </w:rPr>
+        <w:t>exponentialJitter</w:t>
+      </w:r>
+      <w:proofErr w:type="spellEnd"/>
+      <w:r>
+        <w:rPr>
+          <w:rFonts w:ascii="Times New Roman" w:hAnsi="Times New Roman" w:cs="Times New Roman"/>
+          <w:bCs/>
+          <w:sz w:val="28"/>
+        </w:rPr>
+        <w:t xml:space="preserve">. Реалізація забезпечує точне дотримання лімітів очікування, динамічний розрахунок затримок за формулою </w:t>
+      </w:r>
+      <w:proofErr w:type="spellStart"/>
+      <w:r>
+        <w:rPr>
+          <w:rFonts w:ascii="Times New Roman" w:hAnsi="Times New Roman" w:cs="Times New Roman"/>
+          <w:bCs/>
+          <w:sz w:val="28"/>
+        </w:rPr>
+        <w:t>експоненційного</w:t>
+      </w:r>
+      <w:proofErr w:type="spellEnd"/>
+      <w:r>
+        <w:rPr>
+          <w:rFonts w:ascii="Times New Roman" w:hAnsi="Times New Roman" w:cs="Times New Roman"/>
+          <w:bCs/>
+          <w:sz w:val="28"/>
+        </w:rPr>
+        <w:t xml:space="preserve"> зростання, додавання псевдовипадкового шуму для запобігання проблемі </w:t>
+      </w:r>
+      <w:proofErr w:type="spellStart"/>
+      <w:r>
+        <w:rPr>
+          <w:rFonts w:ascii="Times New Roman" w:hAnsi="Times New Roman" w:cs="Times New Roman"/>
+          <w:bCs/>
+          <w:sz w:val="28"/>
+        </w:rPr>
+        <w:t>Thundering</w:t>
+      </w:r>
+      <w:proofErr w:type="spellEnd"/>
+      <w:r>
+        <w:rPr>
+          <w:rFonts w:ascii="Times New Roman" w:hAnsi="Times New Roman" w:cs="Times New Roman"/>
+          <w:bCs/>
+          <w:sz w:val="28"/>
+        </w:rPr>
+        <w:t xml:space="preserve"> </w:t>
+      </w:r>
+      <w:proofErr w:type="spellStart"/>
+      <w:r>
+        <w:rPr>
+          <w:rFonts w:ascii="Times New Roman" w:hAnsi="Times New Roman" w:cs="Times New Roman"/>
+          <w:bCs/>
+          <w:sz w:val="28"/>
+        </w:rPr>
+        <w:t>Herd</w:t>
+      </w:r>
+      <w:proofErr w:type="spellEnd"/>
+      <w:r>
+        <w:rPr>
+          <w:rFonts w:ascii="Times New Roman" w:hAnsi="Times New Roman" w:cs="Times New Roman"/>
+          <w:bCs/>
+          <w:sz w:val="28"/>
+        </w:rPr>
+        <w:t xml:space="preserve">, а також фільтрацію винятків за допомогою параметра </w:t>
+      </w:r>
+      <w:proofErr w:type="spellStart"/>
+      <w:r>
+        <w:rPr>
+          <w:rFonts w:ascii="Times New Roman" w:hAnsi="Times New Roman" w:cs="Times New Roman"/>
+          <w:bCs/>
+          <w:sz w:val="28"/>
+        </w:rPr>
+        <w:t>retryOn</w:t>
+      </w:r>
+      <w:proofErr w:type="spellEnd"/>
+      <w:r>
+        <w:rPr>
+          <w:rFonts w:ascii="Times New Roman" w:hAnsi="Times New Roman" w:cs="Times New Roman"/>
+          <w:bCs/>
+          <w:sz w:val="28"/>
+        </w:rPr>
+        <w:t>.</w:t>
       </w:r>
     </w:p>
     <w:p>
@@ -4933,7 +8810,133 @@
           <w:bCs/>
           <w:sz w:val="28"/>
         </w:rPr>
-        <w:t>еалізовано локальний HTTP-сервер на базі стандартного модуля node:http, який симулює нестабільні мережеві ендпоінти (/mock/flaky, /mock/fatal) і надає демонстраційний маршрут для ручної перевірки через утиліту curl.</w:t>
+        <w:t xml:space="preserve">еалізовано локальний HTTP-сервер на базі стандартного модуля </w:t>
+      </w:r>
+      <w:proofErr w:type="spellStart"/>
+      <w:r>
+        <w:rPr>
+          <w:rFonts w:ascii="Times New Roman" w:hAnsi="Times New Roman" w:cs="Times New Roman"/>
+          <w:bCs/>
+          <w:sz w:val="28"/>
+        </w:rPr>
+        <w:t>node:http</w:t>
+      </w:r>
+      <w:proofErr w:type="spellEnd"/>
+      <w:r>
+        <w:rPr>
+          <w:rFonts w:ascii="Times New Roman" w:hAnsi="Times New Roman" w:cs="Times New Roman"/>
+          <w:bCs/>
+          <w:sz w:val="28"/>
+        </w:rPr>
+        <w:t xml:space="preserve">, який симулює нестабільні мережеві </w:t>
+      </w:r>
+      <w:proofErr w:type="spellStart"/>
+      <w:r>
+        <w:rPr>
+          <w:rFonts w:ascii="Times New Roman" w:hAnsi="Times New Roman" w:cs="Times New Roman"/>
+          <w:bCs/>
+          <w:sz w:val="28"/>
+        </w:rPr>
+        <w:t>ендпоінти</w:t>
+      </w:r>
+      <w:proofErr w:type="spellEnd"/>
+      <w:r>
+        <w:rPr>
+          <w:rFonts w:ascii="Times New Roman" w:hAnsi="Times New Roman" w:cs="Times New Roman"/>
+          <w:bCs/>
+          <w:sz w:val="28"/>
+        </w:rPr>
+        <w:t xml:space="preserve"> (/</w:t>
+      </w:r>
+      <w:proofErr w:type="spellStart"/>
+      <w:r>
+        <w:rPr>
+          <w:rFonts w:ascii="Times New Roman" w:hAnsi="Times New Roman" w:cs="Times New Roman"/>
+          <w:bCs/>
+          <w:sz w:val="28"/>
+        </w:rPr>
+        <w:t>mock</w:t>
+      </w:r>
+      <w:proofErr w:type="spellEnd"/>
+      <w:r>
+        <w:rPr>
+          <w:rFonts w:ascii="Times New Roman" w:hAnsi="Times New Roman" w:cs="Times New Roman"/>
+          <w:bCs/>
+          <w:sz w:val="28"/>
+        </w:rPr>
+        <w:t>/</w:t>
+      </w:r>
+      <w:proofErr w:type="spellStart"/>
+      <w:r>
+        <w:rPr>
+          <w:rFonts w:ascii="Times New Roman" w:hAnsi="Times New Roman" w:cs="Times New Roman"/>
+          <w:bCs/>
+          <w:sz w:val="28"/>
+        </w:rPr>
+        <w:t>flaky</w:t>
+      </w:r>
+      <w:proofErr w:type="spellEnd"/>
+      <w:r>
+        <w:rPr>
+          <w:rFonts w:ascii="Times New Roman" w:hAnsi="Times New Roman" w:cs="Times New Roman"/>
+          <w:bCs/>
+          <w:sz w:val="28"/>
+        </w:rPr>
+        <w:t>, /</w:t>
+      </w:r>
+      <w:proofErr w:type="spellStart"/>
+      <w:r>
+        <w:rPr>
+          <w:rFonts w:ascii="Times New Roman" w:hAnsi="Times New Roman" w:cs="Times New Roman"/>
+          <w:bCs/>
+          <w:sz w:val="28"/>
+        </w:rPr>
+        <w:t>mock</w:t>
+      </w:r>
+      <w:proofErr w:type="spellEnd"/>
+      <w:r>
+        <w:rPr>
+          <w:rFonts w:ascii="Times New Roman" w:hAnsi="Times New Roman" w:cs="Times New Roman"/>
+          <w:bCs/>
+          <w:sz w:val="28"/>
+        </w:rPr>
+        <w:t>/</w:t>
+      </w:r>
+      <w:proofErr w:type="spellStart"/>
+      <w:r>
+        <w:rPr>
+          <w:rFonts w:ascii="Times New Roman" w:hAnsi="Times New Roman" w:cs="Times New Roman"/>
+          <w:bCs/>
+          <w:sz w:val="28"/>
+        </w:rPr>
+        <w:t>fatal</w:t>
+      </w:r>
+      <w:proofErr w:type="spellEnd"/>
+      <w:r>
+        <w:rPr>
+          <w:rFonts w:ascii="Times New Roman" w:hAnsi="Times New Roman" w:cs="Times New Roman"/>
+          <w:bCs/>
+          <w:sz w:val="28"/>
+        </w:rPr>
+        <w:t xml:space="preserve">) і надає демонстраційний маршрут для ручної перевірки через утиліту </w:t>
+      </w:r>
+      <w:proofErr w:type="spellStart"/>
+      <w:r>
+        <w:rPr>
+          <w:rFonts w:ascii="Times New Roman" w:hAnsi="Times New Roman" w:cs="Times New Roman"/>
+          <w:bCs/>
+          <w:sz w:val="28"/>
+        </w:rPr>
+        <w:t>curl</w:t>
+      </w:r>
+      <w:proofErr w:type="spellEnd"/>
+      <w:r>
+        <w:rPr>
+          <w:rFonts w:ascii="Times New Roman" w:hAnsi="Times New Roman" w:cs="Times New Roman"/>
+          <w:bCs/>
+          <w:sz w:val="28"/>
+        </w:rPr>
+        <w:t>.</w:t>
       </w:r>
     </w:p>
     <w:p>
@@ -4952,7 +8955,43 @@
           <w:bCs/>
           <w:sz w:val="28"/>
         </w:rPr>
-        <w:t>У результаті проведених експериментів було успішно підтверджено коректність обробки всіх базових сценаріїв: негайне виконання з першої спроби, відновлення після транзитних серверних помилок 5xx із поступовим збільшенням пауз, коректне завершення роботи після вичерпання ліміту спроб, а також миттєве переривання без повторів у разі виникнення незворотних клієнтських помилок 4xx. Практичні результати довели високу ефективність патерну Retry для підвищення стійкості розподілених та хмарних систем до короткочасних мережевих збоїв.</w:t>
+        <w:t xml:space="preserve">У результаті проведених експериментів було успішно підтверджено коректність обробки всіх базових сценаріїв: негайне виконання з першої спроби, відновлення після транзитних серверних помилок 5xx із поступовим збільшенням пауз, коректне завершення роботи після вичерпання ліміту спроб, а також миттєве переривання без повторів у разі виникнення незворотних клієнтських помилок 4xx. Практичні результати довели високу ефективність </w:t>
+      </w:r>
+      <w:proofErr w:type="spellStart"/>
+      <w:r>
+        <w:rPr>
+          <w:rFonts w:ascii="Times New Roman" w:hAnsi="Times New Roman" w:cs="Times New Roman"/>
+          <w:bCs/>
+          <w:sz w:val="28"/>
+        </w:rPr>
+        <w:t>патерну</w:t>
+      </w:r>
+      <w:proofErr w:type="spellEnd"/>
+      <w:r>
+        <w:rPr>
+          <w:rFonts w:ascii="Times New Roman" w:hAnsi="Times New Roman" w:cs="Times New Roman"/>
+          <w:bCs/>
+          <w:sz w:val="28"/>
+        </w:rPr>
+        <w:t xml:space="preserve"> </w:t>
+      </w:r>
+      <w:proofErr w:type="spellStart"/>
+      <w:r>
+        <w:rPr>
+          <w:rFonts w:ascii="Times New Roman" w:hAnsi="Times New Roman" w:cs="Times New Roman"/>
+          <w:bCs/>
+          <w:sz w:val="28"/>
+        </w:rPr>
+        <w:t>Retry</w:t>
+      </w:r>
+      <w:proofErr w:type="spellEnd"/>
+      <w:r>
+        <w:rPr>
+          <w:rFonts w:ascii="Times New Roman" w:hAnsi="Times New Roman" w:cs="Times New Roman"/>
+          <w:bCs/>
+          <w:sz w:val="28"/>
+        </w:rPr>
+        <w:t xml:space="preserve"> для підвищення стійкості розподілених та хмарних систем до короткочасних мережевих збоїв.</w:t>
       </w:r>
       <w:r>
         <w:rPr>
